--- a/Lab8/LAB 8_Building an API-powered List Screen.docx
+++ b/Lab8/LAB 8_Building an API-powered List Screen.docx
@@ -1,6 +1,6 @@
 
 <file path=word/document.xml><?xml version="1.0" encoding="utf-8"?>
-<w:document xmlns:wpc="http://schemas.microsoft.com/office/word/2010/wordprocessingCanvas" xmlns:cx="http://schemas.microsoft.com/office/drawing/2014/chartex" xmlns:cx1="http://schemas.microsoft.com/office/drawing/2015/9/8/chartex" xmlns:cx2="http://schemas.microsoft.com/office/drawing/2015/10/21/chartex" xmlns:cx3="http://schemas.microsoft.com/office/drawing/2016/5/9/chartex" xmlns:cx4="http://schemas.microsoft.com/office/drawing/2016/5/10/chartex" xmlns:cx5="http://schemas.microsoft.com/office/drawing/2016/5/11/chartex" xmlns:cx6="http://schemas.microsoft.com/office/drawing/2016/5/12/chartex" xmlns:cx7="http://schemas.microsoft.com/office/drawing/2016/5/13/chartex" xmlns:cx8="http://schemas.microsoft.com/office/drawing/2016/5/14/chartex" xmlns:mc="http://schemas.openxmlformats.org/markup-compatibility/2006" xmlns:aink="http://schemas.microsoft.com/office/drawing/2016/ink" xmlns:am3d="http://schemas.microsoft.com/office/drawing/2017/model3d" xmlns:o="urn:schemas-microsoft-com:office:office" xmlns:oel="http://schemas.microsoft.com/office/2019/extlst" xmlns:r="http://schemas.openxmlformats.org/officeDocument/2006/relationships" xmlns:m="http://schemas.openxmlformats.org/officeDocument/2006/math" xmlns:v="urn:schemas-microsoft-com:vml" xmlns:wp14="http://schemas.microsoft.com/office/word/2010/wordprocessingDrawing" xmlns:wp="http://schemas.openxmlformats.org/drawingml/2006/wordprocessingDrawing" xmlns:w10="urn:schemas-microsoft-com:office:word" xmlns:w="http://schemas.openxmlformats.org/wordprocessingml/2006/main" xmlns:w14="http://schemas.microsoft.com/office/word/2010/wordml" xmlns:w15="http://schemas.microsoft.com/office/word/2012/wordml" xmlns:w16cex="http://schemas.microsoft.com/office/word/2018/wordml/cex" xmlns:w16cid="http://schemas.microsoft.com/office/word/2016/wordml/cid" xmlns:w16="http://schemas.microsoft.com/office/word/2018/wordml" xmlns:w16du="http://schemas.microsoft.com/office/word/2023/wordml/word16du" xmlns:w16sdtdh="http://schemas.microsoft.com/office/word/2020/wordml/sdtdatahash" xmlns:w16sdtfl="http://schemas.microsoft.com/office/word/2024/wordml/sdtformatlock" xmlns:w16se="http://schemas.microsoft.com/office/word/2015/wordml/symex" xmlns:wpg="http://schemas.microsoft.com/office/word/2010/wordprocessingGroup" xmlns:wpi="http://schemas.microsoft.com/office/word/2010/wordprocessingInk" xmlns:wne="http://schemas.microsoft.com/office/word/2006/wordml" xmlns:wps="http://schemas.microsoft.com/office/word/2010/wordprocessingShape" mc:Ignorable="w14 w15 w16se w16cid w16 w16cex w16sdtdh w16sdtfl w16du wp14">
+<w:document xmlns:wpc="http://schemas.microsoft.com/office/word/2010/wordprocessingCanvas" xmlns:cx="http://schemas.microsoft.com/office/drawing/2014/chartex" xmlns:cx1="http://schemas.microsoft.com/office/drawing/2015/9/8/chartex" xmlns:cx2="http://schemas.microsoft.com/office/drawing/2015/10/21/chartex" xmlns:cx3="http://schemas.microsoft.com/office/drawing/2016/5/9/chartex" xmlns:cx4="http://schemas.microsoft.com/office/drawing/2016/5/10/chartex" xmlns:cx5="http://schemas.microsoft.com/office/drawing/2016/5/11/chartex" xmlns:cx6="http://schemas.microsoft.com/office/drawing/2016/5/12/chartex" xmlns:cx7="http://schemas.microsoft.com/office/drawing/2016/5/13/chartex" xmlns:cx8="http://schemas.microsoft.com/office/drawing/2016/5/14/chartex" xmlns:mc="http://schemas.openxmlformats.org/markup-compatibility/2006" xmlns:o="urn:schemas-microsoft-com:office:office" xmlns:r="http://schemas.openxmlformats.org/officeDocument/2006/relationships" xmlns:m="http://schemas.openxmlformats.org/officeDocument/2006/math" xmlns:v="urn:schemas-microsoft-com:vml" xmlns:wp14="http://schemas.microsoft.com/office/word/2010/wordprocessingDrawing" xmlns:wp="http://schemas.openxmlformats.org/drawingml/2006/wordprocessingDrawing" xmlns:w="http://schemas.openxmlformats.org/wordprocessingml/2006/main" xmlns:w14="http://schemas.microsoft.com/office/word/2010/wordml" xmlns:w10="urn:schemas-microsoft-com:office:word" xmlns:w15="http://schemas.microsoft.com/office/word/2012/wordml" xmlns:wpg="http://schemas.microsoft.com/office/word/2010/wordprocessingGroup" xmlns:wpi="http://schemas.microsoft.com/office/word/2010/wordprocessingInk" xmlns:wne="http://schemas.microsoft.com/office/word/2006/wordml" xmlns:wps="http://schemas.microsoft.com/office/word/2010/wordprocessingShape" xmlns:wpsCustomData="http://www.wps.cn/officeDocument/2013/wpsCustomData" mc:Ignorable="w14 w15 wp14">
   <w:body>
     <w:p>
       <w:pPr>
@@ -262,8 +262,16 @@
         <w:rPr>
           <w:rFonts w:cstheme="minorHAnsi"/>
         </w:rPr>
-        <w:pict w14:anchorId="20F27268">
-          <v:rect id="_x0000_i1025" style="width:0;height:1.5pt" o:hralign="center" o:hrstd="t" o:hr="t" fillcolor="#a0a0a0" stroked="f"/>
+        <w:pict>
+          <v:rect id="_x0000_i1025" o:spt="1" style="height:1.5pt;width:0pt;" fillcolor="#A0A0A0" filled="t" stroked="f" coordsize="21600,21600" o:hr="t" o:hrstd="t" o:hralign="center">
+            <v:path/>
+            <v:fill on="t" focussize="0,0"/>
+            <v:stroke on="f"/>
+            <v:imagedata o:title=""/>
+            <o:lock v:ext="edit"/>
+            <w10:wrap type="none"/>
+            <w10:anchorlock/>
+          </v:rect>
         </w:pict>
       </w:r>
     </w:p>
@@ -435,8 +443,16 @@
         <w:rPr>
           <w:rFonts w:cstheme="minorHAnsi"/>
         </w:rPr>
-        <w:pict w14:anchorId="101BBB34">
-          <v:rect id="_x0000_i1026" style="width:0;height:1.5pt" o:hralign="center" o:hrstd="t" o:hr="t" fillcolor="#a0a0a0" stroked="f"/>
+        <w:pict>
+          <v:rect id="_x0000_i1026" o:spt="1" style="height:1.5pt;width:0pt;" fillcolor="#A0A0A0" filled="t" stroked="f" coordsize="21600,21600" o:hr="t" o:hrstd="t" o:hralign="center">
+            <v:path/>
+            <v:fill on="t" focussize="0,0"/>
+            <v:stroke on="f"/>
+            <v:imagedata o:title=""/>
+            <o:lock v:ext="edit"/>
+            <w10:wrap type="none"/>
+            <w10:anchorlock/>
+          </v:rect>
         </w:pict>
       </w:r>
     </w:p>
@@ -467,7 +483,6 @@
         <w:rPr>
           <w:rFonts w:cstheme="minorHAnsi"/>
         </w:rPr>
-        <w:lastRenderedPageBreak/>
         <w:t>The final API-powered screen must:</w:t>
       </w:r>
     </w:p>
@@ -744,8 +759,16 @@
         <w:rPr>
           <w:rFonts w:cstheme="minorHAnsi"/>
         </w:rPr>
-        <w:pict w14:anchorId="12E96EF1">
-          <v:rect id="_x0000_i1027" style="width:0;height:1.5pt" o:hralign="center" o:hrstd="t" o:hr="t" fillcolor="#a0a0a0" stroked="f"/>
+        <w:pict>
+          <v:rect id="_x0000_i1027" o:spt="1" style="height:1.5pt;width:0pt;" fillcolor="#A0A0A0" filled="t" stroked="f" coordsize="21600,21600" o:hr="t" o:hrstd="t" o:hralign="center">
+            <v:path/>
+            <v:fill on="t" focussize="0,0"/>
+            <v:stroke on="f"/>
+            <v:imagedata o:title=""/>
+            <o:lock v:ext="edit"/>
+            <w10:wrap type="none"/>
+            <w10:anchorlock/>
+          </v:rect>
         </w:pict>
       </w:r>
     </w:p>
@@ -909,7 +932,6 @@
         <w:rPr>
           <w:rFonts w:cstheme="minorHAnsi"/>
         </w:rPr>
-        <w:lastRenderedPageBreak/>
         <w:t>DartPad</w:t>
       </w:r>
     </w:p>
@@ -1076,8 +1098,16 @@
         <w:rPr>
           <w:rFonts w:cstheme="minorHAnsi"/>
         </w:rPr>
-        <w:pict w14:anchorId="2051DE1B">
-          <v:rect id="_x0000_i1028" style="width:0;height:1.5pt" o:hralign="center" o:hrstd="t" o:hr="t" fillcolor="#a0a0a0" stroked="f"/>
+        <w:pict>
+          <v:rect id="_x0000_i1028" o:spt="1" style="height:1.5pt;width:0pt;" fillcolor="#A0A0A0" filled="t" stroked="f" coordsize="21600,21600" o:hr="t" o:hrstd="t" o:hralign="center">
+            <v:path/>
+            <v:fill on="t" focussize="0,0"/>
+            <v:stroke on="f"/>
+            <v:imagedata o:title=""/>
+            <o:lock v:ext="edit"/>
+            <w10:wrap type="none"/>
+            <w10:anchorlock/>
+          </v:rect>
         </w:pict>
       </w:r>
     </w:p>
@@ -1219,8 +1249,16 @@
         <w:rPr>
           <w:rFonts w:cstheme="minorHAnsi"/>
         </w:rPr>
-        <w:pict w14:anchorId="7FC28161">
-          <v:rect id="_x0000_i1029" style="width:0;height:1.5pt" o:hralign="center" o:hrstd="t" o:hr="t" fillcolor="#a0a0a0" stroked="f"/>
+        <w:pict>
+          <v:rect id="_x0000_i1029" o:spt="1" style="height:1.5pt;width:0pt;" fillcolor="#A0A0A0" filled="t" stroked="f" coordsize="21600,21600" o:hr="t" o:hrstd="t" o:hralign="center">
+            <v:path/>
+            <v:fill on="t" focussize="0,0"/>
+            <v:stroke on="f"/>
+            <v:imagedata o:title=""/>
+            <o:lock v:ext="edit"/>
+            <w10:wrap type="none"/>
+            <w10:anchorlock/>
+          </v:rect>
         </w:pict>
       </w:r>
     </w:p>
@@ -1278,14 +1316,24 @@
         <w:rPr>
           <w:rFonts w:cstheme="minorHAnsi"/>
         </w:rPr>
-        <w:br/>
+        <w:br w:type="textWrapping"/>
+      </w:r>
+      <w:r>
+        <w:rPr>
+          <w:rFonts w:cstheme="minorHAnsi"/>
+        </w:rPr>
         <w:t>(flutter create lab8_networking)</w:t>
       </w:r>
       <w:r>
         <w:rPr>
           <w:rFonts w:cstheme="minorHAnsi"/>
         </w:rPr>
-        <w:br/>
+        <w:br w:type="textWrapping"/>
+      </w:r>
+      <w:r>
+        <w:rPr>
+          <w:rFonts w:cstheme="minorHAnsi"/>
+        </w:rPr>
         <w:t>or open DartPad → New Flutter</w:t>
       </w:r>
     </w:p>
@@ -1320,22 +1368,84 @@
         <w:rPr>
           <w:rFonts w:cstheme="minorHAnsi"/>
         </w:rPr>
-        <w:lastRenderedPageBreak/>
         <w:t>Verify the app runs correctly before adding logic</w:t>
       </w:r>
     </w:p>
     <w:p>
       <w:pPr>
-        <w:rPr>
-          <w:rFonts w:cstheme="minorHAnsi"/>
-        </w:rPr>
-      </w:pPr>
-      <w:r>
-        <w:rPr>
-          <w:rFonts w:cstheme="minorHAnsi"/>
-        </w:rPr>
-        <w:pict w14:anchorId="63EA62B1">
-          <v:rect id="_x0000_i1030" style="width:0;height:1.5pt" o:hralign="center" o:hrstd="t" o:hr="t" fillcolor="#a0a0a0" stroked="f"/>
+        <w:numPr>
+          <w:numId w:val="0"/>
+        </w:numPr>
+        <w:ind w:left="360" w:leftChars="0"/>
+        <w:rPr>
+          <w:rFonts w:hint="default" w:cstheme="minorHAnsi"/>
+          <w:lang w:val="vi-VN"/>
+        </w:rPr>
+      </w:pPr>
+      <w:r>
+        <w:rPr>
+          <w:rFonts w:hint="default" w:cstheme="minorHAnsi"/>
+          <w:lang w:val="vi-VN"/>
+        </w:rPr>
+        <w:drawing>
+          <wp:inline distT="0" distB="0" distL="114300" distR="114300">
+            <wp:extent cx="5930900" cy="3335020"/>
+            <wp:effectExtent l="0" t="0" r="12700" b="2540"/>
+            <wp:docPr id="1" name="Hình ảnh 1" descr="Ảnh chụp màn hình 2026-10-19 012621"/>
+            <wp:cNvGraphicFramePr>
+              <a:graphicFrameLocks xmlns:a="http://schemas.openxmlformats.org/drawingml/2006/main" noChangeAspect="1"/>
+            </wp:cNvGraphicFramePr>
+            <a:graphic xmlns:a="http://schemas.openxmlformats.org/drawingml/2006/main">
+              <a:graphicData uri="http://schemas.openxmlformats.org/drawingml/2006/picture">
+                <pic:pic xmlns:pic="http://schemas.openxmlformats.org/drawingml/2006/picture">
+                  <pic:nvPicPr>
+                    <pic:cNvPr id="1" name="Hình ảnh 1" descr="Ảnh chụp màn hình 2026-10-19 012621"/>
+                    <pic:cNvPicPr>
+                      <a:picLocks noChangeAspect="1"/>
+                    </pic:cNvPicPr>
+                  </pic:nvPicPr>
+                  <pic:blipFill>
+                    <a:blip r:embed="rId6"/>
+                    <a:stretch>
+                      <a:fillRect/>
+                    </a:stretch>
+                  </pic:blipFill>
+                  <pic:spPr>
+                    <a:xfrm>
+                      <a:off x="0" y="0"/>
+                      <a:ext cx="5930900" cy="3335020"/>
+                    </a:xfrm>
+                    <a:prstGeom prst="rect">
+                      <a:avLst/>
+                    </a:prstGeom>
+                  </pic:spPr>
+                </pic:pic>
+              </a:graphicData>
+            </a:graphic>
+          </wp:inline>
+        </w:drawing>
+      </w:r>
+    </w:p>
+    <w:p>
+      <w:pPr>
+        <w:rPr>
+          <w:rFonts w:cstheme="minorHAnsi"/>
+        </w:rPr>
+      </w:pPr>
+      <w:r>
+        <w:rPr>
+          <w:rFonts w:cstheme="minorHAnsi"/>
+        </w:rPr>
+        <w:pict>
+          <v:rect id="_x0000_i1030" o:spt="1" style="height:1.5pt;width:0pt;" fillcolor="#A0A0A0" filled="t" stroked="f" coordsize="21600,21600" o:hr="t" o:hrstd="t" o:hralign="center">
+            <v:path/>
+            <v:fill on="t" focussize="0,0"/>
+            <v:stroke on="f"/>
+            <v:imagedata o:title=""/>
+            <o:lock v:ext="edit"/>
+            <w10:wrap type="none"/>
+            <w10:anchorlock/>
+          </v:rect>
         </w:pict>
       </w:r>
     </w:p>
@@ -1376,7 +1486,12 @@
         <w:rPr>
           <w:rFonts w:cstheme="minorHAnsi"/>
         </w:rPr>
-        <w:br/>
+        <w:br w:type="textWrapping"/>
+      </w:r>
+      <w:r>
+        <w:rPr>
+          <w:rFonts w:cstheme="minorHAnsi"/>
+        </w:rPr>
         <w:t>https://jsonplaceholder.typicode.com/posts</w:t>
       </w:r>
     </w:p>
@@ -1429,6 +1544,61 @@
           <w:rFonts w:cstheme="minorHAnsi"/>
         </w:rPr>
         <w:t>Print raw JSON for verification</w:t>
+      </w:r>
+    </w:p>
+    <w:p>
+      <w:pPr>
+        <w:numPr>
+          <w:numId w:val="0"/>
+        </w:numPr>
+        <w:ind w:left="360" w:leftChars="0"/>
+        <w:rPr>
+          <w:rFonts w:hint="default" w:cstheme="minorHAnsi"/>
+          <w:lang w:val="vi-VN"/>
+        </w:rPr>
+      </w:pPr>
+      <w:r>
+        <w:rPr>
+          <w:rFonts w:hint="default" w:cstheme="minorHAnsi"/>
+          <w:lang w:val="vi-VN"/>
+        </w:rPr>
+        <w:drawing>
+          <wp:inline distT="0" distB="0" distL="114300" distR="114300">
+            <wp:extent cx="5939790" cy="3341370"/>
+            <wp:effectExtent l="0" t="0" r="3810" b="11430"/>
+            <wp:docPr id="2" name="Hình ảnh 2" descr="Ảnh chụp màn hình 2026-10-19 023757"/>
+            <wp:cNvGraphicFramePr>
+              <a:graphicFrameLocks xmlns:a="http://schemas.openxmlformats.org/drawingml/2006/main" noChangeAspect="1"/>
+            </wp:cNvGraphicFramePr>
+            <a:graphic xmlns:a="http://schemas.openxmlformats.org/drawingml/2006/main">
+              <a:graphicData uri="http://schemas.openxmlformats.org/drawingml/2006/picture">
+                <pic:pic xmlns:pic="http://schemas.openxmlformats.org/drawingml/2006/picture">
+                  <pic:nvPicPr>
+                    <pic:cNvPr id="2" name="Hình ảnh 2" descr="Ảnh chụp màn hình 2026-10-19 023757"/>
+                    <pic:cNvPicPr>
+                      <a:picLocks noChangeAspect="1"/>
+                    </pic:cNvPicPr>
+                  </pic:nvPicPr>
+                  <pic:blipFill>
+                    <a:blip r:embed="rId7"/>
+                    <a:stretch>
+                      <a:fillRect/>
+                    </a:stretch>
+                  </pic:blipFill>
+                  <pic:spPr>
+                    <a:xfrm>
+                      <a:off x="0" y="0"/>
+                      <a:ext cx="5939790" cy="3341370"/>
+                    </a:xfrm>
+                    <a:prstGeom prst="rect">
+                      <a:avLst/>
+                    </a:prstGeom>
+                  </pic:spPr>
+                </pic:pic>
+              </a:graphicData>
+            </a:graphic>
+          </wp:inline>
+        </w:drawing>
       </w:r>
     </w:p>
     <w:p>
@@ -1462,8 +1632,16 @@
         <w:rPr>
           <w:rFonts w:cstheme="minorHAnsi"/>
         </w:rPr>
-        <w:pict w14:anchorId="31D91544">
-          <v:rect id="_x0000_i1031" style="width:0;height:1.5pt" o:hralign="center" o:hrstd="t" o:hr="t" fillcolor="#a0a0a0" stroked="f"/>
+        <w:pict>
+          <v:rect id="_x0000_i1031" o:spt="1" style="height:1.5pt;width:0pt;" fillcolor="#A0A0A0" filled="t" stroked="f" coordsize="21600,21600" o:hr="t" o:hrstd="t" o:hralign="center">
+            <v:path/>
+            <v:fill on="t" focussize="0,0"/>
+            <v:stroke on="f"/>
+            <v:imagedata o:title=""/>
+            <o:lock v:ext="edit"/>
+            <w10:wrap type="none"/>
+            <w10:anchorlock/>
+          </v:rect>
         </w:pict>
       </w:r>
     </w:p>
@@ -1588,6 +1766,61 @@
     </w:p>
     <w:p>
       <w:pPr>
+        <w:numPr>
+          <w:numId w:val="0"/>
+        </w:numPr>
+        <w:ind w:left="360" w:leftChars="0"/>
+        <w:rPr>
+          <w:rFonts w:hint="default" w:cstheme="minorHAnsi"/>
+          <w:lang w:val="vi-VN"/>
+        </w:rPr>
+      </w:pPr>
+      <w:r>
+        <w:rPr>
+          <w:rFonts w:hint="default" w:cstheme="minorHAnsi"/>
+          <w:lang w:val="vi-VN"/>
+        </w:rPr>
+        <w:drawing>
+          <wp:inline distT="0" distB="0" distL="114300" distR="114300">
+            <wp:extent cx="5939790" cy="3341370"/>
+            <wp:effectExtent l="0" t="0" r="3810" b="11430"/>
+            <wp:docPr id="3" name="Hình ảnh 3" descr="Ảnh chụp màn hình 2026-10-19 024113"/>
+            <wp:cNvGraphicFramePr>
+              <a:graphicFrameLocks xmlns:a="http://schemas.openxmlformats.org/drawingml/2006/main" noChangeAspect="1"/>
+            </wp:cNvGraphicFramePr>
+            <a:graphic xmlns:a="http://schemas.openxmlformats.org/drawingml/2006/main">
+              <a:graphicData uri="http://schemas.openxmlformats.org/drawingml/2006/picture">
+                <pic:pic xmlns:pic="http://schemas.openxmlformats.org/drawingml/2006/picture">
+                  <pic:nvPicPr>
+                    <pic:cNvPr id="3" name="Hình ảnh 3" descr="Ảnh chụp màn hình 2026-10-19 024113"/>
+                    <pic:cNvPicPr>
+                      <a:picLocks noChangeAspect="1"/>
+                    </pic:cNvPicPr>
+                  </pic:nvPicPr>
+                  <pic:blipFill>
+                    <a:blip r:embed="rId8"/>
+                    <a:stretch>
+                      <a:fillRect/>
+                    </a:stretch>
+                  </pic:blipFill>
+                  <pic:spPr>
+                    <a:xfrm>
+                      <a:off x="0" y="0"/>
+                      <a:ext cx="5939790" cy="3341370"/>
+                    </a:xfrm>
+                    <a:prstGeom prst="rect">
+                      <a:avLst/>
+                    </a:prstGeom>
+                  </pic:spPr>
+                </pic:pic>
+              </a:graphicData>
+            </a:graphic>
+          </wp:inline>
+        </w:drawing>
+      </w:r>
+    </w:p>
+    <w:p>
+      <w:pPr>
         <w:rPr>
           <w:rFonts w:cstheme="minorHAnsi"/>
         </w:rPr>
@@ -1617,8 +1850,16 @@
         <w:rPr>
           <w:rFonts w:cstheme="minorHAnsi"/>
         </w:rPr>
-        <w:pict w14:anchorId="701199EE">
-          <v:rect id="_x0000_i1032" style="width:0;height:1.5pt" o:hralign="center" o:hrstd="t" o:hr="t" fillcolor="#a0a0a0" stroked="f"/>
+        <w:pict>
+          <v:rect id="_x0000_i1032" o:spt="1" style="height:1.5pt;width:0pt;" fillcolor="#A0A0A0" filled="t" stroked="f" coordsize="21600,21600" o:hr="t" o:hrstd="t" o:hralign="center">
+            <v:path/>
+            <v:fill on="t" focussize="0,0"/>
+            <v:stroke on="f"/>
+            <v:imagedata o:title=""/>
+            <o:lock v:ext="edit"/>
+            <w10:wrap type="none"/>
+            <w10:anchorlock/>
+          </v:rect>
         </w:pict>
       </w:r>
     </w:p>
@@ -1743,6 +1984,61 @@
     </w:p>
     <w:p>
       <w:pPr>
+        <w:numPr>
+          <w:numId w:val="0"/>
+        </w:numPr>
+        <w:ind w:left="360" w:leftChars="0"/>
+        <w:rPr>
+          <w:rFonts w:hint="default" w:cstheme="minorHAnsi"/>
+          <w:lang w:val="vi-VN"/>
+        </w:rPr>
+      </w:pPr>
+      <w:r>
+        <w:rPr>
+          <w:rFonts w:hint="default" w:cstheme="minorHAnsi"/>
+          <w:lang w:val="vi-VN"/>
+        </w:rPr>
+        <w:drawing>
+          <wp:inline distT="0" distB="0" distL="114300" distR="114300">
+            <wp:extent cx="5939790" cy="3341370"/>
+            <wp:effectExtent l="0" t="0" r="3810" b="11430"/>
+            <wp:docPr id="4" name="Hình ảnh 4" descr="Ảnh chụp màn hình 2026-10-19 025658"/>
+            <wp:cNvGraphicFramePr>
+              <a:graphicFrameLocks xmlns:a="http://schemas.openxmlformats.org/drawingml/2006/main" noChangeAspect="1"/>
+            </wp:cNvGraphicFramePr>
+            <a:graphic xmlns:a="http://schemas.openxmlformats.org/drawingml/2006/main">
+              <a:graphicData uri="http://schemas.openxmlformats.org/drawingml/2006/picture">
+                <pic:pic xmlns:pic="http://schemas.openxmlformats.org/drawingml/2006/picture">
+                  <pic:nvPicPr>
+                    <pic:cNvPr id="4" name="Hình ảnh 4" descr="Ảnh chụp màn hình 2026-10-19 025658"/>
+                    <pic:cNvPicPr>
+                      <a:picLocks noChangeAspect="1"/>
+                    </pic:cNvPicPr>
+                  </pic:nvPicPr>
+                  <pic:blipFill>
+                    <a:blip r:embed="rId9"/>
+                    <a:stretch>
+                      <a:fillRect/>
+                    </a:stretch>
+                  </pic:blipFill>
+                  <pic:spPr>
+                    <a:xfrm>
+                      <a:off x="0" y="0"/>
+                      <a:ext cx="5939790" cy="3341370"/>
+                    </a:xfrm>
+                    <a:prstGeom prst="rect">
+                      <a:avLst/>
+                    </a:prstGeom>
+                  </pic:spPr>
+                </pic:pic>
+              </a:graphicData>
+            </a:graphic>
+          </wp:inline>
+        </w:drawing>
+      </w:r>
+    </w:p>
+    <w:p>
+      <w:pPr>
         <w:rPr>
           <w:rFonts w:cstheme="minorHAnsi"/>
         </w:rPr>
@@ -1753,7 +2049,6 @@
           <w:b/>
           <w:bCs/>
         </w:rPr>
-        <w:lastRenderedPageBreak/>
         <w:t>Goal:</w:t>
       </w:r>
       <w:r>
@@ -1773,8 +2068,16 @@
         <w:rPr>
           <w:rFonts w:cstheme="minorHAnsi"/>
         </w:rPr>
-        <w:pict w14:anchorId="6E4B438F">
-          <v:rect id="_x0000_i1033" style="width:0;height:1.5pt" o:hralign="center" o:hrstd="t" o:hr="t" fillcolor="#a0a0a0" stroked="f"/>
+        <w:pict>
+          <v:rect id="_x0000_i1033" o:spt="1" style="height:1.5pt;width:0pt;" fillcolor="#A0A0A0" filled="t" stroked="f" coordsize="21600,21600" o:hr="t" o:hrstd="t" o:hralign="center">
+            <v:path/>
+            <v:fill on="t" focussize="0,0"/>
+            <v:stroke on="f"/>
+            <v:imagedata o:title=""/>
+            <o:lock v:ext="edit"/>
+            <w10:wrap type="none"/>
+            <w10:anchorlock/>
+          </v:rect>
         </w:pict>
       </w:r>
     </w:p>
@@ -1908,6 +2211,61 @@
     </w:p>
     <w:p>
       <w:pPr>
+        <w:numPr>
+          <w:numId w:val="0"/>
+        </w:numPr>
+        <w:ind w:left="360" w:leftChars="0"/>
+        <w:rPr>
+          <w:rFonts w:hint="default" w:cstheme="minorHAnsi"/>
+          <w:lang w:val="vi-VN"/>
+        </w:rPr>
+      </w:pPr>
+      <w:r>
+        <w:rPr>
+          <w:rFonts w:hint="default" w:cstheme="minorHAnsi"/>
+          <w:lang w:val="vi-VN"/>
+        </w:rPr>
+        <w:drawing>
+          <wp:inline distT="0" distB="0" distL="114300" distR="114300">
+            <wp:extent cx="5939790" cy="3341370"/>
+            <wp:effectExtent l="0" t="0" r="3810" b="11430"/>
+            <wp:docPr id="5" name="Hình ảnh 5" descr="Ảnh chụp màn hình 2026-10-19 031826"/>
+            <wp:cNvGraphicFramePr>
+              <a:graphicFrameLocks xmlns:a="http://schemas.openxmlformats.org/drawingml/2006/main" noChangeAspect="1"/>
+            </wp:cNvGraphicFramePr>
+            <a:graphic xmlns:a="http://schemas.openxmlformats.org/drawingml/2006/main">
+              <a:graphicData uri="http://schemas.openxmlformats.org/drawingml/2006/picture">
+                <pic:pic xmlns:pic="http://schemas.openxmlformats.org/drawingml/2006/picture">
+                  <pic:nvPicPr>
+                    <pic:cNvPr id="5" name="Hình ảnh 5" descr="Ảnh chụp màn hình 2026-10-19 031826"/>
+                    <pic:cNvPicPr>
+                      <a:picLocks noChangeAspect="1"/>
+                    </pic:cNvPicPr>
+                  </pic:nvPicPr>
+                  <pic:blipFill>
+                    <a:blip r:embed="rId10"/>
+                    <a:stretch>
+                      <a:fillRect/>
+                    </a:stretch>
+                  </pic:blipFill>
+                  <pic:spPr>
+                    <a:xfrm>
+                      <a:off x="0" y="0"/>
+                      <a:ext cx="5939790" cy="3341370"/>
+                    </a:xfrm>
+                    <a:prstGeom prst="rect">
+                      <a:avLst/>
+                    </a:prstGeom>
+                  </pic:spPr>
+                </pic:pic>
+              </a:graphicData>
+            </a:graphic>
+          </wp:inline>
+        </w:drawing>
+      </w:r>
+    </w:p>
+    <w:p>
+      <w:pPr>
         <w:rPr>
           <w:rFonts w:cstheme="minorHAnsi"/>
         </w:rPr>
@@ -1937,8 +2295,16 @@
         <w:rPr>
           <w:rFonts w:cstheme="minorHAnsi"/>
         </w:rPr>
-        <w:pict w14:anchorId="586BA7C7">
-          <v:rect id="_x0000_i1034" style="width:0;height:1.5pt" o:hralign="center" o:hrstd="t" o:hr="t" fillcolor="#a0a0a0" stroked="f"/>
+        <w:pict>
+          <v:rect id="_x0000_i1034" o:spt="1" style="height:1.5pt;width:0pt;" fillcolor="#A0A0A0" filled="t" stroked="f" coordsize="21600,21600" o:hr="t" o:hrstd="t" o:hralign="center">
+            <v:path/>
+            <v:fill on="t" focussize="0,0"/>
+            <v:stroke on="f"/>
+            <v:imagedata o:title=""/>
+            <o:lock v:ext="edit"/>
+            <w10:wrap type="none"/>
+            <w10:anchorlock/>
+          </v:rect>
         </w:pict>
       </w:r>
     </w:p>
@@ -2029,6 +2395,61 @@
     </w:p>
     <w:p>
       <w:pPr>
+        <w:numPr>
+          <w:numId w:val="0"/>
+        </w:numPr>
+        <w:ind w:left="360" w:leftChars="0"/>
+        <w:rPr>
+          <w:rFonts w:hint="default" w:cstheme="minorHAnsi"/>
+          <w:lang w:val="vi-VN"/>
+        </w:rPr>
+      </w:pPr>
+      <w:r>
+        <w:rPr>
+          <w:rFonts w:hint="default" w:cstheme="minorHAnsi"/>
+          <w:lang w:val="vi-VN"/>
+        </w:rPr>
+        <w:drawing>
+          <wp:inline distT="0" distB="0" distL="114300" distR="114300">
+            <wp:extent cx="5939790" cy="3341370"/>
+            <wp:effectExtent l="0" t="0" r="3810" b="11430"/>
+            <wp:docPr id="6" name="Hình ảnh 6" descr="Ảnh chụp màn hình 2026-10-19 032037"/>
+            <wp:cNvGraphicFramePr>
+              <a:graphicFrameLocks xmlns:a="http://schemas.openxmlformats.org/drawingml/2006/main" noChangeAspect="1"/>
+            </wp:cNvGraphicFramePr>
+            <a:graphic xmlns:a="http://schemas.openxmlformats.org/drawingml/2006/main">
+              <a:graphicData uri="http://schemas.openxmlformats.org/drawingml/2006/picture">
+                <pic:pic xmlns:pic="http://schemas.openxmlformats.org/drawingml/2006/picture">
+                  <pic:nvPicPr>
+                    <pic:cNvPr id="6" name="Hình ảnh 6" descr="Ảnh chụp màn hình 2026-10-19 032037"/>
+                    <pic:cNvPicPr>
+                      <a:picLocks noChangeAspect="1"/>
+                    </pic:cNvPicPr>
+                  </pic:nvPicPr>
+                  <pic:blipFill>
+                    <a:blip r:embed="rId11"/>
+                    <a:stretch>
+                      <a:fillRect/>
+                    </a:stretch>
+                  </pic:blipFill>
+                  <pic:spPr>
+                    <a:xfrm>
+                      <a:off x="0" y="0"/>
+                      <a:ext cx="5939790" cy="3341370"/>
+                    </a:xfrm>
+                    <a:prstGeom prst="rect">
+                      <a:avLst/>
+                    </a:prstGeom>
+                  </pic:spPr>
+                </pic:pic>
+              </a:graphicData>
+            </a:graphic>
+          </wp:inline>
+        </w:drawing>
+      </w:r>
+    </w:p>
+    <w:p>
+      <w:pPr>
         <w:rPr>
           <w:rFonts w:cstheme="minorHAnsi"/>
         </w:rPr>
@@ -2058,8 +2479,16 @@
         <w:rPr>
           <w:rFonts w:cstheme="minorHAnsi"/>
         </w:rPr>
-        <w:pict w14:anchorId="35106D9D">
-          <v:rect id="_x0000_i1035" style="width:0;height:1.5pt" o:hralign="center" o:hrstd="t" o:hr="t" fillcolor="#a0a0a0" stroked="f"/>
+        <w:pict>
+          <v:rect id="_x0000_i1035" o:spt="1" style="height:1.5pt;width:0pt;" fillcolor="#A0A0A0" filled="t" stroked="f" coordsize="21600,21600" o:hr="t" o:hrstd="t" o:hralign="center">
+            <v:path/>
+            <v:fill on="t" focussize="0,0"/>
+            <v:stroke on="f"/>
+            <v:imagedata o:title=""/>
+            <o:lock v:ext="edit"/>
+            <w10:wrap type="none"/>
+            <w10:anchorlock/>
+          </v:rect>
         </w:pict>
       </w:r>
     </w:p>
@@ -2150,6 +2579,63 @@
     </w:p>
     <w:p>
       <w:pPr>
+        <w:numPr>
+          <w:numId w:val="0"/>
+        </w:numPr>
+        <w:ind w:left="360" w:leftChars="0"/>
+        <w:rPr>
+          <w:rFonts w:hint="default" w:cstheme="minorHAnsi"/>
+          <w:lang w:val="vi-VN"/>
+        </w:rPr>
+      </w:pPr>
+      <w:r>
+        <w:rPr>
+          <w:rFonts w:hint="default" w:cstheme="minorHAnsi"/>
+          <w:lang w:val="vi-VN"/>
+        </w:rPr>
+        <w:drawing>
+          <wp:inline distT="0" distB="0" distL="114300" distR="114300">
+            <wp:extent cx="5939790" cy="3341370"/>
+            <wp:effectExtent l="0" t="0" r="3810" b="11430"/>
+            <wp:docPr id="7" name="Hình ảnh 7" descr="Ảnh chụp màn hình 2026-10-19 032520"/>
+            <wp:cNvGraphicFramePr>
+              <a:graphicFrameLocks xmlns:a="http://schemas.openxmlformats.org/drawingml/2006/main" noChangeAspect="1"/>
+            </wp:cNvGraphicFramePr>
+            <a:graphic xmlns:a="http://schemas.openxmlformats.org/drawingml/2006/main">
+              <a:graphicData uri="http://schemas.openxmlformats.org/drawingml/2006/picture">
+                <pic:pic xmlns:pic="http://schemas.openxmlformats.org/drawingml/2006/picture">
+                  <pic:nvPicPr>
+                    <pic:cNvPr id="7" name="Hình ảnh 7" descr="Ảnh chụp màn hình 2026-10-19 032520"/>
+                    <pic:cNvPicPr>
+                      <a:picLocks noChangeAspect="1"/>
+                    </pic:cNvPicPr>
+                  </pic:nvPicPr>
+                  <pic:blipFill>
+                    <a:blip r:embed="rId12"/>
+                    <a:stretch>
+                      <a:fillRect/>
+                    </a:stretch>
+                  </pic:blipFill>
+                  <pic:spPr>
+                    <a:xfrm>
+                      <a:off x="0" y="0"/>
+                      <a:ext cx="5939790" cy="3341370"/>
+                    </a:xfrm>
+                    <a:prstGeom prst="rect">
+                      <a:avLst/>
+                    </a:prstGeom>
+                  </pic:spPr>
+                </pic:pic>
+              </a:graphicData>
+            </a:graphic>
+          </wp:inline>
+        </w:drawing>
+      </w:r>
+      <w:bookmarkStart w:id="0" w:name="_GoBack"/>
+      <w:bookmarkEnd w:id="0"/>
+    </w:p>
+    <w:p>
+      <w:pPr>
         <w:rPr>
           <w:rFonts w:cstheme="minorHAnsi"/>
         </w:rPr>
@@ -2179,9 +2665,16 @@
         <w:rPr>
           <w:rFonts w:cstheme="minorHAnsi"/>
         </w:rPr>
-        <w:lastRenderedPageBreak/>
-        <w:pict w14:anchorId="5249DE3A">
-          <v:rect id="_x0000_i1036" style="width:0;height:1.5pt" o:hralign="center" o:hrstd="t" o:hr="t" fillcolor="#a0a0a0" stroked="f"/>
+        <w:pict>
+          <v:rect id="_x0000_i1036" o:spt="1" style="height:1.5pt;width:0pt;" fillcolor="#A0A0A0" filled="t" stroked="f" coordsize="21600,21600" o:hr="t" o:hrstd="t" o:hralign="center">
+            <v:path/>
+            <v:fill on="t" focussize="0,0"/>
+            <v:stroke on="f"/>
+            <v:imagedata o:title=""/>
+            <o:lock v:ext="edit"/>
+            <w10:wrap type="none"/>
+            <w10:anchorlock/>
+          </v:rect>
         </w:pict>
       </w:r>
     </w:p>
@@ -2410,8 +2903,16 @@
         <w:rPr>
           <w:rFonts w:cstheme="minorHAnsi"/>
         </w:rPr>
-        <w:pict w14:anchorId="76DF27C4">
-          <v:rect id="_x0000_i1037" style="width:0;height:1.5pt" o:hralign="center" o:hrstd="t" o:hr="t" fillcolor="#a0a0a0" stroked="f"/>
+        <w:pict>
+          <v:rect id="_x0000_i1037" o:spt="1" style="height:1.5pt;width:0pt;" fillcolor="#A0A0A0" filled="t" stroked="f" coordsize="21600,21600" o:hr="t" o:hrstd="t" o:hralign="center">
+            <v:path/>
+            <v:fill on="t" focussize="0,0"/>
+            <v:stroke on="f"/>
+            <v:imagedata o:title=""/>
+            <o:lock v:ext="edit"/>
+            <w10:wrap type="none"/>
+            <w10:anchorlock/>
+          </v:rect>
         </w:pict>
       </w:r>
     </w:p>
@@ -2591,7 +3092,6 @@
         <w:rPr>
           <w:rFonts w:cstheme="minorHAnsi"/>
         </w:rPr>
-        <w:lastRenderedPageBreak/>
         <w:t>Screenshots:</w:t>
       </w:r>
     </w:p>
@@ -2656,8 +3156,16 @@
         <w:rPr>
           <w:rFonts w:cstheme="minorHAnsi"/>
         </w:rPr>
-        <w:pict w14:anchorId="6A057C18">
-          <v:rect id="_x0000_i1038" style="width:0;height:1.5pt" o:hralign="center" o:hrstd="t" o:hr="t" fillcolor="#a0a0a0" stroked="f"/>
+        <w:pict>
+          <v:rect id="_x0000_i1038" o:spt="1" style="height:1.5pt;width:0pt;" fillcolor="#A0A0A0" filled="t" stroked="f" coordsize="21600,21600" o:hr="t" o:hrstd="t" o:hralign="center">
+            <v:path/>
+            <v:fill on="t" focussize="0,0"/>
+            <v:stroke on="f"/>
+            <v:imagedata o:title=""/>
+            <o:lock v:ext="edit"/>
+            <w10:wrap type="none"/>
+            <w10:anchorlock/>
+          </v:rect>
         </w:pict>
       </w:r>
     </w:p>
@@ -2680,22 +3188,32 @@
     </w:p>
     <w:tbl>
       <w:tblPr>
+        <w:tblStyle w:val="12"/>
         <w:tblW w:w="0" w:type="auto"/>
         <w:tblCellSpacing w:w="15" w:type="dxa"/>
+        <w:tblInd w:w="0" w:type="dxa"/>
+        <w:tblLayout w:type="autofit"/>
         <w:tblCellMar>
           <w:top w:w="15" w:type="dxa"/>
           <w:left w:w="15" w:type="dxa"/>
           <w:bottom w:w="15" w:type="dxa"/>
           <w:right w:w="15" w:type="dxa"/>
         </w:tblCellMar>
-        <w:tblLook w:val="04A0" w:firstRow="1" w:lastRow="0" w:firstColumn="1" w:lastColumn="0" w:noHBand="0" w:noVBand="1"/>
       </w:tblPr>
       <w:tblGrid>
         <w:gridCol w:w="1683"/>
         <w:gridCol w:w="713"/>
-        <w:gridCol w:w="4517"/>
+        <w:gridCol w:w="4522"/>
       </w:tblGrid>
       <w:tr>
+        <w:tblPrEx>
+          <w:tblCellMar>
+            <w:top w:w="15" w:type="dxa"/>
+            <w:left w:w="15" w:type="dxa"/>
+            <w:bottom w:w="15" w:type="dxa"/>
+            <w:right w:w="15" w:type="dxa"/>
+          </w:tblCellMar>
+        </w:tblPrEx>
         <w:trPr>
           <w:tblHeader/>
           <w:tblCellSpacing w:w="15" w:type="dxa"/>
@@ -2704,7 +3222,6 @@
           <w:tcPr>
             <w:tcW w:w="0" w:type="auto"/>
             <w:vAlign w:val="center"/>
-            <w:hideMark/>
           </w:tcPr>
           <w:p>
             <w:pPr>
@@ -2728,7 +3245,6 @@
           <w:tcPr>
             <w:tcW w:w="0" w:type="auto"/>
             <w:vAlign w:val="center"/>
-            <w:hideMark/>
           </w:tcPr>
           <w:p>
             <w:pPr>
@@ -2752,7 +3268,6 @@
           <w:tcPr>
             <w:tcW w:w="0" w:type="auto"/>
             <w:vAlign w:val="center"/>
-            <w:hideMark/>
           </w:tcPr>
           <w:p>
             <w:pPr>
@@ -2774,6 +3289,14 @@
         </w:tc>
       </w:tr>
       <w:tr>
+        <w:tblPrEx>
+          <w:tblCellMar>
+            <w:top w:w="15" w:type="dxa"/>
+            <w:left w:w="15" w:type="dxa"/>
+            <w:bottom w:w="15" w:type="dxa"/>
+            <w:right w:w="15" w:type="dxa"/>
+          </w:tblCellMar>
+        </w:tblPrEx>
         <w:trPr>
           <w:tblCellSpacing w:w="15" w:type="dxa"/>
         </w:trPr>
@@ -2781,7 +3304,6 @@
           <w:tcPr>
             <w:tcW w:w="0" w:type="auto"/>
             <w:vAlign w:val="center"/>
-            <w:hideMark/>
           </w:tcPr>
           <w:p>
             <w:pPr>
@@ -2801,7 +3323,6 @@
           <w:tcPr>
             <w:tcW w:w="0" w:type="auto"/>
             <w:vAlign w:val="center"/>
-            <w:hideMark/>
           </w:tcPr>
           <w:p>
             <w:pPr>
@@ -2823,7 +3344,6 @@
           <w:tcPr>
             <w:tcW w:w="0" w:type="auto"/>
             <w:vAlign w:val="center"/>
-            <w:hideMark/>
           </w:tcPr>
           <w:p>
             <w:pPr>
@@ -2841,6 +3361,14 @@
         </w:tc>
       </w:tr>
       <w:tr>
+        <w:tblPrEx>
+          <w:tblCellMar>
+            <w:top w:w="15" w:type="dxa"/>
+            <w:left w:w="15" w:type="dxa"/>
+            <w:bottom w:w="15" w:type="dxa"/>
+            <w:right w:w="15" w:type="dxa"/>
+          </w:tblCellMar>
+        </w:tblPrEx>
         <w:trPr>
           <w:tblCellSpacing w:w="15" w:type="dxa"/>
         </w:trPr>
@@ -2848,7 +3376,6 @@
           <w:tcPr>
             <w:tcW w:w="0" w:type="auto"/>
             <w:vAlign w:val="center"/>
-            <w:hideMark/>
           </w:tcPr>
           <w:p>
             <w:pPr>
@@ -2868,7 +3395,6 @@
           <w:tcPr>
             <w:tcW w:w="0" w:type="auto"/>
             <w:vAlign w:val="center"/>
-            <w:hideMark/>
           </w:tcPr>
           <w:p>
             <w:pPr>
@@ -2890,7 +3416,6 @@
           <w:tcPr>
             <w:tcW w:w="0" w:type="auto"/>
             <w:vAlign w:val="center"/>
-            <w:hideMark/>
           </w:tcPr>
           <w:p>
             <w:pPr>
@@ -2908,6 +3433,14 @@
         </w:tc>
       </w:tr>
       <w:tr>
+        <w:tblPrEx>
+          <w:tblCellMar>
+            <w:top w:w="15" w:type="dxa"/>
+            <w:left w:w="15" w:type="dxa"/>
+            <w:bottom w:w="15" w:type="dxa"/>
+            <w:right w:w="15" w:type="dxa"/>
+          </w:tblCellMar>
+        </w:tblPrEx>
         <w:trPr>
           <w:tblCellSpacing w:w="15" w:type="dxa"/>
         </w:trPr>
@@ -2915,7 +3448,6 @@
           <w:tcPr>
             <w:tcW w:w="0" w:type="auto"/>
             <w:vAlign w:val="center"/>
-            <w:hideMark/>
           </w:tcPr>
           <w:p>
             <w:pPr>
@@ -2935,7 +3467,6 @@
           <w:tcPr>
             <w:tcW w:w="0" w:type="auto"/>
             <w:vAlign w:val="center"/>
-            <w:hideMark/>
           </w:tcPr>
           <w:p>
             <w:pPr>
@@ -2957,7 +3488,6 @@
           <w:tcPr>
             <w:tcW w:w="0" w:type="auto"/>
             <w:vAlign w:val="center"/>
-            <w:hideMark/>
           </w:tcPr>
           <w:p>
             <w:pPr>
@@ -2975,6 +3505,14 @@
         </w:tc>
       </w:tr>
       <w:tr>
+        <w:tblPrEx>
+          <w:tblCellMar>
+            <w:top w:w="15" w:type="dxa"/>
+            <w:left w:w="15" w:type="dxa"/>
+            <w:bottom w:w="15" w:type="dxa"/>
+            <w:right w:w="15" w:type="dxa"/>
+          </w:tblCellMar>
+        </w:tblPrEx>
         <w:trPr>
           <w:tblCellSpacing w:w="15" w:type="dxa"/>
         </w:trPr>
@@ -2982,7 +3520,6 @@
           <w:tcPr>
             <w:tcW w:w="0" w:type="auto"/>
             <w:vAlign w:val="center"/>
-            <w:hideMark/>
           </w:tcPr>
           <w:p>
             <w:pPr>
@@ -3002,7 +3539,6 @@
           <w:tcPr>
             <w:tcW w:w="0" w:type="auto"/>
             <w:vAlign w:val="center"/>
-            <w:hideMark/>
           </w:tcPr>
           <w:p>
             <w:pPr>
@@ -3024,7 +3560,6 @@
           <w:tcPr>
             <w:tcW w:w="0" w:type="auto"/>
             <w:vAlign w:val="center"/>
-            <w:hideMark/>
           </w:tcPr>
           <w:p>
             <w:pPr>
@@ -3042,6 +3577,14 @@
         </w:tc>
       </w:tr>
       <w:tr>
+        <w:tblPrEx>
+          <w:tblCellMar>
+            <w:top w:w="15" w:type="dxa"/>
+            <w:left w:w="15" w:type="dxa"/>
+            <w:bottom w:w="15" w:type="dxa"/>
+            <w:right w:w="15" w:type="dxa"/>
+          </w:tblCellMar>
+        </w:tblPrEx>
         <w:trPr>
           <w:tblCellSpacing w:w="15" w:type="dxa"/>
         </w:trPr>
@@ -3049,7 +3592,6 @@
           <w:tcPr>
             <w:tcW w:w="0" w:type="auto"/>
             <w:vAlign w:val="center"/>
-            <w:hideMark/>
           </w:tcPr>
           <w:p>
             <w:pPr>
@@ -3069,7 +3611,6 @@
           <w:tcPr>
             <w:tcW w:w="0" w:type="auto"/>
             <w:vAlign w:val="center"/>
-            <w:hideMark/>
           </w:tcPr>
           <w:p>
             <w:pPr>
@@ -3091,7 +3632,6 @@
           <w:tcPr>
             <w:tcW w:w="0" w:type="auto"/>
             <w:vAlign w:val="center"/>
-            <w:hideMark/>
           </w:tcPr>
           <w:p>
             <w:pPr>
@@ -3119,3923 +3659,3743 @@
     <w:sectPr>
       <w:pgSz w:w="12240" w:h="15840"/>
       <w:pgMar w:top="1440" w:right="1440" w:bottom="1440" w:left="1440" w:header="720" w:footer="720" w:gutter="0"/>
-      <w:cols w:space="720"/>
-      <w:docGrid w:linePitch="360"/>
+      <w:cols w:space="720" w:num="1"/>
+      <w:docGrid w:linePitch="360" w:charSpace="0"/>
     </w:sectPr>
   </w:body>
 </w:document>
 </file>
 
+<file path=word/endnotes.xml><?xml version="1.0" encoding="utf-8"?>
+<w:endnotes xmlns:wpc="http://schemas.microsoft.com/office/word/2010/wordprocessingCanvas" xmlns:mc="http://schemas.openxmlformats.org/markup-compatibility/2006" xmlns:o="urn:schemas-microsoft-com:office:office" xmlns:r="http://schemas.openxmlformats.org/officeDocument/2006/relationships" xmlns:m="http://schemas.openxmlformats.org/officeDocument/2006/math" xmlns:v="urn:schemas-microsoft-com:vml" xmlns:wp14="http://schemas.microsoft.com/office/word/2010/wordprocessingDrawing" xmlns:wp="http://schemas.openxmlformats.org/drawingml/2006/wordprocessingDrawing" xmlns:w="http://schemas.openxmlformats.org/wordprocessingml/2006/main" xmlns:w14="http://schemas.microsoft.com/office/word/2010/wordml" xmlns:w15="http://schemas.microsoft.com/office/word/2012/wordml" xmlns:w10="urn:schemas-microsoft-com:office:word" xmlns:wpg="http://schemas.microsoft.com/office/word/2010/wordprocessingGroup" xmlns:wpi="http://schemas.microsoft.com/office/word/2010/wordprocessingInk" xmlns:wne="http://schemas.microsoft.com/office/word/2006/wordml" xmlns:wps="http://schemas.microsoft.com/office/word/2010/wordprocessingShape" xmlns:wpsCustomData="http://www.wps.cn/officeDocument/2013/wpsCustomData" mc:Ignorable="w14 w15 wp14">
+  <w:endnote w:type="separator" w:id="0">
+    <w:p>
+      <w:pPr>
+        <w:spacing w:line="240" w:lineRule="auto"/>
+      </w:pPr>
+      <w:r>
+        <w:separator/>
+      </w:r>
+    </w:p>
+  </w:endnote>
+  <w:endnote w:type="continuationSeparator" w:id="1">
+    <w:p>
+      <w:pPr>
+        <w:spacing w:line="240" w:lineRule="auto"/>
+      </w:pPr>
+      <w:r>
+        <w:continuationSeparator/>
+      </w:r>
+    </w:p>
+  </w:endnote>
+</w:endnotes>
+</file>
+
+<file path=word/footnotes.xml><?xml version="1.0" encoding="utf-8"?>
+<w:footnotes xmlns:wpc="http://schemas.microsoft.com/office/word/2010/wordprocessingCanvas" xmlns:mc="http://schemas.openxmlformats.org/markup-compatibility/2006" xmlns:o="urn:schemas-microsoft-com:office:office" xmlns:r="http://schemas.openxmlformats.org/officeDocument/2006/relationships" xmlns:m="http://schemas.openxmlformats.org/officeDocument/2006/math" xmlns:v="urn:schemas-microsoft-com:vml" xmlns:wp14="http://schemas.microsoft.com/office/word/2010/wordprocessingDrawing" xmlns:wp="http://schemas.openxmlformats.org/drawingml/2006/wordprocessingDrawing" xmlns:w="http://schemas.openxmlformats.org/wordprocessingml/2006/main" xmlns:w14="http://schemas.microsoft.com/office/word/2010/wordml" xmlns:w15="http://schemas.microsoft.com/office/word/2012/wordml" xmlns:w10="urn:schemas-microsoft-com:office:word" xmlns:wpg="http://schemas.microsoft.com/office/word/2010/wordprocessingGroup" xmlns:wpi="http://schemas.microsoft.com/office/word/2010/wordprocessingInk" xmlns:wne="http://schemas.microsoft.com/office/word/2006/wordml" xmlns:wps="http://schemas.microsoft.com/office/word/2010/wordprocessingShape" xmlns:wpsCustomData="http://www.wps.cn/officeDocument/2013/wpsCustomData" mc:Ignorable="w14 w15 wp14">
+  <w:footnote w:type="separator" w:id="0">
+    <w:p>
+      <w:pPr>
+        <w:spacing w:before="0" w:after="0" w:line="276" w:lineRule="auto"/>
+      </w:pPr>
+      <w:r>
+        <w:separator/>
+      </w:r>
+    </w:p>
+  </w:footnote>
+  <w:footnote w:type="continuationSeparator" w:id="1">
+    <w:p>
+      <w:pPr>
+        <w:spacing w:before="0" w:after="0" w:line="276" w:lineRule="auto"/>
+      </w:pPr>
+      <w:r>
+        <w:continuationSeparator/>
+      </w:r>
+    </w:p>
+  </w:footnote>
+</w:footnotes>
+</file>
+
 <file path=word/numbering.xml><?xml version="1.0" encoding="utf-8"?>
-<w:numbering xmlns:wpc="http://schemas.microsoft.com/office/word/2010/wordprocessingCanvas" xmlns:cx="http://schemas.microsoft.com/office/drawing/2014/chartex" xmlns:cx1="http://schemas.microsoft.com/office/drawing/2015/9/8/chartex" xmlns:cx2="http://schemas.microsoft.com/office/drawing/2015/10/21/chartex" xmlns:cx3="http://schemas.microsoft.com/office/drawing/2016/5/9/chartex" xmlns:cx4="http://schemas.microsoft.com/office/drawing/2016/5/10/chartex" xmlns:cx5="http://schemas.microsoft.com/office/drawing/2016/5/11/chartex" xmlns:cx6="http://schemas.microsoft.com/office/drawing/2016/5/12/chartex" xmlns:cx7="http://schemas.microsoft.com/office/drawing/2016/5/13/chartex" xmlns:cx8="http://schemas.microsoft.com/office/drawing/2016/5/14/chartex" xmlns:mc="http://schemas.openxmlformats.org/markup-compatibility/2006" xmlns:aink="http://schemas.microsoft.com/office/drawing/2016/ink" xmlns:am3d="http://schemas.microsoft.com/office/drawing/2017/model3d" xmlns:o="urn:schemas-microsoft-com:office:office" xmlns:oel="http://schemas.microsoft.com/office/2019/extlst" xmlns:r="http://schemas.openxmlformats.org/officeDocument/2006/relationships" xmlns:m="http://schemas.openxmlformats.org/officeDocument/2006/math" xmlns:v="urn:schemas-microsoft-com:vml" xmlns:wp14="http://schemas.microsoft.com/office/word/2010/wordprocessingDrawing" xmlns:wp="http://schemas.openxmlformats.org/drawingml/2006/wordprocessingDrawing" xmlns:w10="urn:schemas-microsoft-com:office:word" xmlns:w="http://schemas.openxmlformats.org/wordprocessingml/2006/main" xmlns:w14="http://schemas.microsoft.com/office/word/2010/wordml" xmlns:w15="http://schemas.microsoft.com/office/word/2012/wordml" xmlns:w16cex="http://schemas.microsoft.com/office/word/2018/wordml/cex" xmlns:w16cid="http://schemas.microsoft.com/office/word/2016/wordml/cid" xmlns:w16="http://schemas.microsoft.com/office/word/2018/wordml" xmlns:w16du="http://schemas.microsoft.com/office/word/2023/wordml/word16du" xmlns:w16sdtdh="http://schemas.microsoft.com/office/word/2020/wordml/sdtdatahash" xmlns:w16sdtfl="http://schemas.microsoft.com/office/word/2024/wordml/sdtformatlock" xmlns:w16se="http://schemas.microsoft.com/office/word/2015/wordml/symex" xmlns:wpg="http://schemas.microsoft.com/office/word/2010/wordprocessingGroup" xmlns:wpi="http://schemas.microsoft.com/office/word/2010/wordprocessingInk" xmlns:wne="http://schemas.microsoft.com/office/word/2006/wordml" xmlns:wps="http://schemas.microsoft.com/office/word/2010/wordprocessingShape" mc:Ignorable="w14 w15 w16se w16cid w16 w16cex w16sdtdh w16sdtfl w16du wp14">
-  <w:abstractNum w:abstractNumId="0" w15:restartNumberingAfterBreak="0">
+<w:numbering xmlns:wpc="http://schemas.microsoft.com/office/word/2010/wordprocessingCanvas" xmlns:mc="http://schemas.openxmlformats.org/markup-compatibility/2006" xmlns:o="urn:schemas-microsoft-com:office:office" xmlns:r="http://schemas.openxmlformats.org/officeDocument/2006/relationships" xmlns:m="http://schemas.openxmlformats.org/officeDocument/2006/math" xmlns:v="urn:schemas-microsoft-com:vml" xmlns:wp14="http://schemas.microsoft.com/office/word/2010/wordprocessingDrawing" xmlns:wp="http://schemas.openxmlformats.org/drawingml/2006/wordprocessingDrawing" xmlns:w10="urn:schemas-microsoft-com:office:word" xmlns:w="http://schemas.openxmlformats.org/wordprocessingml/2006/main" xmlns:w14="http://schemas.microsoft.com/office/word/2010/wordml" xmlns:wpg="http://schemas.microsoft.com/office/word/2010/wordprocessingGroup" xmlns:wpi="http://schemas.microsoft.com/office/word/2010/wordprocessingInk" xmlns:wne="http://schemas.microsoft.com/office/word/2006/wordml" xmlns:wps="http://schemas.microsoft.com/office/word/2010/wordprocessingShape" xmlns:wpsCustomData="http://www.wps.cn/officeDocument/2013/wpsCustomData" mc:Ignorable="w14 wp14">
+  <w:abstractNum w:abstractNumId="0">
     <w:nsid w:val="11DF3C35"/>
     <w:multiLevelType w:val="multilevel"/>
-    <w:tmpl w:val="169010F2"/>
-    <w:lvl w:ilvl="0">
+    <w:tmpl w:val="11DF3C35"/>
+    <w:lvl w:ilvl="0" w:tentative="0">
       <w:start w:val="1"/>
       <w:numFmt w:val="bullet"/>
       <w:lvlText w:val=""/>
       <w:lvlJc w:val="left"/>
       <w:pPr>
         <w:tabs>
-          <w:tab w:val="num" w:pos="720"/>
+          <w:tab w:val="left" w:pos="720"/>
         </w:tabs>
         <w:ind w:left="720" w:hanging="360"/>
       </w:pPr>
       <w:rPr>
-        <w:rFonts w:ascii="Symbol" w:hAnsi="Symbol" w:hint="default"/>
-        <w:sz w:val="20"/>
-      </w:rPr>
-    </w:lvl>
-    <w:lvl w:ilvl="1" w:tentative="1">
+        <w:rFonts w:hint="default" w:ascii="Symbol" w:hAnsi="Symbol"/>
+        <w:sz w:val="20"/>
+      </w:rPr>
+    </w:lvl>
+    <w:lvl w:ilvl="1" w:tentative="0">
       <w:start w:val="1"/>
       <w:numFmt w:val="bullet"/>
       <w:lvlText w:val="o"/>
       <w:lvlJc w:val="left"/>
       <w:pPr>
         <w:tabs>
-          <w:tab w:val="num" w:pos="1440"/>
+          <w:tab w:val="left" w:pos="1440"/>
         </w:tabs>
         <w:ind w:left="1440" w:hanging="360"/>
       </w:pPr>
       <w:rPr>
-        <w:rFonts w:ascii="Courier New" w:hAnsi="Courier New" w:hint="default"/>
-        <w:sz w:val="20"/>
-      </w:rPr>
-    </w:lvl>
-    <w:lvl w:ilvl="2" w:tentative="1">
-      <w:start w:val="1"/>
-      <w:numFmt w:val="bullet"/>
-      <w:lvlText w:val=""/>
-      <w:lvlJc w:val="left"/>
-      <w:pPr>
-        <w:tabs>
-          <w:tab w:val="num" w:pos="2160"/>
+        <w:rFonts w:hint="default" w:ascii="Courier New" w:hAnsi="Courier New"/>
+        <w:sz w:val="20"/>
+      </w:rPr>
+    </w:lvl>
+    <w:lvl w:ilvl="2" w:tentative="0">
+      <w:start w:val="1"/>
+      <w:numFmt w:val="bullet"/>
+      <w:lvlText w:val=""/>
+      <w:lvlJc w:val="left"/>
+      <w:pPr>
+        <w:tabs>
+          <w:tab w:val="left" w:pos="2160"/>
         </w:tabs>
         <w:ind w:left="2160" w:hanging="360"/>
       </w:pPr>
       <w:rPr>
-        <w:rFonts w:ascii="Wingdings" w:hAnsi="Wingdings" w:hint="default"/>
-        <w:sz w:val="20"/>
-      </w:rPr>
-    </w:lvl>
-    <w:lvl w:ilvl="3" w:tentative="1">
-      <w:start w:val="1"/>
-      <w:numFmt w:val="bullet"/>
-      <w:lvlText w:val=""/>
-      <w:lvlJc w:val="left"/>
-      <w:pPr>
-        <w:tabs>
-          <w:tab w:val="num" w:pos="2880"/>
+        <w:rFonts w:hint="default" w:ascii="Wingdings" w:hAnsi="Wingdings"/>
+        <w:sz w:val="20"/>
+      </w:rPr>
+    </w:lvl>
+    <w:lvl w:ilvl="3" w:tentative="0">
+      <w:start w:val="1"/>
+      <w:numFmt w:val="bullet"/>
+      <w:lvlText w:val=""/>
+      <w:lvlJc w:val="left"/>
+      <w:pPr>
+        <w:tabs>
+          <w:tab w:val="left" w:pos="2880"/>
         </w:tabs>
         <w:ind w:left="2880" w:hanging="360"/>
       </w:pPr>
       <w:rPr>
-        <w:rFonts w:ascii="Wingdings" w:hAnsi="Wingdings" w:hint="default"/>
-        <w:sz w:val="20"/>
-      </w:rPr>
-    </w:lvl>
-    <w:lvl w:ilvl="4" w:tentative="1">
-      <w:start w:val="1"/>
-      <w:numFmt w:val="bullet"/>
-      <w:lvlText w:val=""/>
-      <w:lvlJc w:val="left"/>
-      <w:pPr>
-        <w:tabs>
-          <w:tab w:val="num" w:pos="3600"/>
+        <w:rFonts w:hint="default" w:ascii="Wingdings" w:hAnsi="Wingdings"/>
+        <w:sz w:val="20"/>
+      </w:rPr>
+    </w:lvl>
+    <w:lvl w:ilvl="4" w:tentative="0">
+      <w:start w:val="1"/>
+      <w:numFmt w:val="bullet"/>
+      <w:lvlText w:val=""/>
+      <w:lvlJc w:val="left"/>
+      <w:pPr>
+        <w:tabs>
+          <w:tab w:val="left" w:pos="3600"/>
         </w:tabs>
         <w:ind w:left="3600" w:hanging="360"/>
       </w:pPr>
       <w:rPr>
-        <w:rFonts w:ascii="Wingdings" w:hAnsi="Wingdings" w:hint="default"/>
-        <w:sz w:val="20"/>
-      </w:rPr>
-    </w:lvl>
-    <w:lvl w:ilvl="5" w:tentative="1">
-      <w:start w:val="1"/>
-      <w:numFmt w:val="bullet"/>
-      <w:lvlText w:val=""/>
-      <w:lvlJc w:val="left"/>
-      <w:pPr>
-        <w:tabs>
-          <w:tab w:val="num" w:pos="4320"/>
+        <w:rFonts w:hint="default" w:ascii="Wingdings" w:hAnsi="Wingdings"/>
+        <w:sz w:val="20"/>
+      </w:rPr>
+    </w:lvl>
+    <w:lvl w:ilvl="5" w:tentative="0">
+      <w:start w:val="1"/>
+      <w:numFmt w:val="bullet"/>
+      <w:lvlText w:val=""/>
+      <w:lvlJc w:val="left"/>
+      <w:pPr>
+        <w:tabs>
+          <w:tab w:val="left" w:pos="4320"/>
         </w:tabs>
         <w:ind w:left="4320" w:hanging="360"/>
       </w:pPr>
       <w:rPr>
-        <w:rFonts w:ascii="Wingdings" w:hAnsi="Wingdings" w:hint="default"/>
-        <w:sz w:val="20"/>
-      </w:rPr>
-    </w:lvl>
-    <w:lvl w:ilvl="6" w:tentative="1">
-      <w:start w:val="1"/>
-      <w:numFmt w:val="bullet"/>
-      <w:lvlText w:val=""/>
-      <w:lvlJc w:val="left"/>
-      <w:pPr>
-        <w:tabs>
-          <w:tab w:val="num" w:pos="5040"/>
+        <w:rFonts w:hint="default" w:ascii="Wingdings" w:hAnsi="Wingdings"/>
+        <w:sz w:val="20"/>
+      </w:rPr>
+    </w:lvl>
+    <w:lvl w:ilvl="6" w:tentative="0">
+      <w:start w:val="1"/>
+      <w:numFmt w:val="bullet"/>
+      <w:lvlText w:val=""/>
+      <w:lvlJc w:val="left"/>
+      <w:pPr>
+        <w:tabs>
+          <w:tab w:val="left" w:pos="5040"/>
         </w:tabs>
         <w:ind w:left="5040" w:hanging="360"/>
       </w:pPr>
       <w:rPr>
-        <w:rFonts w:ascii="Wingdings" w:hAnsi="Wingdings" w:hint="default"/>
-        <w:sz w:val="20"/>
-      </w:rPr>
-    </w:lvl>
-    <w:lvl w:ilvl="7" w:tentative="1">
-      <w:start w:val="1"/>
-      <w:numFmt w:val="bullet"/>
-      <w:lvlText w:val=""/>
-      <w:lvlJc w:val="left"/>
-      <w:pPr>
-        <w:tabs>
-          <w:tab w:val="num" w:pos="5760"/>
+        <w:rFonts w:hint="default" w:ascii="Wingdings" w:hAnsi="Wingdings"/>
+        <w:sz w:val="20"/>
+      </w:rPr>
+    </w:lvl>
+    <w:lvl w:ilvl="7" w:tentative="0">
+      <w:start w:val="1"/>
+      <w:numFmt w:val="bullet"/>
+      <w:lvlText w:val=""/>
+      <w:lvlJc w:val="left"/>
+      <w:pPr>
+        <w:tabs>
+          <w:tab w:val="left" w:pos="5760"/>
         </w:tabs>
         <w:ind w:left="5760" w:hanging="360"/>
       </w:pPr>
       <w:rPr>
-        <w:rFonts w:ascii="Wingdings" w:hAnsi="Wingdings" w:hint="default"/>
-        <w:sz w:val="20"/>
-      </w:rPr>
-    </w:lvl>
-    <w:lvl w:ilvl="8" w:tentative="1">
-      <w:start w:val="1"/>
-      <w:numFmt w:val="bullet"/>
-      <w:lvlText w:val=""/>
-      <w:lvlJc w:val="left"/>
-      <w:pPr>
-        <w:tabs>
-          <w:tab w:val="num" w:pos="6480"/>
+        <w:rFonts w:hint="default" w:ascii="Wingdings" w:hAnsi="Wingdings"/>
+        <w:sz w:val="20"/>
+      </w:rPr>
+    </w:lvl>
+    <w:lvl w:ilvl="8" w:tentative="0">
+      <w:start w:val="1"/>
+      <w:numFmt w:val="bullet"/>
+      <w:lvlText w:val=""/>
+      <w:lvlJc w:val="left"/>
+      <w:pPr>
+        <w:tabs>
+          <w:tab w:val="left" w:pos="6480"/>
         </w:tabs>
         <w:ind w:left="6480" w:hanging="360"/>
       </w:pPr>
       <w:rPr>
-        <w:rFonts w:ascii="Wingdings" w:hAnsi="Wingdings" w:hint="default"/>
+        <w:rFonts w:hint="default" w:ascii="Wingdings" w:hAnsi="Wingdings"/>
         <w:sz w:val="20"/>
       </w:rPr>
     </w:lvl>
   </w:abstractNum>
-  <w:abstractNum w:abstractNumId="1" w15:restartNumberingAfterBreak="0">
+  <w:abstractNum w:abstractNumId="1">
     <w:nsid w:val="13E97D4C"/>
     <w:multiLevelType w:val="multilevel"/>
-    <w:tmpl w:val="4566BE4C"/>
-    <w:lvl w:ilvl="0">
+    <w:tmpl w:val="13E97D4C"/>
+    <w:lvl w:ilvl="0" w:tentative="0">
       <w:start w:val="1"/>
       <w:numFmt w:val="bullet"/>
       <w:lvlText w:val=""/>
       <w:lvlJc w:val="left"/>
       <w:pPr>
         <w:tabs>
-          <w:tab w:val="num" w:pos="720"/>
+          <w:tab w:val="left" w:pos="720"/>
         </w:tabs>
         <w:ind w:left="720" w:hanging="360"/>
       </w:pPr>
       <w:rPr>
-        <w:rFonts w:ascii="Symbol" w:hAnsi="Symbol" w:hint="default"/>
-        <w:sz w:val="20"/>
-      </w:rPr>
-    </w:lvl>
-    <w:lvl w:ilvl="1" w:tentative="1">
+        <w:rFonts w:hint="default" w:ascii="Symbol" w:hAnsi="Symbol"/>
+        <w:sz w:val="20"/>
+      </w:rPr>
+    </w:lvl>
+    <w:lvl w:ilvl="1" w:tentative="0">
       <w:start w:val="1"/>
       <w:numFmt w:val="bullet"/>
       <w:lvlText w:val="o"/>
       <w:lvlJc w:val="left"/>
       <w:pPr>
         <w:tabs>
-          <w:tab w:val="num" w:pos="1440"/>
+          <w:tab w:val="left" w:pos="1440"/>
         </w:tabs>
         <w:ind w:left="1440" w:hanging="360"/>
       </w:pPr>
       <w:rPr>
-        <w:rFonts w:ascii="Courier New" w:hAnsi="Courier New" w:hint="default"/>
-        <w:sz w:val="20"/>
-      </w:rPr>
-    </w:lvl>
-    <w:lvl w:ilvl="2" w:tentative="1">
-      <w:start w:val="1"/>
-      <w:numFmt w:val="bullet"/>
-      <w:lvlText w:val=""/>
-      <w:lvlJc w:val="left"/>
-      <w:pPr>
-        <w:tabs>
-          <w:tab w:val="num" w:pos="2160"/>
+        <w:rFonts w:hint="default" w:ascii="Courier New" w:hAnsi="Courier New"/>
+        <w:sz w:val="20"/>
+      </w:rPr>
+    </w:lvl>
+    <w:lvl w:ilvl="2" w:tentative="0">
+      <w:start w:val="1"/>
+      <w:numFmt w:val="bullet"/>
+      <w:lvlText w:val=""/>
+      <w:lvlJc w:val="left"/>
+      <w:pPr>
+        <w:tabs>
+          <w:tab w:val="left" w:pos="2160"/>
         </w:tabs>
         <w:ind w:left="2160" w:hanging="360"/>
       </w:pPr>
       <w:rPr>
-        <w:rFonts w:ascii="Wingdings" w:hAnsi="Wingdings" w:hint="default"/>
-        <w:sz w:val="20"/>
-      </w:rPr>
-    </w:lvl>
-    <w:lvl w:ilvl="3" w:tentative="1">
-      <w:start w:val="1"/>
-      <w:numFmt w:val="bullet"/>
-      <w:lvlText w:val=""/>
-      <w:lvlJc w:val="left"/>
-      <w:pPr>
-        <w:tabs>
-          <w:tab w:val="num" w:pos="2880"/>
+        <w:rFonts w:hint="default" w:ascii="Wingdings" w:hAnsi="Wingdings"/>
+        <w:sz w:val="20"/>
+      </w:rPr>
+    </w:lvl>
+    <w:lvl w:ilvl="3" w:tentative="0">
+      <w:start w:val="1"/>
+      <w:numFmt w:val="bullet"/>
+      <w:lvlText w:val=""/>
+      <w:lvlJc w:val="left"/>
+      <w:pPr>
+        <w:tabs>
+          <w:tab w:val="left" w:pos="2880"/>
         </w:tabs>
         <w:ind w:left="2880" w:hanging="360"/>
       </w:pPr>
       <w:rPr>
-        <w:rFonts w:ascii="Wingdings" w:hAnsi="Wingdings" w:hint="default"/>
-        <w:sz w:val="20"/>
-      </w:rPr>
-    </w:lvl>
-    <w:lvl w:ilvl="4" w:tentative="1">
-      <w:start w:val="1"/>
-      <w:numFmt w:val="bullet"/>
-      <w:lvlText w:val=""/>
-      <w:lvlJc w:val="left"/>
-      <w:pPr>
-        <w:tabs>
-          <w:tab w:val="num" w:pos="3600"/>
+        <w:rFonts w:hint="default" w:ascii="Wingdings" w:hAnsi="Wingdings"/>
+        <w:sz w:val="20"/>
+      </w:rPr>
+    </w:lvl>
+    <w:lvl w:ilvl="4" w:tentative="0">
+      <w:start w:val="1"/>
+      <w:numFmt w:val="bullet"/>
+      <w:lvlText w:val=""/>
+      <w:lvlJc w:val="left"/>
+      <w:pPr>
+        <w:tabs>
+          <w:tab w:val="left" w:pos="3600"/>
         </w:tabs>
         <w:ind w:left="3600" w:hanging="360"/>
       </w:pPr>
       <w:rPr>
-        <w:rFonts w:ascii="Wingdings" w:hAnsi="Wingdings" w:hint="default"/>
-        <w:sz w:val="20"/>
-      </w:rPr>
-    </w:lvl>
-    <w:lvl w:ilvl="5" w:tentative="1">
-      <w:start w:val="1"/>
-      <w:numFmt w:val="bullet"/>
-      <w:lvlText w:val=""/>
-      <w:lvlJc w:val="left"/>
-      <w:pPr>
-        <w:tabs>
-          <w:tab w:val="num" w:pos="4320"/>
+        <w:rFonts w:hint="default" w:ascii="Wingdings" w:hAnsi="Wingdings"/>
+        <w:sz w:val="20"/>
+      </w:rPr>
+    </w:lvl>
+    <w:lvl w:ilvl="5" w:tentative="0">
+      <w:start w:val="1"/>
+      <w:numFmt w:val="bullet"/>
+      <w:lvlText w:val=""/>
+      <w:lvlJc w:val="left"/>
+      <w:pPr>
+        <w:tabs>
+          <w:tab w:val="left" w:pos="4320"/>
         </w:tabs>
         <w:ind w:left="4320" w:hanging="360"/>
       </w:pPr>
       <w:rPr>
-        <w:rFonts w:ascii="Wingdings" w:hAnsi="Wingdings" w:hint="default"/>
-        <w:sz w:val="20"/>
-      </w:rPr>
-    </w:lvl>
-    <w:lvl w:ilvl="6" w:tentative="1">
-      <w:start w:val="1"/>
-      <w:numFmt w:val="bullet"/>
-      <w:lvlText w:val=""/>
-      <w:lvlJc w:val="left"/>
-      <w:pPr>
-        <w:tabs>
-          <w:tab w:val="num" w:pos="5040"/>
+        <w:rFonts w:hint="default" w:ascii="Wingdings" w:hAnsi="Wingdings"/>
+        <w:sz w:val="20"/>
+      </w:rPr>
+    </w:lvl>
+    <w:lvl w:ilvl="6" w:tentative="0">
+      <w:start w:val="1"/>
+      <w:numFmt w:val="bullet"/>
+      <w:lvlText w:val=""/>
+      <w:lvlJc w:val="left"/>
+      <w:pPr>
+        <w:tabs>
+          <w:tab w:val="left" w:pos="5040"/>
         </w:tabs>
         <w:ind w:left="5040" w:hanging="360"/>
       </w:pPr>
       <w:rPr>
-        <w:rFonts w:ascii="Wingdings" w:hAnsi="Wingdings" w:hint="default"/>
-        <w:sz w:val="20"/>
-      </w:rPr>
-    </w:lvl>
-    <w:lvl w:ilvl="7" w:tentative="1">
-      <w:start w:val="1"/>
-      <w:numFmt w:val="bullet"/>
-      <w:lvlText w:val=""/>
-      <w:lvlJc w:val="left"/>
-      <w:pPr>
-        <w:tabs>
-          <w:tab w:val="num" w:pos="5760"/>
+        <w:rFonts w:hint="default" w:ascii="Wingdings" w:hAnsi="Wingdings"/>
+        <w:sz w:val="20"/>
+      </w:rPr>
+    </w:lvl>
+    <w:lvl w:ilvl="7" w:tentative="0">
+      <w:start w:val="1"/>
+      <w:numFmt w:val="bullet"/>
+      <w:lvlText w:val=""/>
+      <w:lvlJc w:val="left"/>
+      <w:pPr>
+        <w:tabs>
+          <w:tab w:val="left" w:pos="5760"/>
         </w:tabs>
         <w:ind w:left="5760" w:hanging="360"/>
       </w:pPr>
       <w:rPr>
-        <w:rFonts w:ascii="Wingdings" w:hAnsi="Wingdings" w:hint="default"/>
-        <w:sz w:val="20"/>
-      </w:rPr>
-    </w:lvl>
-    <w:lvl w:ilvl="8" w:tentative="1">
-      <w:start w:val="1"/>
-      <w:numFmt w:val="bullet"/>
-      <w:lvlText w:val=""/>
-      <w:lvlJc w:val="left"/>
-      <w:pPr>
-        <w:tabs>
-          <w:tab w:val="num" w:pos="6480"/>
+        <w:rFonts w:hint="default" w:ascii="Wingdings" w:hAnsi="Wingdings"/>
+        <w:sz w:val="20"/>
+      </w:rPr>
+    </w:lvl>
+    <w:lvl w:ilvl="8" w:tentative="0">
+      <w:start w:val="1"/>
+      <w:numFmt w:val="bullet"/>
+      <w:lvlText w:val=""/>
+      <w:lvlJc w:val="left"/>
+      <w:pPr>
+        <w:tabs>
+          <w:tab w:val="left" w:pos="6480"/>
         </w:tabs>
         <w:ind w:left="6480" w:hanging="360"/>
       </w:pPr>
       <w:rPr>
-        <w:rFonts w:ascii="Wingdings" w:hAnsi="Wingdings" w:hint="default"/>
+        <w:rFonts w:hint="default" w:ascii="Wingdings" w:hAnsi="Wingdings"/>
         <w:sz w:val="20"/>
       </w:rPr>
     </w:lvl>
   </w:abstractNum>
-  <w:abstractNum w:abstractNumId="2" w15:restartNumberingAfterBreak="0">
+  <w:abstractNum w:abstractNumId="2">
     <w:nsid w:val="15D950AC"/>
     <w:multiLevelType w:val="multilevel"/>
-    <w:tmpl w:val="225A3090"/>
-    <w:lvl w:ilvl="0">
+    <w:tmpl w:val="15D950AC"/>
+    <w:lvl w:ilvl="0" w:tentative="0">
       <w:start w:val="1"/>
       <w:numFmt w:val="bullet"/>
       <w:lvlText w:val=""/>
       <w:lvlJc w:val="left"/>
       <w:pPr>
         <w:tabs>
-          <w:tab w:val="num" w:pos="720"/>
+          <w:tab w:val="left" w:pos="720"/>
         </w:tabs>
         <w:ind w:left="720" w:hanging="360"/>
       </w:pPr>
       <w:rPr>
-        <w:rFonts w:ascii="Symbol" w:hAnsi="Symbol" w:hint="default"/>
-        <w:sz w:val="20"/>
-      </w:rPr>
-    </w:lvl>
-    <w:lvl w:ilvl="1" w:tentative="1">
+        <w:rFonts w:hint="default" w:ascii="Symbol" w:hAnsi="Symbol"/>
+        <w:sz w:val="20"/>
+      </w:rPr>
+    </w:lvl>
+    <w:lvl w:ilvl="1" w:tentative="0">
       <w:start w:val="1"/>
       <w:numFmt w:val="bullet"/>
       <w:lvlText w:val="o"/>
       <w:lvlJc w:val="left"/>
       <w:pPr>
         <w:tabs>
-          <w:tab w:val="num" w:pos="1440"/>
+          <w:tab w:val="left" w:pos="1440"/>
         </w:tabs>
         <w:ind w:left="1440" w:hanging="360"/>
       </w:pPr>
       <w:rPr>
-        <w:rFonts w:ascii="Courier New" w:hAnsi="Courier New" w:hint="default"/>
-        <w:sz w:val="20"/>
-      </w:rPr>
-    </w:lvl>
-    <w:lvl w:ilvl="2" w:tentative="1">
-      <w:start w:val="1"/>
-      <w:numFmt w:val="bullet"/>
-      <w:lvlText w:val=""/>
-      <w:lvlJc w:val="left"/>
-      <w:pPr>
-        <w:tabs>
-          <w:tab w:val="num" w:pos="2160"/>
+        <w:rFonts w:hint="default" w:ascii="Courier New" w:hAnsi="Courier New"/>
+        <w:sz w:val="20"/>
+      </w:rPr>
+    </w:lvl>
+    <w:lvl w:ilvl="2" w:tentative="0">
+      <w:start w:val="1"/>
+      <w:numFmt w:val="bullet"/>
+      <w:lvlText w:val=""/>
+      <w:lvlJc w:val="left"/>
+      <w:pPr>
+        <w:tabs>
+          <w:tab w:val="left" w:pos="2160"/>
         </w:tabs>
         <w:ind w:left="2160" w:hanging="360"/>
       </w:pPr>
       <w:rPr>
-        <w:rFonts w:ascii="Wingdings" w:hAnsi="Wingdings" w:hint="default"/>
-        <w:sz w:val="20"/>
-      </w:rPr>
-    </w:lvl>
-    <w:lvl w:ilvl="3" w:tentative="1">
-      <w:start w:val="1"/>
-      <w:numFmt w:val="bullet"/>
-      <w:lvlText w:val=""/>
-      <w:lvlJc w:val="left"/>
-      <w:pPr>
-        <w:tabs>
-          <w:tab w:val="num" w:pos="2880"/>
+        <w:rFonts w:hint="default" w:ascii="Wingdings" w:hAnsi="Wingdings"/>
+        <w:sz w:val="20"/>
+      </w:rPr>
+    </w:lvl>
+    <w:lvl w:ilvl="3" w:tentative="0">
+      <w:start w:val="1"/>
+      <w:numFmt w:val="bullet"/>
+      <w:lvlText w:val=""/>
+      <w:lvlJc w:val="left"/>
+      <w:pPr>
+        <w:tabs>
+          <w:tab w:val="left" w:pos="2880"/>
         </w:tabs>
         <w:ind w:left="2880" w:hanging="360"/>
       </w:pPr>
       <w:rPr>
-        <w:rFonts w:ascii="Wingdings" w:hAnsi="Wingdings" w:hint="default"/>
-        <w:sz w:val="20"/>
-      </w:rPr>
-    </w:lvl>
-    <w:lvl w:ilvl="4" w:tentative="1">
-      <w:start w:val="1"/>
-      <w:numFmt w:val="bullet"/>
-      <w:lvlText w:val=""/>
-      <w:lvlJc w:val="left"/>
-      <w:pPr>
-        <w:tabs>
-          <w:tab w:val="num" w:pos="3600"/>
+        <w:rFonts w:hint="default" w:ascii="Wingdings" w:hAnsi="Wingdings"/>
+        <w:sz w:val="20"/>
+      </w:rPr>
+    </w:lvl>
+    <w:lvl w:ilvl="4" w:tentative="0">
+      <w:start w:val="1"/>
+      <w:numFmt w:val="bullet"/>
+      <w:lvlText w:val=""/>
+      <w:lvlJc w:val="left"/>
+      <w:pPr>
+        <w:tabs>
+          <w:tab w:val="left" w:pos="3600"/>
         </w:tabs>
         <w:ind w:left="3600" w:hanging="360"/>
       </w:pPr>
       <w:rPr>
-        <w:rFonts w:ascii="Wingdings" w:hAnsi="Wingdings" w:hint="default"/>
-        <w:sz w:val="20"/>
-      </w:rPr>
-    </w:lvl>
-    <w:lvl w:ilvl="5" w:tentative="1">
-      <w:start w:val="1"/>
-      <w:numFmt w:val="bullet"/>
-      <w:lvlText w:val=""/>
-      <w:lvlJc w:val="left"/>
-      <w:pPr>
-        <w:tabs>
-          <w:tab w:val="num" w:pos="4320"/>
+        <w:rFonts w:hint="default" w:ascii="Wingdings" w:hAnsi="Wingdings"/>
+        <w:sz w:val="20"/>
+      </w:rPr>
+    </w:lvl>
+    <w:lvl w:ilvl="5" w:tentative="0">
+      <w:start w:val="1"/>
+      <w:numFmt w:val="bullet"/>
+      <w:lvlText w:val=""/>
+      <w:lvlJc w:val="left"/>
+      <w:pPr>
+        <w:tabs>
+          <w:tab w:val="left" w:pos="4320"/>
         </w:tabs>
         <w:ind w:left="4320" w:hanging="360"/>
       </w:pPr>
       <w:rPr>
-        <w:rFonts w:ascii="Wingdings" w:hAnsi="Wingdings" w:hint="default"/>
-        <w:sz w:val="20"/>
-      </w:rPr>
-    </w:lvl>
-    <w:lvl w:ilvl="6" w:tentative="1">
-      <w:start w:val="1"/>
-      <w:numFmt w:val="bullet"/>
-      <w:lvlText w:val=""/>
-      <w:lvlJc w:val="left"/>
-      <w:pPr>
-        <w:tabs>
-          <w:tab w:val="num" w:pos="5040"/>
+        <w:rFonts w:hint="default" w:ascii="Wingdings" w:hAnsi="Wingdings"/>
+        <w:sz w:val="20"/>
+      </w:rPr>
+    </w:lvl>
+    <w:lvl w:ilvl="6" w:tentative="0">
+      <w:start w:val="1"/>
+      <w:numFmt w:val="bullet"/>
+      <w:lvlText w:val=""/>
+      <w:lvlJc w:val="left"/>
+      <w:pPr>
+        <w:tabs>
+          <w:tab w:val="left" w:pos="5040"/>
         </w:tabs>
         <w:ind w:left="5040" w:hanging="360"/>
       </w:pPr>
       <w:rPr>
-        <w:rFonts w:ascii="Wingdings" w:hAnsi="Wingdings" w:hint="default"/>
-        <w:sz w:val="20"/>
-      </w:rPr>
-    </w:lvl>
-    <w:lvl w:ilvl="7" w:tentative="1">
-      <w:start w:val="1"/>
-      <w:numFmt w:val="bullet"/>
-      <w:lvlText w:val=""/>
-      <w:lvlJc w:val="left"/>
-      <w:pPr>
-        <w:tabs>
-          <w:tab w:val="num" w:pos="5760"/>
+        <w:rFonts w:hint="default" w:ascii="Wingdings" w:hAnsi="Wingdings"/>
+        <w:sz w:val="20"/>
+      </w:rPr>
+    </w:lvl>
+    <w:lvl w:ilvl="7" w:tentative="0">
+      <w:start w:val="1"/>
+      <w:numFmt w:val="bullet"/>
+      <w:lvlText w:val=""/>
+      <w:lvlJc w:val="left"/>
+      <w:pPr>
+        <w:tabs>
+          <w:tab w:val="left" w:pos="5760"/>
         </w:tabs>
         <w:ind w:left="5760" w:hanging="360"/>
       </w:pPr>
       <w:rPr>
-        <w:rFonts w:ascii="Wingdings" w:hAnsi="Wingdings" w:hint="default"/>
-        <w:sz w:val="20"/>
-      </w:rPr>
-    </w:lvl>
-    <w:lvl w:ilvl="8" w:tentative="1">
-      <w:start w:val="1"/>
-      <w:numFmt w:val="bullet"/>
-      <w:lvlText w:val=""/>
-      <w:lvlJc w:val="left"/>
-      <w:pPr>
-        <w:tabs>
-          <w:tab w:val="num" w:pos="6480"/>
+        <w:rFonts w:hint="default" w:ascii="Wingdings" w:hAnsi="Wingdings"/>
+        <w:sz w:val="20"/>
+      </w:rPr>
+    </w:lvl>
+    <w:lvl w:ilvl="8" w:tentative="0">
+      <w:start w:val="1"/>
+      <w:numFmt w:val="bullet"/>
+      <w:lvlText w:val=""/>
+      <w:lvlJc w:val="left"/>
+      <w:pPr>
+        <w:tabs>
+          <w:tab w:val="left" w:pos="6480"/>
         </w:tabs>
         <w:ind w:left="6480" w:hanging="360"/>
       </w:pPr>
       <w:rPr>
-        <w:rFonts w:ascii="Wingdings" w:hAnsi="Wingdings" w:hint="default"/>
+        <w:rFonts w:hint="default" w:ascii="Wingdings" w:hAnsi="Wingdings"/>
         <w:sz w:val="20"/>
       </w:rPr>
     </w:lvl>
   </w:abstractNum>
-  <w:abstractNum w:abstractNumId="3" w15:restartNumberingAfterBreak="0">
+  <w:abstractNum w:abstractNumId="3">
     <w:nsid w:val="182047F0"/>
     <w:multiLevelType w:val="multilevel"/>
-    <w:tmpl w:val="2E04C4DA"/>
-    <w:lvl w:ilvl="0">
+    <w:tmpl w:val="182047F0"/>
+    <w:lvl w:ilvl="0" w:tentative="0">
       <w:start w:val="1"/>
       <w:numFmt w:val="bullet"/>
       <w:lvlText w:val=""/>
       <w:lvlJc w:val="left"/>
       <w:pPr>
         <w:tabs>
-          <w:tab w:val="num" w:pos="720"/>
+          <w:tab w:val="left" w:pos="720"/>
         </w:tabs>
         <w:ind w:left="720" w:hanging="360"/>
       </w:pPr>
       <w:rPr>
-        <w:rFonts w:ascii="Symbol" w:hAnsi="Symbol" w:hint="default"/>
-        <w:sz w:val="20"/>
-      </w:rPr>
-    </w:lvl>
-    <w:lvl w:ilvl="1" w:tentative="1">
+        <w:rFonts w:hint="default" w:ascii="Symbol" w:hAnsi="Symbol"/>
+        <w:sz w:val="20"/>
+      </w:rPr>
+    </w:lvl>
+    <w:lvl w:ilvl="1" w:tentative="0">
       <w:start w:val="1"/>
       <w:numFmt w:val="bullet"/>
       <w:lvlText w:val="o"/>
       <w:lvlJc w:val="left"/>
       <w:pPr>
         <w:tabs>
-          <w:tab w:val="num" w:pos="1440"/>
+          <w:tab w:val="left" w:pos="1440"/>
         </w:tabs>
         <w:ind w:left="1440" w:hanging="360"/>
       </w:pPr>
       <w:rPr>
-        <w:rFonts w:ascii="Courier New" w:hAnsi="Courier New" w:hint="default"/>
-        <w:sz w:val="20"/>
-      </w:rPr>
-    </w:lvl>
-    <w:lvl w:ilvl="2" w:tentative="1">
-      <w:start w:val="1"/>
-      <w:numFmt w:val="bullet"/>
-      <w:lvlText w:val=""/>
-      <w:lvlJc w:val="left"/>
-      <w:pPr>
-        <w:tabs>
-          <w:tab w:val="num" w:pos="2160"/>
+        <w:rFonts w:hint="default" w:ascii="Courier New" w:hAnsi="Courier New"/>
+        <w:sz w:val="20"/>
+      </w:rPr>
+    </w:lvl>
+    <w:lvl w:ilvl="2" w:tentative="0">
+      <w:start w:val="1"/>
+      <w:numFmt w:val="bullet"/>
+      <w:lvlText w:val=""/>
+      <w:lvlJc w:val="left"/>
+      <w:pPr>
+        <w:tabs>
+          <w:tab w:val="left" w:pos="2160"/>
         </w:tabs>
         <w:ind w:left="2160" w:hanging="360"/>
       </w:pPr>
       <w:rPr>
-        <w:rFonts w:ascii="Wingdings" w:hAnsi="Wingdings" w:hint="default"/>
-        <w:sz w:val="20"/>
-      </w:rPr>
-    </w:lvl>
-    <w:lvl w:ilvl="3" w:tentative="1">
-      <w:start w:val="1"/>
-      <w:numFmt w:val="bullet"/>
-      <w:lvlText w:val=""/>
-      <w:lvlJc w:val="left"/>
-      <w:pPr>
-        <w:tabs>
-          <w:tab w:val="num" w:pos="2880"/>
+        <w:rFonts w:hint="default" w:ascii="Wingdings" w:hAnsi="Wingdings"/>
+        <w:sz w:val="20"/>
+      </w:rPr>
+    </w:lvl>
+    <w:lvl w:ilvl="3" w:tentative="0">
+      <w:start w:val="1"/>
+      <w:numFmt w:val="bullet"/>
+      <w:lvlText w:val=""/>
+      <w:lvlJc w:val="left"/>
+      <w:pPr>
+        <w:tabs>
+          <w:tab w:val="left" w:pos="2880"/>
         </w:tabs>
         <w:ind w:left="2880" w:hanging="360"/>
       </w:pPr>
       <w:rPr>
-        <w:rFonts w:ascii="Wingdings" w:hAnsi="Wingdings" w:hint="default"/>
-        <w:sz w:val="20"/>
-      </w:rPr>
-    </w:lvl>
-    <w:lvl w:ilvl="4" w:tentative="1">
-      <w:start w:val="1"/>
-      <w:numFmt w:val="bullet"/>
-      <w:lvlText w:val=""/>
-      <w:lvlJc w:val="left"/>
-      <w:pPr>
-        <w:tabs>
-          <w:tab w:val="num" w:pos="3600"/>
+        <w:rFonts w:hint="default" w:ascii="Wingdings" w:hAnsi="Wingdings"/>
+        <w:sz w:val="20"/>
+      </w:rPr>
+    </w:lvl>
+    <w:lvl w:ilvl="4" w:tentative="0">
+      <w:start w:val="1"/>
+      <w:numFmt w:val="bullet"/>
+      <w:lvlText w:val=""/>
+      <w:lvlJc w:val="left"/>
+      <w:pPr>
+        <w:tabs>
+          <w:tab w:val="left" w:pos="3600"/>
         </w:tabs>
         <w:ind w:left="3600" w:hanging="360"/>
       </w:pPr>
       <w:rPr>
-        <w:rFonts w:ascii="Wingdings" w:hAnsi="Wingdings" w:hint="default"/>
-        <w:sz w:val="20"/>
-      </w:rPr>
-    </w:lvl>
-    <w:lvl w:ilvl="5" w:tentative="1">
-      <w:start w:val="1"/>
-      <w:numFmt w:val="bullet"/>
-      <w:lvlText w:val=""/>
-      <w:lvlJc w:val="left"/>
-      <w:pPr>
-        <w:tabs>
-          <w:tab w:val="num" w:pos="4320"/>
+        <w:rFonts w:hint="default" w:ascii="Wingdings" w:hAnsi="Wingdings"/>
+        <w:sz w:val="20"/>
+      </w:rPr>
+    </w:lvl>
+    <w:lvl w:ilvl="5" w:tentative="0">
+      <w:start w:val="1"/>
+      <w:numFmt w:val="bullet"/>
+      <w:lvlText w:val=""/>
+      <w:lvlJc w:val="left"/>
+      <w:pPr>
+        <w:tabs>
+          <w:tab w:val="left" w:pos="4320"/>
         </w:tabs>
         <w:ind w:left="4320" w:hanging="360"/>
       </w:pPr>
       <w:rPr>
-        <w:rFonts w:ascii="Wingdings" w:hAnsi="Wingdings" w:hint="default"/>
-        <w:sz w:val="20"/>
-      </w:rPr>
-    </w:lvl>
-    <w:lvl w:ilvl="6" w:tentative="1">
-      <w:start w:val="1"/>
-      <w:numFmt w:val="bullet"/>
-      <w:lvlText w:val=""/>
-      <w:lvlJc w:val="left"/>
-      <w:pPr>
-        <w:tabs>
-          <w:tab w:val="num" w:pos="5040"/>
+        <w:rFonts w:hint="default" w:ascii="Wingdings" w:hAnsi="Wingdings"/>
+        <w:sz w:val="20"/>
+      </w:rPr>
+    </w:lvl>
+    <w:lvl w:ilvl="6" w:tentative="0">
+      <w:start w:val="1"/>
+      <w:numFmt w:val="bullet"/>
+      <w:lvlText w:val=""/>
+      <w:lvlJc w:val="left"/>
+      <w:pPr>
+        <w:tabs>
+          <w:tab w:val="left" w:pos="5040"/>
         </w:tabs>
         <w:ind w:left="5040" w:hanging="360"/>
       </w:pPr>
       <w:rPr>
-        <w:rFonts w:ascii="Wingdings" w:hAnsi="Wingdings" w:hint="default"/>
-        <w:sz w:val="20"/>
-      </w:rPr>
-    </w:lvl>
-    <w:lvl w:ilvl="7" w:tentative="1">
-      <w:start w:val="1"/>
-      <w:numFmt w:val="bullet"/>
-      <w:lvlText w:val=""/>
-      <w:lvlJc w:val="left"/>
-      <w:pPr>
-        <w:tabs>
-          <w:tab w:val="num" w:pos="5760"/>
+        <w:rFonts w:hint="default" w:ascii="Wingdings" w:hAnsi="Wingdings"/>
+        <w:sz w:val="20"/>
+      </w:rPr>
+    </w:lvl>
+    <w:lvl w:ilvl="7" w:tentative="0">
+      <w:start w:val="1"/>
+      <w:numFmt w:val="bullet"/>
+      <w:lvlText w:val=""/>
+      <w:lvlJc w:val="left"/>
+      <w:pPr>
+        <w:tabs>
+          <w:tab w:val="left" w:pos="5760"/>
         </w:tabs>
         <w:ind w:left="5760" w:hanging="360"/>
       </w:pPr>
       <w:rPr>
-        <w:rFonts w:ascii="Wingdings" w:hAnsi="Wingdings" w:hint="default"/>
-        <w:sz w:val="20"/>
-      </w:rPr>
-    </w:lvl>
-    <w:lvl w:ilvl="8" w:tentative="1">
-      <w:start w:val="1"/>
-      <w:numFmt w:val="bullet"/>
-      <w:lvlText w:val=""/>
-      <w:lvlJc w:val="left"/>
-      <w:pPr>
-        <w:tabs>
-          <w:tab w:val="num" w:pos="6480"/>
+        <w:rFonts w:hint="default" w:ascii="Wingdings" w:hAnsi="Wingdings"/>
+        <w:sz w:val="20"/>
+      </w:rPr>
+    </w:lvl>
+    <w:lvl w:ilvl="8" w:tentative="0">
+      <w:start w:val="1"/>
+      <w:numFmt w:val="bullet"/>
+      <w:lvlText w:val=""/>
+      <w:lvlJc w:val="left"/>
+      <w:pPr>
+        <w:tabs>
+          <w:tab w:val="left" w:pos="6480"/>
         </w:tabs>
         <w:ind w:left="6480" w:hanging="360"/>
       </w:pPr>
       <w:rPr>
-        <w:rFonts w:ascii="Wingdings" w:hAnsi="Wingdings" w:hint="default"/>
+        <w:rFonts w:hint="default" w:ascii="Wingdings" w:hAnsi="Wingdings"/>
         <w:sz w:val="20"/>
       </w:rPr>
     </w:lvl>
   </w:abstractNum>
-  <w:abstractNum w:abstractNumId="4" w15:restartNumberingAfterBreak="0">
+  <w:abstractNum w:abstractNumId="4">
     <w:nsid w:val="199A529E"/>
     <w:multiLevelType w:val="multilevel"/>
-    <w:tmpl w:val="88580F4C"/>
-    <w:lvl w:ilvl="0">
+    <w:tmpl w:val="199A529E"/>
+    <w:lvl w:ilvl="0" w:tentative="0">
       <w:start w:val="1"/>
       <w:numFmt w:val="bullet"/>
       <w:lvlText w:val=""/>
       <w:lvlJc w:val="left"/>
       <w:pPr>
         <w:tabs>
-          <w:tab w:val="num" w:pos="720"/>
+          <w:tab w:val="left" w:pos="720"/>
         </w:tabs>
         <w:ind w:left="720" w:hanging="360"/>
       </w:pPr>
       <w:rPr>
-        <w:rFonts w:ascii="Symbol" w:hAnsi="Symbol" w:hint="default"/>
-        <w:sz w:val="20"/>
-      </w:rPr>
-    </w:lvl>
-    <w:lvl w:ilvl="1" w:tentative="1">
+        <w:rFonts w:hint="default" w:ascii="Symbol" w:hAnsi="Symbol"/>
+        <w:sz w:val="20"/>
+      </w:rPr>
+    </w:lvl>
+    <w:lvl w:ilvl="1" w:tentative="0">
       <w:start w:val="1"/>
       <w:numFmt w:val="bullet"/>
       <w:lvlText w:val="o"/>
       <w:lvlJc w:val="left"/>
       <w:pPr>
         <w:tabs>
-          <w:tab w:val="num" w:pos="1440"/>
+          <w:tab w:val="left" w:pos="1440"/>
         </w:tabs>
         <w:ind w:left="1440" w:hanging="360"/>
       </w:pPr>
       <w:rPr>
-        <w:rFonts w:ascii="Courier New" w:hAnsi="Courier New" w:hint="default"/>
-        <w:sz w:val="20"/>
-      </w:rPr>
-    </w:lvl>
-    <w:lvl w:ilvl="2" w:tentative="1">
-      <w:start w:val="1"/>
-      <w:numFmt w:val="bullet"/>
-      <w:lvlText w:val=""/>
-      <w:lvlJc w:val="left"/>
-      <w:pPr>
-        <w:tabs>
-          <w:tab w:val="num" w:pos="2160"/>
+        <w:rFonts w:hint="default" w:ascii="Courier New" w:hAnsi="Courier New"/>
+        <w:sz w:val="20"/>
+      </w:rPr>
+    </w:lvl>
+    <w:lvl w:ilvl="2" w:tentative="0">
+      <w:start w:val="1"/>
+      <w:numFmt w:val="bullet"/>
+      <w:lvlText w:val=""/>
+      <w:lvlJc w:val="left"/>
+      <w:pPr>
+        <w:tabs>
+          <w:tab w:val="left" w:pos="2160"/>
         </w:tabs>
         <w:ind w:left="2160" w:hanging="360"/>
       </w:pPr>
       <w:rPr>
-        <w:rFonts w:ascii="Wingdings" w:hAnsi="Wingdings" w:hint="default"/>
-        <w:sz w:val="20"/>
-      </w:rPr>
-    </w:lvl>
-    <w:lvl w:ilvl="3" w:tentative="1">
-      <w:start w:val="1"/>
-      <w:numFmt w:val="bullet"/>
-      <w:lvlText w:val=""/>
-      <w:lvlJc w:val="left"/>
-      <w:pPr>
-        <w:tabs>
-          <w:tab w:val="num" w:pos="2880"/>
+        <w:rFonts w:hint="default" w:ascii="Wingdings" w:hAnsi="Wingdings"/>
+        <w:sz w:val="20"/>
+      </w:rPr>
+    </w:lvl>
+    <w:lvl w:ilvl="3" w:tentative="0">
+      <w:start w:val="1"/>
+      <w:numFmt w:val="bullet"/>
+      <w:lvlText w:val=""/>
+      <w:lvlJc w:val="left"/>
+      <w:pPr>
+        <w:tabs>
+          <w:tab w:val="left" w:pos="2880"/>
         </w:tabs>
         <w:ind w:left="2880" w:hanging="360"/>
       </w:pPr>
       <w:rPr>
-        <w:rFonts w:ascii="Wingdings" w:hAnsi="Wingdings" w:hint="default"/>
-        <w:sz w:val="20"/>
-      </w:rPr>
-    </w:lvl>
-    <w:lvl w:ilvl="4" w:tentative="1">
-      <w:start w:val="1"/>
-      <w:numFmt w:val="bullet"/>
-      <w:lvlText w:val=""/>
-      <w:lvlJc w:val="left"/>
-      <w:pPr>
-        <w:tabs>
-          <w:tab w:val="num" w:pos="3600"/>
+        <w:rFonts w:hint="default" w:ascii="Wingdings" w:hAnsi="Wingdings"/>
+        <w:sz w:val="20"/>
+      </w:rPr>
+    </w:lvl>
+    <w:lvl w:ilvl="4" w:tentative="0">
+      <w:start w:val="1"/>
+      <w:numFmt w:val="bullet"/>
+      <w:lvlText w:val=""/>
+      <w:lvlJc w:val="left"/>
+      <w:pPr>
+        <w:tabs>
+          <w:tab w:val="left" w:pos="3600"/>
         </w:tabs>
         <w:ind w:left="3600" w:hanging="360"/>
       </w:pPr>
       <w:rPr>
-        <w:rFonts w:ascii="Wingdings" w:hAnsi="Wingdings" w:hint="default"/>
-        <w:sz w:val="20"/>
-      </w:rPr>
-    </w:lvl>
-    <w:lvl w:ilvl="5" w:tentative="1">
-      <w:start w:val="1"/>
-      <w:numFmt w:val="bullet"/>
-      <w:lvlText w:val=""/>
-      <w:lvlJc w:val="left"/>
-      <w:pPr>
-        <w:tabs>
-          <w:tab w:val="num" w:pos="4320"/>
+        <w:rFonts w:hint="default" w:ascii="Wingdings" w:hAnsi="Wingdings"/>
+        <w:sz w:val="20"/>
+      </w:rPr>
+    </w:lvl>
+    <w:lvl w:ilvl="5" w:tentative="0">
+      <w:start w:val="1"/>
+      <w:numFmt w:val="bullet"/>
+      <w:lvlText w:val=""/>
+      <w:lvlJc w:val="left"/>
+      <w:pPr>
+        <w:tabs>
+          <w:tab w:val="left" w:pos="4320"/>
         </w:tabs>
         <w:ind w:left="4320" w:hanging="360"/>
       </w:pPr>
       <w:rPr>
-        <w:rFonts w:ascii="Wingdings" w:hAnsi="Wingdings" w:hint="default"/>
-        <w:sz w:val="20"/>
-      </w:rPr>
-    </w:lvl>
-    <w:lvl w:ilvl="6" w:tentative="1">
-      <w:start w:val="1"/>
-      <w:numFmt w:val="bullet"/>
-      <w:lvlText w:val=""/>
-      <w:lvlJc w:val="left"/>
-      <w:pPr>
-        <w:tabs>
-          <w:tab w:val="num" w:pos="5040"/>
+        <w:rFonts w:hint="default" w:ascii="Wingdings" w:hAnsi="Wingdings"/>
+        <w:sz w:val="20"/>
+      </w:rPr>
+    </w:lvl>
+    <w:lvl w:ilvl="6" w:tentative="0">
+      <w:start w:val="1"/>
+      <w:numFmt w:val="bullet"/>
+      <w:lvlText w:val=""/>
+      <w:lvlJc w:val="left"/>
+      <w:pPr>
+        <w:tabs>
+          <w:tab w:val="left" w:pos="5040"/>
         </w:tabs>
         <w:ind w:left="5040" w:hanging="360"/>
       </w:pPr>
       <w:rPr>
-        <w:rFonts w:ascii="Wingdings" w:hAnsi="Wingdings" w:hint="default"/>
-        <w:sz w:val="20"/>
-      </w:rPr>
-    </w:lvl>
-    <w:lvl w:ilvl="7" w:tentative="1">
-      <w:start w:val="1"/>
-      <w:numFmt w:val="bullet"/>
-      <w:lvlText w:val=""/>
-      <w:lvlJc w:val="left"/>
-      <w:pPr>
-        <w:tabs>
-          <w:tab w:val="num" w:pos="5760"/>
+        <w:rFonts w:hint="default" w:ascii="Wingdings" w:hAnsi="Wingdings"/>
+        <w:sz w:val="20"/>
+      </w:rPr>
+    </w:lvl>
+    <w:lvl w:ilvl="7" w:tentative="0">
+      <w:start w:val="1"/>
+      <w:numFmt w:val="bullet"/>
+      <w:lvlText w:val=""/>
+      <w:lvlJc w:val="left"/>
+      <w:pPr>
+        <w:tabs>
+          <w:tab w:val="left" w:pos="5760"/>
         </w:tabs>
         <w:ind w:left="5760" w:hanging="360"/>
       </w:pPr>
       <w:rPr>
-        <w:rFonts w:ascii="Wingdings" w:hAnsi="Wingdings" w:hint="default"/>
-        <w:sz w:val="20"/>
-      </w:rPr>
-    </w:lvl>
-    <w:lvl w:ilvl="8" w:tentative="1">
-      <w:start w:val="1"/>
-      <w:numFmt w:val="bullet"/>
-      <w:lvlText w:val=""/>
-      <w:lvlJc w:val="left"/>
-      <w:pPr>
-        <w:tabs>
-          <w:tab w:val="num" w:pos="6480"/>
+        <w:rFonts w:hint="default" w:ascii="Wingdings" w:hAnsi="Wingdings"/>
+        <w:sz w:val="20"/>
+      </w:rPr>
+    </w:lvl>
+    <w:lvl w:ilvl="8" w:tentative="0">
+      <w:start w:val="1"/>
+      <w:numFmt w:val="bullet"/>
+      <w:lvlText w:val=""/>
+      <w:lvlJc w:val="left"/>
+      <w:pPr>
+        <w:tabs>
+          <w:tab w:val="left" w:pos="6480"/>
         </w:tabs>
         <w:ind w:left="6480" w:hanging="360"/>
       </w:pPr>
       <w:rPr>
-        <w:rFonts w:ascii="Wingdings" w:hAnsi="Wingdings" w:hint="default"/>
+        <w:rFonts w:hint="default" w:ascii="Wingdings" w:hAnsi="Wingdings"/>
         <w:sz w:val="20"/>
       </w:rPr>
     </w:lvl>
   </w:abstractNum>
-  <w:abstractNum w:abstractNumId="5" w15:restartNumberingAfterBreak="0">
+  <w:abstractNum w:abstractNumId="5">
     <w:nsid w:val="20B91B02"/>
     <w:multiLevelType w:val="multilevel"/>
-    <w:tmpl w:val="8B1050A6"/>
-    <w:lvl w:ilvl="0">
+    <w:tmpl w:val="20B91B02"/>
+    <w:lvl w:ilvl="0" w:tentative="0">
       <w:start w:val="1"/>
       <w:numFmt w:val="bullet"/>
       <w:lvlText w:val=""/>
       <w:lvlJc w:val="left"/>
       <w:pPr>
         <w:tabs>
-          <w:tab w:val="num" w:pos="720"/>
+          <w:tab w:val="left" w:pos="720"/>
         </w:tabs>
         <w:ind w:left="720" w:hanging="360"/>
       </w:pPr>
       <w:rPr>
-        <w:rFonts w:ascii="Symbol" w:hAnsi="Symbol" w:hint="default"/>
-        <w:sz w:val="20"/>
-      </w:rPr>
-    </w:lvl>
-    <w:lvl w:ilvl="1" w:tentative="1">
+        <w:rFonts w:hint="default" w:ascii="Symbol" w:hAnsi="Symbol"/>
+        <w:sz w:val="20"/>
+      </w:rPr>
+    </w:lvl>
+    <w:lvl w:ilvl="1" w:tentative="0">
       <w:start w:val="1"/>
       <w:numFmt w:val="bullet"/>
       <w:lvlText w:val="o"/>
       <w:lvlJc w:val="left"/>
       <w:pPr>
         <w:tabs>
-          <w:tab w:val="num" w:pos="1440"/>
+          <w:tab w:val="left" w:pos="1440"/>
         </w:tabs>
         <w:ind w:left="1440" w:hanging="360"/>
       </w:pPr>
       <w:rPr>
-        <w:rFonts w:ascii="Courier New" w:hAnsi="Courier New" w:hint="default"/>
-        <w:sz w:val="20"/>
-      </w:rPr>
-    </w:lvl>
-    <w:lvl w:ilvl="2" w:tentative="1">
-      <w:start w:val="1"/>
-      <w:numFmt w:val="bullet"/>
-      <w:lvlText w:val=""/>
-      <w:lvlJc w:val="left"/>
-      <w:pPr>
-        <w:tabs>
-          <w:tab w:val="num" w:pos="2160"/>
+        <w:rFonts w:hint="default" w:ascii="Courier New" w:hAnsi="Courier New"/>
+        <w:sz w:val="20"/>
+      </w:rPr>
+    </w:lvl>
+    <w:lvl w:ilvl="2" w:tentative="0">
+      <w:start w:val="1"/>
+      <w:numFmt w:val="bullet"/>
+      <w:lvlText w:val=""/>
+      <w:lvlJc w:val="left"/>
+      <w:pPr>
+        <w:tabs>
+          <w:tab w:val="left" w:pos="2160"/>
         </w:tabs>
         <w:ind w:left="2160" w:hanging="360"/>
       </w:pPr>
       <w:rPr>
-        <w:rFonts w:ascii="Wingdings" w:hAnsi="Wingdings" w:hint="default"/>
-        <w:sz w:val="20"/>
-      </w:rPr>
-    </w:lvl>
-    <w:lvl w:ilvl="3" w:tentative="1">
-      <w:start w:val="1"/>
-      <w:numFmt w:val="bullet"/>
-      <w:lvlText w:val=""/>
-      <w:lvlJc w:val="left"/>
-      <w:pPr>
-        <w:tabs>
-          <w:tab w:val="num" w:pos="2880"/>
+        <w:rFonts w:hint="default" w:ascii="Wingdings" w:hAnsi="Wingdings"/>
+        <w:sz w:val="20"/>
+      </w:rPr>
+    </w:lvl>
+    <w:lvl w:ilvl="3" w:tentative="0">
+      <w:start w:val="1"/>
+      <w:numFmt w:val="bullet"/>
+      <w:lvlText w:val=""/>
+      <w:lvlJc w:val="left"/>
+      <w:pPr>
+        <w:tabs>
+          <w:tab w:val="left" w:pos="2880"/>
         </w:tabs>
         <w:ind w:left="2880" w:hanging="360"/>
       </w:pPr>
       <w:rPr>
-        <w:rFonts w:ascii="Wingdings" w:hAnsi="Wingdings" w:hint="default"/>
-        <w:sz w:val="20"/>
-      </w:rPr>
-    </w:lvl>
-    <w:lvl w:ilvl="4" w:tentative="1">
-      <w:start w:val="1"/>
-      <w:numFmt w:val="bullet"/>
-      <w:lvlText w:val=""/>
-      <w:lvlJc w:val="left"/>
-      <w:pPr>
-        <w:tabs>
-          <w:tab w:val="num" w:pos="3600"/>
+        <w:rFonts w:hint="default" w:ascii="Wingdings" w:hAnsi="Wingdings"/>
+        <w:sz w:val="20"/>
+      </w:rPr>
+    </w:lvl>
+    <w:lvl w:ilvl="4" w:tentative="0">
+      <w:start w:val="1"/>
+      <w:numFmt w:val="bullet"/>
+      <w:lvlText w:val=""/>
+      <w:lvlJc w:val="left"/>
+      <w:pPr>
+        <w:tabs>
+          <w:tab w:val="left" w:pos="3600"/>
         </w:tabs>
         <w:ind w:left="3600" w:hanging="360"/>
       </w:pPr>
       <w:rPr>
-        <w:rFonts w:ascii="Wingdings" w:hAnsi="Wingdings" w:hint="default"/>
-        <w:sz w:val="20"/>
-      </w:rPr>
-    </w:lvl>
-    <w:lvl w:ilvl="5" w:tentative="1">
-      <w:start w:val="1"/>
-      <w:numFmt w:val="bullet"/>
-      <w:lvlText w:val=""/>
-      <w:lvlJc w:val="left"/>
-      <w:pPr>
-        <w:tabs>
-          <w:tab w:val="num" w:pos="4320"/>
+        <w:rFonts w:hint="default" w:ascii="Wingdings" w:hAnsi="Wingdings"/>
+        <w:sz w:val="20"/>
+      </w:rPr>
+    </w:lvl>
+    <w:lvl w:ilvl="5" w:tentative="0">
+      <w:start w:val="1"/>
+      <w:numFmt w:val="bullet"/>
+      <w:lvlText w:val=""/>
+      <w:lvlJc w:val="left"/>
+      <w:pPr>
+        <w:tabs>
+          <w:tab w:val="left" w:pos="4320"/>
         </w:tabs>
         <w:ind w:left="4320" w:hanging="360"/>
       </w:pPr>
       <w:rPr>
-        <w:rFonts w:ascii="Wingdings" w:hAnsi="Wingdings" w:hint="default"/>
-        <w:sz w:val="20"/>
-      </w:rPr>
-    </w:lvl>
-    <w:lvl w:ilvl="6" w:tentative="1">
-      <w:start w:val="1"/>
-      <w:numFmt w:val="bullet"/>
-      <w:lvlText w:val=""/>
-      <w:lvlJc w:val="left"/>
-      <w:pPr>
-        <w:tabs>
-          <w:tab w:val="num" w:pos="5040"/>
+        <w:rFonts w:hint="default" w:ascii="Wingdings" w:hAnsi="Wingdings"/>
+        <w:sz w:val="20"/>
+      </w:rPr>
+    </w:lvl>
+    <w:lvl w:ilvl="6" w:tentative="0">
+      <w:start w:val="1"/>
+      <w:numFmt w:val="bullet"/>
+      <w:lvlText w:val=""/>
+      <w:lvlJc w:val="left"/>
+      <w:pPr>
+        <w:tabs>
+          <w:tab w:val="left" w:pos="5040"/>
         </w:tabs>
         <w:ind w:left="5040" w:hanging="360"/>
       </w:pPr>
       <w:rPr>
-        <w:rFonts w:ascii="Wingdings" w:hAnsi="Wingdings" w:hint="default"/>
-        <w:sz w:val="20"/>
-      </w:rPr>
-    </w:lvl>
-    <w:lvl w:ilvl="7" w:tentative="1">
-      <w:start w:val="1"/>
-      <w:numFmt w:val="bullet"/>
-      <w:lvlText w:val=""/>
-      <w:lvlJc w:val="left"/>
-      <w:pPr>
-        <w:tabs>
-          <w:tab w:val="num" w:pos="5760"/>
+        <w:rFonts w:hint="default" w:ascii="Wingdings" w:hAnsi="Wingdings"/>
+        <w:sz w:val="20"/>
+      </w:rPr>
+    </w:lvl>
+    <w:lvl w:ilvl="7" w:tentative="0">
+      <w:start w:val="1"/>
+      <w:numFmt w:val="bullet"/>
+      <w:lvlText w:val=""/>
+      <w:lvlJc w:val="left"/>
+      <w:pPr>
+        <w:tabs>
+          <w:tab w:val="left" w:pos="5760"/>
         </w:tabs>
         <w:ind w:left="5760" w:hanging="360"/>
       </w:pPr>
       <w:rPr>
-        <w:rFonts w:ascii="Wingdings" w:hAnsi="Wingdings" w:hint="default"/>
-        <w:sz w:val="20"/>
-      </w:rPr>
-    </w:lvl>
-    <w:lvl w:ilvl="8" w:tentative="1">
-      <w:start w:val="1"/>
-      <w:numFmt w:val="bullet"/>
-      <w:lvlText w:val=""/>
-      <w:lvlJc w:val="left"/>
-      <w:pPr>
-        <w:tabs>
-          <w:tab w:val="num" w:pos="6480"/>
+        <w:rFonts w:hint="default" w:ascii="Wingdings" w:hAnsi="Wingdings"/>
+        <w:sz w:val="20"/>
+      </w:rPr>
+    </w:lvl>
+    <w:lvl w:ilvl="8" w:tentative="0">
+      <w:start w:val="1"/>
+      <w:numFmt w:val="bullet"/>
+      <w:lvlText w:val=""/>
+      <w:lvlJc w:val="left"/>
+      <w:pPr>
+        <w:tabs>
+          <w:tab w:val="left" w:pos="6480"/>
         </w:tabs>
         <w:ind w:left="6480" w:hanging="360"/>
       </w:pPr>
       <w:rPr>
-        <w:rFonts w:ascii="Wingdings" w:hAnsi="Wingdings" w:hint="default"/>
+        <w:rFonts w:hint="default" w:ascii="Wingdings" w:hAnsi="Wingdings"/>
         <w:sz w:val="20"/>
       </w:rPr>
     </w:lvl>
   </w:abstractNum>
-  <w:abstractNum w:abstractNumId="6" w15:restartNumberingAfterBreak="0">
+  <w:abstractNum w:abstractNumId="6">
     <w:nsid w:val="25BB29EB"/>
     <w:multiLevelType w:val="multilevel"/>
-    <w:tmpl w:val="A8AC3F2A"/>
-    <w:lvl w:ilvl="0">
+    <w:tmpl w:val="25BB29EB"/>
+    <w:lvl w:ilvl="0" w:tentative="0">
       <w:start w:val="1"/>
       <w:numFmt w:val="bullet"/>
       <w:lvlText w:val=""/>
       <w:lvlJc w:val="left"/>
       <w:pPr>
         <w:tabs>
-          <w:tab w:val="num" w:pos="720"/>
+          <w:tab w:val="left" w:pos="720"/>
         </w:tabs>
         <w:ind w:left="720" w:hanging="360"/>
       </w:pPr>
       <w:rPr>
-        <w:rFonts w:ascii="Symbol" w:hAnsi="Symbol" w:hint="default"/>
-        <w:sz w:val="20"/>
-      </w:rPr>
-    </w:lvl>
-    <w:lvl w:ilvl="1">
+        <w:rFonts w:hint="default" w:ascii="Symbol" w:hAnsi="Symbol"/>
+        <w:sz w:val="20"/>
+      </w:rPr>
+    </w:lvl>
+    <w:lvl w:ilvl="1" w:tentative="0">
       <w:start w:val="1"/>
       <w:numFmt w:val="bullet"/>
       <w:lvlText w:val="o"/>
       <w:lvlJc w:val="left"/>
       <w:pPr>
         <w:tabs>
-          <w:tab w:val="num" w:pos="1440"/>
+          <w:tab w:val="left" w:pos="1440"/>
         </w:tabs>
         <w:ind w:left="1440" w:hanging="360"/>
       </w:pPr>
       <w:rPr>
-        <w:rFonts w:ascii="Courier New" w:hAnsi="Courier New" w:hint="default"/>
-        <w:sz w:val="20"/>
-      </w:rPr>
-    </w:lvl>
-    <w:lvl w:ilvl="2" w:tentative="1">
-      <w:start w:val="1"/>
-      <w:numFmt w:val="bullet"/>
-      <w:lvlText w:val=""/>
-      <w:lvlJc w:val="left"/>
-      <w:pPr>
-        <w:tabs>
-          <w:tab w:val="num" w:pos="2160"/>
+        <w:rFonts w:hint="default" w:ascii="Courier New" w:hAnsi="Courier New"/>
+        <w:sz w:val="20"/>
+      </w:rPr>
+    </w:lvl>
+    <w:lvl w:ilvl="2" w:tentative="0">
+      <w:start w:val="1"/>
+      <w:numFmt w:val="bullet"/>
+      <w:lvlText w:val=""/>
+      <w:lvlJc w:val="left"/>
+      <w:pPr>
+        <w:tabs>
+          <w:tab w:val="left" w:pos="2160"/>
         </w:tabs>
         <w:ind w:left="2160" w:hanging="360"/>
       </w:pPr>
       <w:rPr>
-        <w:rFonts w:ascii="Wingdings" w:hAnsi="Wingdings" w:hint="default"/>
-        <w:sz w:val="20"/>
-      </w:rPr>
-    </w:lvl>
-    <w:lvl w:ilvl="3" w:tentative="1">
-      <w:start w:val="1"/>
-      <w:numFmt w:val="bullet"/>
-      <w:lvlText w:val=""/>
-      <w:lvlJc w:val="left"/>
-      <w:pPr>
-        <w:tabs>
-          <w:tab w:val="num" w:pos="2880"/>
+        <w:rFonts w:hint="default" w:ascii="Wingdings" w:hAnsi="Wingdings"/>
+        <w:sz w:val="20"/>
+      </w:rPr>
+    </w:lvl>
+    <w:lvl w:ilvl="3" w:tentative="0">
+      <w:start w:val="1"/>
+      <w:numFmt w:val="bullet"/>
+      <w:lvlText w:val=""/>
+      <w:lvlJc w:val="left"/>
+      <w:pPr>
+        <w:tabs>
+          <w:tab w:val="left" w:pos="2880"/>
         </w:tabs>
         <w:ind w:left="2880" w:hanging="360"/>
       </w:pPr>
       <w:rPr>
-        <w:rFonts w:ascii="Wingdings" w:hAnsi="Wingdings" w:hint="default"/>
-        <w:sz w:val="20"/>
-      </w:rPr>
-    </w:lvl>
-    <w:lvl w:ilvl="4" w:tentative="1">
-      <w:start w:val="1"/>
-      <w:numFmt w:val="bullet"/>
-      <w:lvlText w:val=""/>
-      <w:lvlJc w:val="left"/>
-      <w:pPr>
-        <w:tabs>
-          <w:tab w:val="num" w:pos="3600"/>
+        <w:rFonts w:hint="default" w:ascii="Wingdings" w:hAnsi="Wingdings"/>
+        <w:sz w:val="20"/>
+      </w:rPr>
+    </w:lvl>
+    <w:lvl w:ilvl="4" w:tentative="0">
+      <w:start w:val="1"/>
+      <w:numFmt w:val="bullet"/>
+      <w:lvlText w:val=""/>
+      <w:lvlJc w:val="left"/>
+      <w:pPr>
+        <w:tabs>
+          <w:tab w:val="left" w:pos="3600"/>
         </w:tabs>
         <w:ind w:left="3600" w:hanging="360"/>
       </w:pPr>
       <w:rPr>
-        <w:rFonts w:ascii="Wingdings" w:hAnsi="Wingdings" w:hint="default"/>
-        <w:sz w:val="20"/>
-      </w:rPr>
-    </w:lvl>
-    <w:lvl w:ilvl="5" w:tentative="1">
-      <w:start w:val="1"/>
-      <w:numFmt w:val="bullet"/>
-      <w:lvlText w:val=""/>
-      <w:lvlJc w:val="left"/>
-      <w:pPr>
-        <w:tabs>
-          <w:tab w:val="num" w:pos="4320"/>
+        <w:rFonts w:hint="default" w:ascii="Wingdings" w:hAnsi="Wingdings"/>
+        <w:sz w:val="20"/>
+      </w:rPr>
+    </w:lvl>
+    <w:lvl w:ilvl="5" w:tentative="0">
+      <w:start w:val="1"/>
+      <w:numFmt w:val="bullet"/>
+      <w:lvlText w:val=""/>
+      <w:lvlJc w:val="left"/>
+      <w:pPr>
+        <w:tabs>
+          <w:tab w:val="left" w:pos="4320"/>
         </w:tabs>
         <w:ind w:left="4320" w:hanging="360"/>
       </w:pPr>
       <w:rPr>
-        <w:rFonts w:ascii="Wingdings" w:hAnsi="Wingdings" w:hint="default"/>
-        <w:sz w:val="20"/>
-      </w:rPr>
-    </w:lvl>
-    <w:lvl w:ilvl="6" w:tentative="1">
-      <w:start w:val="1"/>
-      <w:numFmt w:val="bullet"/>
-      <w:lvlText w:val=""/>
-      <w:lvlJc w:val="left"/>
-      <w:pPr>
-        <w:tabs>
-          <w:tab w:val="num" w:pos="5040"/>
+        <w:rFonts w:hint="default" w:ascii="Wingdings" w:hAnsi="Wingdings"/>
+        <w:sz w:val="20"/>
+      </w:rPr>
+    </w:lvl>
+    <w:lvl w:ilvl="6" w:tentative="0">
+      <w:start w:val="1"/>
+      <w:numFmt w:val="bullet"/>
+      <w:lvlText w:val=""/>
+      <w:lvlJc w:val="left"/>
+      <w:pPr>
+        <w:tabs>
+          <w:tab w:val="left" w:pos="5040"/>
         </w:tabs>
         <w:ind w:left="5040" w:hanging="360"/>
       </w:pPr>
       <w:rPr>
-        <w:rFonts w:ascii="Wingdings" w:hAnsi="Wingdings" w:hint="default"/>
-        <w:sz w:val="20"/>
-      </w:rPr>
-    </w:lvl>
-    <w:lvl w:ilvl="7" w:tentative="1">
-      <w:start w:val="1"/>
-      <w:numFmt w:val="bullet"/>
-      <w:lvlText w:val=""/>
-      <w:lvlJc w:val="left"/>
-      <w:pPr>
-        <w:tabs>
-          <w:tab w:val="num" w:pos="5760"/>
+        <w:rFonts w:hint="default" w:ascii="Wingdings" w:hAnsi="Wingdings"/>
+        <w:sz w:val="20"/>
+      </w:rPr>
+    </w:lvl>
+    <w:lvl w:ilvl="7" w:tentative="0">
+      <w:start w:val="1"/>
+      <w:numFmt w:val="bullet"/>
+      <w:lvlText w:val=""/>
+      <w:lvlJc w:val="left"/>
+      <w:pPr>
+        <w:tabs>
+          <w:tab w:val="left" w:pos="5760"/>
         </w:tabs>
         <w:ind w:left="5760" w:hanging="360"/>
       </w:pPr>
       <w:rPr>
-        <w:rFonts w:ascii="Wingdings" w:hAnsi="Wingdings" w:hint="default"/>
-        <w:sz w:val="20"/>
-      </w:rPr>
-    </w:lvl>
-    <w:lvl w:ilvl="8" w:tentative="1">
-      <w:start w:val="1"/>
-      <w:numFmt w:val="bullet"/>
-      <w:lvlText w:val=""/>
-      <w:lvlJc w:val="left"/>
-      <w:pPr>
-        <w:tabs>
-          <w:tab w:val="num" w:pos="6480"/>
+        <w:rFonts w:hint="default" w:ascii="Wingdings" w:hAnsi="Wingdings"/>
+        <w:sz w:val="20"/>
+      </w:rPr>
+    </w:lvl>
+    <w:lvl w:ilvl="8" w:tentative="0">
+      <w:start w:val="1"/>
+      <w:numFmt w:val="bullet"/>
+      <w:lvlText w:val=""/>
+      <w:lvlJc w:val="left"/>
+      <w:pPr>
+        <w:tabs>
+          <w:tab w:val="left" w:pos="6480"/>
         </w:tabs>
         <w:ind w:left="6480" w:hanging="360"/>
       </w:pPr>
       <w:rPr>
-        <w:rFonts w:ascii="Wingdings" w:hAnsi="Wingdings" w:hint="default"/>
+        <w:rFonts w:hint="default" w:ascii="Wingdings" w:hAnsi="Wingdings"/>
         <w:sz w:val="20"/>
       </w:rPr>
     </w:lvl>
   </w:abstractNum>
-  <w:abstractNum w:abstractNumId="7" w15:restartNumberingAfterBreak="0">
+  <w:abstractNum w:abstractNumId="7">
     <w:nsid w:val="29431B0A"/>
     <w:multiLevelType w:val="multilevel"/>
-    <w:tmpl w:val="E96ECDEC"/>
-    <w:lvl w:ilvl="0">
+    <w:tmpl w:val="29431B0A"/>
+    <w:lvl w:ilvl="0" w:tentative="0">
       <w:start w:val="1"/>
       <w:numFmt w:val="bullet"/>
       <w:lvlText w:val=""/>
       <w:lvlJc w:val="left"/>
       <w:pPr>
         <w:tabs>
-          <w:tab w:val="num" w:pos="720"/>
+          <w:tab w:val="left" w:pos="720"/>
         </w:tabs>
         <w:ind w:left="720" w:hanging="360"/>
       </w:pPr>
       <w:rPr>
-        <w:rFonts w:ascii="Symbol" w:hAnsi="Symbol" w:hint="default"/>
-        <w:sz w:val="20"/>
-      </w:rPr>
-    </w:lvl>
-    <w:lvl w:ilvl="1">
+        <w:rFonts w:hint="default" w:ascii="Symbol" w:hAnsi="Symbol"/>
+        <w:sz w:val="20"/>
+      </w:rPr>
+    </w:lvl>
+    <w:lvl w:ilvl="1" w:tentative="0">
       <w:start w:val="1"/>
       <w:numFmt w:val="bullet"/>
       <w:lvlText w:val="o"/>
       <w:lvlJc w:val="left"/>
       <w:pPr>
         <w:tabs>
-          <w:tab w:val="num" w:pos="1440"/>
+          <w:tab w:val="left" w:pos="1440"/>
         </w:tabs>
         <w:ind w:left="1440" w:hanging="360"/>
       </w:pPr>
       <w:rPr>
-        <w:rFonts w:ascii="Courier New" w:hAnsi="Courier New" w:hint="default"/>
-        <w:sz w:val="20"/>
-      </w:rPr>
-    </w:lvl>
-    <w:lvl w:ilvl="2" w:tentative="1">
-      <w:start w:val="1"/>
-      <w:numFmt w:val="bullet"/>
-      <w:lvlText w:val=""/>
-      <w:lvlJc w:val="left"/>
-      <w:pPr>
-        <w:tabs>
-          <w:tab w:val="num" w:pos="2160"/>
+        <w:rFonts w:hint="default" w:ascii="Courier New" w:hAnsi="Courier New"/>
+        <w:sz w:val="20"/>
+      </w:rPr>
+    </w:lvl>
+    <w:lvl w:ilvl="2" w:tentative="0">
+      <w:start w:val="1"/>
+      <w:numFmt w:val="bullet"/>
+      <w:lvlText w:val=""/>
+      <w:lvlJc w:val="left"/>
+      <w:pPr>
+        <w:tabs>
+          <w:tab w:val="left" w:pos="2160"/>
         </w:tabs>
         <w:ind w:left="2160" w:hanging="360"/>
       </w:pPr>
       <w:rPr>
-        <w:rFonts w:ascii="Wingdings" w:hAnsi="Wingdings" w:hint="default"/>
-        <w:sz w:val="20"/>
-      </w:rPr>
-    </w:lvl>
-    <w:lvl w:ilvl="3" w:tentative="1">
-      <w:start w:val="1"/>
-      <w:numFmt w:val="bullet"/>
-      <w:lvlText w:val=""/>
-      <w:lvlJc w:val="left"/>
-      <w:pPr>
-        <w:tabs>
-          <w:tab w:val="num" w:pos="2880"/>
+        <w:rFonts w:hint="default" w:ascii="Wingdings" w:hAnsi="Wingdings"/>
+        <w:sz w:val="20"/>
+      </w:rPr>
+    </w:lvl>
+    <w:lvl w:ilvl="3" w:tentative="0">
+      <w:start w:val="1"/>
+      <w:numFmt w:val="bullet"/>
+      <w:lvlText w:val=""/>
+      <w:lvlJc w:val="left"/>
+      <w:pPr>
+        <w:tabs>
+          <w:tab w:val="left" w:pos="2880"/>
         </w:tabs>
         <w:ind w:left="2880" w:hanging="360"/>
       </w:pPr>
       <w:rPr>
-        <w:rFonts w:ascii="Wingdings" w:hAnsi="Wingdings" w:hint="default"/>
-        <w:sz w:val="20"/>
-      </w:rPr>
-    </w:lvl>
-    <w:lvl w:ilvl="4" w:tentative="1">
-      <w:start w:val="1"/>
-      <w:numFmt w:val="bullet"/>
-      <w:lvlText w:val=""/>
-      <w:lvlJc w:val="left"/>
-      <w:pPr>
-        <w:tabs>
-          <w:tab w:val="num" w:pos="3600"/>
+        <w:rFonts w:hint="default" w:ascii="Wingdings" w:hAnsi="Wingdings"/>
+        <w:sz w:val="20"/>
+      </w:rPr>
+    </w:lvl>
+    <w:lvl w:ilvl="4" w:tentative="0">
+      <w:start w:val="1"/>
+      <w:numFmt w:val="bullet"/>
+      <w:lvlText w:val=""/>
+      <w:lvlJc w:val="left"/>
+      <w:pPr>
+        <w:tabs>
+          <w:tab w:val="left" w:pos="3600"/>
         </w:tabs>
         <w:ind w:left="3600" w:hanging="360"/>
       </w:pPr>
       <w:rPr>
-        <w:rFonts w:ascii="Wingdings" w:hAnsi="Wingdings" w:hint="default"/>
-        <w:sz w:val="20"/>
-      </w:rPr>
-    </w:lvl>
-    <w:lvl w:ilvl="5" w:tentative="1">
-      <w:start w:val="1"/>
-      <w:numFmt w:val="bullet"/>
-      <w:lvlText w:val=""/>
-      <w:lvlJc w:val="left"/>
-      <w:pPr>
-        <w:tabs>
-          <w:tab w:val="num" w:pos="4320"/>
+        <w:rFonts w:hint="default" w:ascii="Wingdings" w:hAnsi="Wingdings"/>
+        <w:sz w:val="20"/>
+      </w:rPr>
+    </w:lvl>
+    <w:lvl w:ilvl="5" w:tentative="0">
+      <w:start w:val="1"/>
+      <w:numFmt w:val="bullet"/>
+      <w:lvlText w:val=""/>
+      <w:lvlJc w:val="left"/>
+      <w:pPr>
+        <w:tabs>
+          <w:tab w:val="left" w:pos="4320"/>
         </w:tabs>
         <w:ind w:left="4320" w:hanging="360"/>
       </w:pPr>
       <w:rPr>
-        <w:rFonts w:ascii="Wingdings" w:hAnsi="Wingdings" w:hint="default"/>
-        <w:sz w:val="20"/>
-      </w:rPr>
-    </w:lvl>
-    <w:lvl w:ilvl="6" w:tentative="1">
-      <w:start w:val="1"/>
-      <w:numFmt w:val="bullet"/>
-      <w:lvlText w:val=""/>
-      <w:lvlJc w:val="left"/>
-      <w:pPr>
-        <w:tabs>
-          <w:tab w:val="num" w:pos="5040"/>
+        <w:rFonts w:hint="default" w:ascii="Wingdings" w:hAnsi="Wingdings"/>
+        <w:sz w:val="20"/>
+      </w:rPr>
+    </w:lvl>
+    <w:lvl w:ilvl="6" w:tentative="0">
+      <w:start w:val="1"/>
+      <w:numFmt w:val="bullet"/>
+      <w:lvlText w:val=""/>
+      <w:lvlJc w:val="left"/>
+      <w:pPr>
+        <w:tabs>
+          <w:tab w:val="left" w:pos="5040"/>
         </w:tabs>
         <w:ind w:left="5040" w:hanging="360"/>
       </w:pPr>
       <w:rPr>
-        <w:rFonts w:ascii="Wingdings" w:hAnsi="Wingdings" w:hint="default"/>
-        <w:sz w:val="20"/>
-      </w:rPr>
-    </w:lvl>
-    <w:lvl w:ilvl="7" w:tentative="1">
-      <w:start w:val="1"/>
-      <w:numFmt w:val="bullet"/>
-      <w:lvlText w:val=""/>
-      <w:lvlJc w:val="left"/>
-      <w:pPr>
-        <w:tabs>
-          <w:tab w:val="num" w:pos="5760"/>
+        <w:rFonts w:hint="default" w:ascii="Wingdings" w:hAnsi="Wingdings"/>
+        <w:sz w:val="20"/>
+      </w:rPr>
+    </w:lvl>
+    <w:lvl w:ilvl="7" w:tentative="0">
+      <w:start w:val="1"/>
+      <w:numFmt w:val="bullet"/>
+      <w:lvlText w:val=""/>
+      <w:lvlJc w:val="left"/>
+      <w:pPr>
+        <w:tabs>
+          <w:tab w:val="left" w:pos="5760"/>
         </w:tabs>
         <w:ind w:left="5760" w:hanging="360"/>
       </w:pPr>
       <w:rPr>
-        <w:rFonts w:ascii="Wingdings" w:hAnsi="Wingdings" w:hint="default"/>
-        <w:sz w:val="20"/>
-      </w:rPr>
-    </w:lvl>
-    <w:lvl w:ilvl="8" w:tentative="1">
-      <w:start w:val="1"/>
-      <w:numFmt w:val="bullet"/>
-      <w:lvlText w:val=""/>
-      <w:lvlJc w:val="left"/>
-      <w:pPr>
-        <w:tabs>
-          <w:tab w:val="num" w:pos="6480"/>
+        <w:rFonts w:hint="default" w:ascii="Wingdings" w:hAnsi="Wingdings"/>
+        <w:sz w:val="20"/>
+      </w:rPr>
+    </w:lvl>
+    <w:lvl w:ilvl="8" w:tentative="0">
+      <w:start w:val="1"/>
+      <w:numFmt w:val="bullet"/>
+      <w:lvlText w:val=""/>
+      <w:lvlJc w:val="left"/>
+      <w:pPr>
+        <w:tabs>
+          <w:tab w:val="left" w:pos="6480"/>
         </w:tabs>
         <w:ind w:left="6480" w:hanging="360"/>
       </w:pPr>
       <w:rPr>
-        <w:rFonts w:ascii="Wingdings" w:hAnsi="Wingdings" w:hint="default"/>
+        <w:rFonts w:hint="default" w:ascii="Wingdings" w:hAnsi="Wingdings"/>
         <w:sz w:val="20"/>
       </w:rPr>
     </w:lvl>
   </w:abstractNum>
-  <w:abstractNum w:abstractNumId="8" w15:restartNumberingAfterBreak="0">
+  <w:abstractNum w:abstractNumId="8">
     <w:nsid w:val="2D0135C8"/>
     <w:multiLevelType w:val="multilevel"/>
-    <w:tmpl w:val="0CEE706C"/>
-    <w:lvl w:ilvl="0">
+    <w:tmpl w:val="2D0135C8"/>
+    <w:lvl w:ilvl="0" w:tentative="0">
       <w:start w:val="1"/>
       <w:numFmt w:val="bullet"/>
       <w:lvlText w:val=""/>
       <w:lvlJc w:val="left"/>
       <w:pPr>
         <w:tabs>
-          <w:tab w:val="num" w:pos="720"/>
+          <w:tab w:val="left" w:pos="720"/>
         </w:tabs>
         <w:ind w:left="720" w:hanging="360"/>
       </w:pPr>
       <w:rPr>
-        <w:rFonts w:ascii="Symbol" w:hAnsi="Symbol" w:hint="default"/>
-        <w:sz w:val="20"/>
-      </w:rPr>
-    </w:lvl>
-    <w:lvl w:ilvl="1" w:tentative="1">
+        <w:rFonts w:hint="default" w:ascii="Symbol" w:hAnsi="Symbol"/>
+        <w:sz w:val="20"/>
+      </w:rPr>
+    </w:lvl>
+    <w:lvl w:ilvl="1" w:tentative="0">
       <w:start w:val="1"/>
       <w:numFmt w:val="bullet"/>
       <w:lvlText w:val="o"/>
       <w:lvlJc w:val="left"/>
       <w:pPr>
         <w:tabs>
-          <w:tab w:val="num" w:pos="1440"/>
+          <w:tab w:val="left" w:pos="1440"/>
         </w:tabs>
         <w:ind w:left="1440" w:hanging="360"/>
       </w:pPr>
       <w:rPr>
-        <w:rFonts w:ascii="Courier New" w:hAnsi="Courier New" w:hint="default"/>
-        <w:sz w:val="20"/>
-      </w:rPr>
-    </w:lvl>
-    <w:lvl w:ilvl="2" w:tentative="1">
-      <w:start w:val="1"/>
-      <w:numFmt w:val="bullet"/>
-      <w:lvlText w:val=""/>
-      <w:lvlJc w:val="left"/>
-      <w:pPr>
-        <w:tabs>
-          <w:tab w:val="num" w:pos="2160"/>
+        <w:rFonts w:hint="default" w:ascii="Courier New" w:hAnsi="Courier New"/>
+        <w:sz w:val="20"/>
+      </w:rPr>
+    </w:lvl>
+    <w:lvl w:ilvl="2" w:tentative="0">
+      <w:start w:val="1"/>
+      <w:numFmt w:val="bullet"/>
+      <w:lvlText w:val=""/>
+      <w:lvlJc w:val="left"/>
+      <w:pPr>
+        <w:tabs>
+          <w:tab w:val="left" w:pos="2160"/>
         </w:tabs>
         <w:ind w:left="2160" w:hanging="360"/>
       </w:pPr>
       <w:rPr>
-        <w:rFonts w:ascii="Wingdings" w:hAnsi="Wingdings" w:hint="default"/>
-        <w:sz w:val="20"/>
-      </w:rPr>
-    </w:lvl>
-    <w:lvl w:ilvl="3" w:tentative="1">
-      <w:start w:val="1"/>
-      <w:numFmt w:val="bullet"/>
-      <w:lvlText w:val=""/>
-      <w:lvlJc w:val="left"/>
-      <w:pPr>
-        <w:tabs>
-          <w:tab w:val="num" w:pos="2880"/>
+        <w:rFonts w:hint="default" w:ascii="Wingdings" w:hAnsi="Wingdings"/>
+        <w:sz w:val="20"/>
+      </w:rPr>
+    </w:lvl>
+    <w:lvl w:ilvl="3" w:tentative="0">
+      <w:start w:val="1"/>
+      <w:numFmt w:val="bullet"/>
+      <w:lvlText w:val=""/>
+      <w:lvlJc w:val="left"/>
+      <w:pPr>
+        <w:tabs>
+          <w:tab w:val="left" w:pos="2880"/>
         </w:tabs>
         <w:ind w:left="2880" w:hanging="360"/>
       </w:pPr>
       <w:rPr>
-        <w:rFonts w:ascii="Wingdings" w:hAnsi="Wingdings" w:hint="default"/>
-        <w:sz w:val="20"/>
-      </w:rPr>
-    </w:lvl>
-    <w:lvl w:ilvl="4" w:tentative="1">
-      <w:start w:val="1"/>
-      <w:numFmt w:val="bullet"/>
-      <w:lvlText w:val=""/>
-      <w:lvlJc w:val="left"/>
-      <w:pPr>
-        <w:tabs>
-          <w:tab w:val="num" w:pos="3600"/>
+        <w:rFonts w:hint="default" w:ascii="Wingdings" w:hAnsi="Wingdings"/>
+        <w:sz w:val="20"/>
+      </w:rPr>
+    </w:lvl>
+    <w:lvl w:ilvl="4" w:tentative="0">
+      <w:start w:val="1"/>
+      <w:numFmt w:val="bullet"/>
+      <w:lvlText w:val=""/>
+      <w:lvlJc w:val="left"/>
+      <w:pPr>
+        <w:tabs>
+          <w:tab w:val="left" w:pos="3600"/>
         </w:tabs>
         <w:ind w:left="3600" w:hanging="360"/>
       </w:pPr>
       <w:rPr>
-        <w:rFonts w:ascii="Wingdings" w:hAnsi="Wingdings" w:hint="default"/>
-        <w:sz w:val="20"/>
-      </w:rPr>
-    </w:lvl>
-    <w:lvl w:ilvl="5" w:tentative="1">
-      <w:start w:val="1"/>
-      <w:numFmt w:val="bullet"/>
-      <w:lvlText w:val=""/>
-      <w:lvlJc w:val="left"/>
-      <w:pPr>
-        <w:tabs>
-          <w:tab w:val="num" w:pos="4320"/>
+        <w:rFonts w:hint="default" w:ascii="Wingdings" w:hAnsi="Wingdings"/>
+        <w:sz w:val="20"/>
+      </w:rPr>
+    </w:lvl>
+    <w:lvl w:ilvl="5" w:tentative="0">
+      <w:start w:val="1"/>
+      <w:numFmt w:val="bullet"/>
+      <w:lvlText w:val=""/>
+      <w:lvlJc w:val="left"/>
+      <w:pPr>
+        <w:tabs>
+          <w:tab w:val="left" w:pos="4320"/>
         </w:tabs>
         <w:ind w:left="4320" w:hanging="360"/>
       </w:pPr>
       <w:rPr>
-        <w:rFonts w:ascii="Wingdings" w:hAnsi="Wingdings" w:hint="default"/>
-        <w:sz w:val="20"/>
-      </w:rPr>
-    </w:lvl>
-    <w:lvl w:ilvl="6" w:tentative="1">
-      <w:start w:val="1"/>
-      <w:numFmt w:val="bullet"/>
-      <w:lvlText w:val=""/>
-      <w:lvlJc w:val="left"/>
-      <w:pPr>
-        <w:tabs>
-          <w:tab w:val="num" w:pos="5040"/>
+        <w:rFonts w:hint="default" w:ascii="Wingdings" w:hAnsi="Wingdings"/>
+        <w:sz w:val="20"/>
+      </w:rPr>
+    </w:lvl>
+    <w:lvl w:ilvl="6" w:tentative="0">
+      <w:start w:val="1"/>
+      <w:numFmt w:val="bullet"/>
+      <w:lvlText w:val=""/>
+      <w:lvlJc w:val="left"/>
+      <w:pPr>
+        <w:tabs>
+          <w:tab w:val="left" w:pos="5040"/>
         </w:tabs>
         <w:ind w:left="5040" w:hanging="360"/>
       </w:pPr>
       <w:rPr>
-        <w:rFonts w:ascii="Wingdings" w:hAnsi="Wingdings" w:hint="default"/>
-        <w:sz w:val="20"/>
-      </w:rPr>
-    </w:lvl>
-    <w:lvl w:ilvl="7" w:tentative="1">
-      <w:start w:val="1"/>
-      <w:numFmt w:val="bullet"/>
-      <w:lvlText w:val=""/>
-      <w:lvlJc w:val="left"/>
-      <w:pPr>
-        <w:tabs>
-          <w:tab w:val="num" w:pos="5760"/>
+        <w:rFonts w:hint="default" w:ascii="Wingdings" w:hAnsi="Wingdings"/>
+        <w:sz w:val="20"/>
+      </w:rPr>
+    </w:lvl>
+    <w:lvl w:ilvl="7" w:tentative="0">
+      <w:start w:val="1"/>
+      <w:numFmt w:val="bullet"/>
+      <w:lvlText w:val=""/>
+      <w:lvlJc w:val="left"/>
+      <w:pPr>
+        <w:tabs>
+          <w:tab w:val="left" w:pos="5760"/>
         </w:tabs>
         <w:ind w:left="5760" w:hanging="360"/>
       </w:pPr>
       <w:rPr>
-        <w:rFonts w:ascii="Wingdings" w:hAnsi="Wingdings" w:hint="default"/>
-        <w:sz w:val="20"/>
-      </w:rPr>
-    </w:lvl>
-    <w:lvl w:ilvl="8" w:tentative="1">
-      <w:start w:val="1"/>
-      <w:numFmt w:val="bullet"/>
-      <w:lvlText w:val=""/>
-      <w:lvlJc w:val="left"/>
-      <w:pPr>
-        <w:tabs>
-          <w:tab w:val="num" w:pos="6480"/>
+        <w:rFonts w:hint="default" w:ascii="Wingdings" w:hAnsi="Wingdings"/>
+        <w:sz w:val="20"/>
+      </w:rPr>
+    </w:lvl>
+    <w:lvl w:ilvl="8" w:tentative="0">
+      <w:start w:val="1"/>
+      <w:numFmt w:val="bullet"/>
+      <w:lvlText w:val=""/>
+      <w:lvlJc w:val="left"/>
+      <w:pPr>
+        <w:tabs>
+          <w:tab w:val="left" w:pos="6480"/>
         </w:tabs>
         <w:ind w:left="6480" w:hanging="360"/>
       </w:pPr>
       <w:rPr>
-        <w:rFonts w:ascii="Wingdings" w:hAnsi="Wingdings" w:hint="default"/>
+        <w:rFonts w:hint="default" w:ascii="Wingdings" w:hAnsi="Wingdings"/>
         <w:sz w:val="20"/>
       </w:rPr>
     </w:lvl>
   </w:abstractNum>
-  <w:abstractNum w:abstractNumId="9" w15:restartNumberingAfterBreak="0">
+  <w:abstractNum w:abstractNumId="9">
     <w:nsid w:val="2F0209B5"/>
     <w:multiLevelType w:val="multilevel"/>
-    <w:tmpl w:val="4D48581C"/>
-    <w:lvl w:ilvl="0">
+    <w:tmpl w:val="2F0209B5"/>
+    <w:lvl w:ilvl="0" w:tentative="0">
       <w:start w:val="1"/>
       <w:numFmt w:val="bullet"/>
       <w:lvlText w:val=""/>
       <w:lvlJc w:val="left"/>
       <w:pPr>
         <w:tabs>
-          <w:tab w:val="num" w:pos="720"/>
+          <w:tab w:val="left" w:pos="720"/>
         </w:tabs>
         <w:ind w:left="720" w:hanging="360"/>
       </w:pPr>
       <w:rPr>
-        <w:rFonts w:ascii="Symbol" w:hAnsi="Symbol" w:hint="default"/>
-        <w:sz w:val="20"/>
-      </w:rPr>
-    </w:lvl>
-    <w:lvl w:ilvl="1" w:tentative="1">
+        <w:rFonts w:hint="default" w:ascii="Symbol" w:hAnsi="Symbol"/>
+        <w:sz w:val="20"/>
+      </w:rPr>
+    </w:lvl>
+    <w:lvl w:ilvl="1" w:tentative="0">
       <w:start w:val="1"/>
       <w:numFmt w:val="bullet"/>
       <w:lvlText w:val="o"/>
       <w:lvlJc w:val="left"/>
       <w:pPr>
         <w:tabs>
-          <w:tab w:val="num" w:pos="1440"/>
+          <w:tab w:val="left" w:pos="1440"/>
         </w:tabs>
         <w:ind w:left="1440" w:hanging="360"/>
       </w:pPr>
       <w:rPr>
-        <w:rFonts w:ascii="Courier New" w:hAnsi="Courier New" w:hint="default"/>
-        <w:sz w:val="20"/>
-      </w:rPr>
-    </w:lvl>
-    <w:lvl w:ilvl="2" w:tentative="1">
-      <w:start w:val="1"/>
-      <w:numFmt w:val="bullet"/>
-      <w:lvlText w:val=""/>
-      <w:lvlJc w:val="left"/>
-      <w:pPr>
-        <w:tabs>
-          <w:tab w:val="num" w:pos="2160"/>
+        <w:rFonts w:hint="default" w:ascii="Courier New" w:hAnsi="Courier New"/>
+        <w:sz w:val="20"/>
+      </w:rPr>
+    </w:lvl>
+    <w:lvl w:ilvl="2" w:tentative="0">
+      <w:start w:val="1"/>
+      <w:numFmt w:val="bullet"/>
+      <w:lvlText w:val=""/>
+      <w:lvlJc w:val="left"/>
+      <w:pPr>
+        <w:tabs>
+          <w:tab w:val="left" w:pos="2160"/>
         </w:tabs>
         <w:ind w:left="2160" w:hanging="360"/>
       </w:pPr>
       <w:rPr>
-        <w:rFonts w:ascii="Wingdings" w:hAnsi="Wingdings" w:hint="default"/>
-        <w:sz w:val="20"/>
-      </w:rPr>
-    </w:lvl>
-    <w:lvl w:ilvl="3" w:tentative="1">
-      <w:start w:val="1"/>
-      <w:numFmt w:val="bullet"/>
-      <w:lvlText w:val=""/>
-      <w:lvlJc w:val="left"/>
-      <w:pPr>
-        <w:tabs>
-          <w:tab w:val="num" w:pos="2880"/>
+        <w:rFonts w:hint="default" w:ascii="Wingdings" w:hAnsi="Wingdings"/>
+        <w:sz w:val="20"/>
+      </w:rPr>
+    </w:lvl>
+    <w:lvl w:ilvl="3" w:tentative="0">
+      <w:start w:val="1"/>
+      <w:numFmt w:val="bullet"/>
+      <w:lvlText w:val=""/>
+      <w:lvlJc w:val="left"/>
+      <w:pPr>
+        <w:tabs>
+          <w:tab w:val="left" w:pos="2880"/>
         </w:tabs>
         <w:ind w:left="2880" w:hanging="360"/>
       </w:pPr>
       <w:rPr>
-        <w:rFonts w:ascii="Wingdings" w:hAnsi="Wingdings" w:hint="default"/>
-        <w:sz w:val="20"/>
-      </w:rPr>
-    </w:lvl>
-    <w:lvl w:ilvl="4" w:tentative="1">
-      <w:start w:val="1"/>
-      <w:numFmt w:val="bullet"/>
-      <w:lvlText w:val=""/>
-      <w:lvlJc w:val="left"/>
-      <w:pPr>
-        <w:tabs>
-          <w:tab w:val="num" w:pos="3600"/>
+        <w:rFonts w:hint="default" w:ascii="Wingdings" w:hAnsi="Wingdings"/>
+        <w:sz w:val="20"/>
+      </w:rPr>
+    </w:lvl>
+    <w:lvl w:ilvl="4" w:tentative="0">
+      <w:start w:val="1"/>
+      <w:numFmt w:val="bullet"/>
+      <w:lvlText w:val=""/>
+      <w:lvlJc w:val="left"/>
+      <w:pPr>
+        <w:tabs>
+          <w:tab w:val="left" w:pos="3600"/>
         </w:tabs>
         <w:ind w:left="3600" w:hanging="360"/>
       </w:pPr>
       <w:rPr>
-        <w:rFonts w:ascii="Wingdings" w:hAnsi="Wingdings" w:hint="default"/>
-        <w:sz w:val="20"/>
-      </w:rPr>
-    </w:lvl>
-    <w:lvl w:ilvl="5" w:tentative="1">
-      <w:start w:val="1"/>
-      <w:numFmt w:val="bullet"/>
-      <w:lvlText w:val=""/>
-      <w:lvlJc w:val="left"/>
-      <w:pPr>
-        <w:tabs>
-          <w:tab w:val="num" w:pos="4320"/>
+        <w:rFonts w:hint="default" w:ascii="Wingdings" w:hAnsi="Wingdings"/>
+        <w:sz w:val="20"/>
+      </w:rPr>
+    </w:lvl>
+    <w:lvl w:ilvl="5" w:tentative="0">
+      <w:start w:val="1"/>
+      <w:numFmt w:val="bullet"/>
+      <w:lvlText w:val=""/>
+      <w:lvlJc w:val="left"/>
+      <w:pPr>
+        <w:tabs>
+          <w:tab w:val="left" w:pos="4320"/>
         </w:tabs>
         <w:ind w:left="4320" w:hanging="360"/>
       </w:pPr>
       <w:rPr>
-        <w:rFonts w:ascii="Wingdings" w:hAnsi="Wingdings" w:hint="default"/>
-        <w:sz w:val="20"/>
-      </w:rPr>
-    </w:lvl>
-    <w:lvl w:ilvl="6" w:tentative="1">
-      <w:start w:val="1"/>
-      <w:numFmt w:val="bullet"/>
-      <w:lvlText w:val=""/>
-      <w:lvlJc w:val="left"/>
-      <w:pPr>
-        <w:tabs>
-          <w:tab w:val="num" w:pos="5040"/>
+        <w:rFonts w:hint="default" w:ascii="Wingdings" w:hAnsi="Wingdings"/>
+        <w:sz w:val="20"/>
+      </w:rPr>
+    </w:lvl>
+    <w:lvl w:ilvl="6" w:tentative="0">
+      <w:start w:val="1"/>
+      <w:numFmt w:val="bullet"/>
+      <w:lvlText w:val=""/>
+      <w:lvlJc w:val="left"/>
+      <w:pPr>
+        <w:tabs>
+          <w:tab w:val="left" w:pos="5040"/>
         </w:tabs>
         <w:ind w:left="5040" w:hanging="360"/>
       </w:pPr>
       <w:rPr>
-        <w:rFonts w:ascii="Wingdings" w:hAnsi="Wingdings" w:hint="default"/>
-        <w:sz w:val="20"/>
-      </w:rPr>
-    </w:lvl>
-    <w:lvl w:ilvl="7" w:tentative="1">
-      <w:start w:val="1"/>
-      <w:numFmt w:val="bullet"/>
-      <w:lvlText w:val=""/>
-      <w:lvlJc w:val="left"/>
-      <w:pPr>
-        <w:tabs>
-          <w:tab w:val="num" w:pos="5760"/>
+        <w:rFonts w:hint="default" w:ascii="Wingdings" w:hAnsi="Wingdings"/>
+        <w:sz w:val="20"/>
+      </w:rPr>
+    </w:lvl>
+    <w:lvl w:ilvl="7" w:tentative="0">
+      <w:start w:val="1"/>
+      <w:numFmt w:val="bullet"/>
+      <w:lvlText w:val=""/>
+      <w:lvlJc w:val="left"/>
+      <w:pPr>
+        <w:tabs>
+          <w:tab w:val="left" w:pos="5760"/>
         </w:tabs>
         <w:ind w:left="5760" w:hanging="360"/>
       </w:pPr>
       <w:rPr>
-        <w:rFonts w:ascii="Wingdings" w:hAnsi="Wingdings" w:hint="default"/>
-        <w:sz w:val="20"/>
-      </w:rPr>
-    </w:lvl>
-    <w:lvl w:ilvl="8" w:tentative="1">
-      <w:start w:val="1"/>
-      <w:numFmt w:val="bullet"/>
-      <w:lvlText w:val=""/>
-      <w:lvlJc w:val="left"/>
-      <w:pPr>
-        <w:tabs>
-          <w:tab w:val="num" w:pos="6480"/>
+        <w:rFonts w:hint="default" w:ascii="Wingdings" w:hAnsi="Wingdings"/>
+        <w:sz w:val="20"/>
+      </w:rPr>
+    </w:lvl>
+    <w:lvl w:ilvl="8" w:tentative="0">
+      <w:start w:val="1"/>
+      <w:numFmt w:val="bullet"/>
+      <w:lvlText w:val=""/>
+      <w:lvlJc w:val="left"/>
+      <w:pPr>
+        <w:tabs>
+          <w:tab w:val="left" w:pos="6480"/>
         </w:tabs>
         <w:ind w:left="6480" w:hanging="360"/>
       </w:pPr>
       <w:rPr>
-        <w:rFonts w:ascii="Wingdings" w:hAnsi="Wingdings" w:hint="default"/>
+        <w:rFonts w:hint="default" w:ascii="Wingdings" w:hAnsi="Wingdings"/>
         <w:sz w:val="20"/>
       </w:rPr>
     </w:lvl>
   </w:abstractNum>
-  <w:abstractNum w:abstractNumId="10" w15:restartNumberingAfterBreak="0">
+  <w:abstractNum w:abstractNumId="10">
     <w:nsid w:val="32DE1CD8"/>
     <w:multiLevelType w:val="multilevel"/>
-    <w:tmpl w:val="7EDEA7D8"/>
-    <w:lvl w:ilvl="0">
+    <w:tmpl w:val="32DE1CD8"/>
+    <w:lvl w:ilvl="0" w:tentative="0">
       <w:start w:val="1"/>
       <w:numFmt w:val="bullet"/>
       <w:lvlText w:val=""/>
       <w:lvlJc w:val="left"/>
       <w:pPr>
         <w:tabs>
-          <w:tab w:val="num" w:pos="720"/>
+          <w:tab w:val="left" w:pos="720"/>
         </w:tabs>
         <w:ind w:left="720" w:hanging="360"/>
       </w:pPr>
       <w:rPr>
-        <w:rFonts w:ascii="Symbol" w:hAnsi="Symbol" w:hint="default"/>
-        <w:sz w:val="20"/>
-      </w:rPr>
-    </w:lvl>
-    <w:lvl w:ilvl="1" w:tentative="1">
+        <w:rFonts w:hint="default" w:ascii="Symbol" w:hAnsi="Symbol"/>
+        <w:sz w:val="20"/>
+      </w:rPr>
+    </w:lvl>
+    <w:lvl w:ilvl="1" w:tentative="0">
       <w:start w:val="1"/>
       <w:numFmt w:val="bullet"/>
       <w:lvlText w:val="o"/>
       <w:lvlJc w:val="left"/>
       <w:pPr>
         <w:tabs>
-          <w:tab w:val="num" w:pos="1440"/>
+          <w:tab w:val="left" w:pos="1440"/>
         </w:tabs>
         <w:ind w:left="1440" w:hanging="360"/>
       </w:pPr>
       <w:rPr>
-        <w:rFonts w:ascii="Courier New" w:hAnsi="Courier New" w:hint="default"/>
-        <w:sz w:val="20"/>
-      </w:rPr>
-    </w:lvl>
-    <w:lvl w:ilvl="2" w:tentative="1">
-      <w:start w:val="1"/>
-      <w:numFmt w:val="bullet"/>
-      <w:lvlText w:val=""/>
-      <w:lvlJc w:val="left"/>
-      <w:pPr>
-        <w:tabs>
-          <w:tab w:val="num" w:pos="2160"/>
+        <w:rFonts w:hint="default" w:ascii="Courier New" w:hAnsi="Courier New"/>
+        <w:sz w:val="20"/>
+      </w:rPr>
+    </w:lvl>
+    <w:lvl w:ilvl="2" w:tentative="0">
+      <w:start w:val="1"/>
+      <w:numFmt w:val="bullet"/>
+      <w:lvlText w:val=""/>
+      <w:lvlJc w:val="left"/>
+      <w:pPr>
+        <w:tabs>
+          <w:tab w:val="left" w:pos="2160"/>
         </w:tabs>
         <w:ind w:left="2160" w:hanging="360"/>
       </w:pPr>
       <w:rPr>
-        <w:rFonts w:ascii="Wingdings" w:hAnsi="Wingdings" w:hint="default"/>
-        <w:sz w:val="20"/>
-      </w:rPr>
-    </w:lvl>
-    <w:lvl w:ilvl="3" w:tentative="1">
-      <w:start w:val="1"/>
-      <w:numFmt w:val="bullet"/>
-      <w:lvlText w:val=""/>
-      <w:lvlJc w:val="left"/>
-      <w:pPr>
-        <w:tabs>
-          <w:tab w:val="num" w:pos="2880"/>
+        <w:rFonts w:hint="default" w:ascii="Wingdings" w:hAnsi="Wingdings"/>
+        <w:sz w:val="20"/>
+      </w:rPr>
+    </w:lvl>
+    <w:lvl w:ilvl="3" w:tentative="0">
+      <w:start w:val="1"/>
+      <w:numFmt w:val="bullet"/>
+      <w:lvlText w:val=""/>
+      <w:lvlJc w:val="left"/>
+      <w:pPr>
+        <w:tabs>
+          <w:tab w:val="left" w:pos="2880"/>
         </w:tabs>
         <w:ind w:left="2880" w:hanging="360"/>
       </w:pPr>
       <w:rPr>
-        <w:rFonts w:ascii="Wingdings" w:hAnsi="Wingdings" w:hint="default"/>
-        <w:sz w:val="20"/>
-      </w:rPr>
-    </w:lvl>
-    <w:lvl w:ilvl="4" w:tentative="1">
-      <w:start w:val="1"/>
-      <w:numFmt w:val="bullet"/>
-      <w:lvlText w:val=""/>
-      <w:lvlJc w:val="left"/>
-      <w:pPr>
-        <w:tabs>
-          <w:tab w:val="num" w:pos="3600"/>
+        <w:rFonts w:hint="default" w:ascii="Wingdings" w:hAnsi="Wingdings"/>
+        <w:sz w:val="20"/>
+      </w:rPr>
+    </w:lvl>
+    <w:lvl w:ilvl="4" w:tentative="0">
+      <w:start w:val="1"/>
+      <w:numFmt w:val="bullet"/>
+      <w:lvlText w:val=""/>
+      <w:lvlJc w:val="left"/>
+      <w:pPr>
+        <w:tabs>
+          <w:tab w:val="left" w:pos="3600"/>
         </w:tabs>
         <w:ind w:left="3600" w:hanging="360"/>
       </w:pPr>
       <w:rPr>
-        <w:rFonts w:ascii="Wingdings" w:hAnsi="Wingdings" w:hint="default"/>
-        <w:sz w:val="20"/>
-      </w:rPr>
-    </w:lvl>
-    <w:lvl w:ilvl="5" w:tentative="1">
-      <w:start w:val="1"/>
-      <w:numFmt w:val="bullet"/>
-      <w:lvlText w:val=""/>
-      <w:lvlJc w:val="left"/>
-      <w:pPr>
-        <w:tabs>
-          <w:tab w:val="num" w:pos="4320"/>
+        <w:rFonts w:hint="default" w:ascii="Wingdings" w:hAnsi="Wingdings"/>
+        <w:sz w:val="20"/>
+      </w:rPr>
+    </w:lvl>
+    <w:lvl w:ilvl="5" w:tentative="0">
+      <w:start w:val="1"/>
+      <w:numFmt w:val="bullet"/>
+      <w:lvlText w:val=""/>
+      <w:lvlJc w:val="left"/>
+      <w:pPr>
+        <w:tabs>
+          <w:tab w:val="left" w:pos="4320"/>
         </w:tabs>
         <w:ind w:left="4320" w:hanging="360"/>
       </w:pPr>
       <w:rPr>
-        <w:rFonts w:ascii="Wingdings" w:hAnsi="Wingdings" w:hint="default"/>
-        <w:sz w:val="20"/>
-      </w:rPr>
-    </w:lvl>
-    <w:lvl w:ilvl="6" w:tentative="1">
-      <w:start w:val="1"/>
-      <w:numFmt w:val="bullet"/>
-      <w:lvlText w:val=""/>
-      <w:lvlJc w:val="left"/>
-      <w:pPr>
-        <w:tabs>
-          <w:tab w:val="num" w:pos="5040"/>
+        <w:rFonts w:hint="default" w:ascii="Wingdings" w:hAnsi="Wingdings"/>
+        <w:sz w:val="20"/>
+      </w:rPr>
+    </w:lvl>
+    <w:lvl w:ilvl="6" w:tentative="0">
+      <w:start w:val="1"/>
+      <w:numFmt w:val="bullet"/>
+      <w:lvlText w:val=""/>
+      <w:lvlJc w:val="left"/>
+      <w:pPr>
+        <w:tabs>
+          <w:tab w:val="left" w:pos="5040"/>
         </w:tabs>
         <w:ind w:left="5040" w:hanging="360"/>
       </w:pPr>
       <w:rPr>
-        <w:rFonts w:ascii="Wingdings" w:hAnsi="Wingdings" w:hint="default"/>
-        <w:sz w:val="20"/>
-      </w:rPr>
-    </w:lvl>
-    <w:lvl w:ilvl="7" w:tentative="1">
-      <w:start w:val="1"/>
-      <w:numFmt w:val="bullet"/>
-      <w:lvlText w:val=""/>
-      <w:lvlJc w:val="left"/>
-      <w:pPr>
-        <w:tabs>
-          <w:tab w:val="num" w:pos="5760"/>
+        <w:rFonts w:hint="default" w:ascii="Wingdings" w:hAnsi="Wingdings"/>
+        <w:sz w:val="20"/>
+      </w:rPr>
+    </w:lvl>
+    <w:lvl w:ilvl="7" w:tentative="0">
+      <w:start w:val="1"/>
+      <w:numFmt w:val="bullet"/>
+      <w:lvlText w:val=""/>
+      <w:lvlJc w:val="left"/>
+      <w:pPr>
+        <w:tabs>
+          <w:tab w:val="left" w:pos="5760"/>
         </w:tabs>
         <w:ind w:left="5760" w:hanging="360"/>
       </w:pPr>
       <w:rPr>
-        <w:rFonts w:ascii="Wingdings" w:hAnsi="Wingdings" w:hint="default"/>
-        <w:sz w:val="20"/>
-      </w:rPr>
-    </w:lvl>
-    <w:lvl w:ilvl="8" w:tentative="1">
-      <w:start w:val="1"/>
-      <w:numFmt w:val="bullet"/>
-      <w:lvlText w:val=""/>
-      <w:lvlJc w:val="left"/>
-      <w:pPr>
-        <w:tabs>
-          <w:tab w:val="num" w:pos="6480"/>
+        <w:rFonts w:hint="default" w:ascii="Wingdings" w:hAnsi="Wingdings"/>
+        <w:sz w:val="20"/>
+      </w:rPr>
+    </w:lvl>
+    <w:lvl w:ilvl="8" w:tentative="0">
+      <w:start w:val="1"/>
+      <w:numFmt w:val="bullet"/>
+      <w:lvlText w:val=""/>
+      <w:lvlJc w:val="left"/>
+      <w:pPr>
+        <w:tabs>
+          <w:tab w:val="left" w:pos="6480"/>
         </w:tabs>
         <w:ind w:left="6480" w:hanging="360"/>
       </w:pPr>
       <w:rPr>
-        <w:rFonts w:ascii="Wingdings" w:hAnsi="Wingdings" w:hint="default"/>
+        <w:rFonts w:hint="default" w:ascii="Wingdings" w:hAnsi="Wingdings"/>
         <w:sz w:val="20"/>
       </w:rPr>
     </w:lvl>
   </w:abstractNum>
-  <w:abstractNum w:abstractNumId="11" w15:restartNumberingAfterBreak="0">
+  <w:abstractNum w:abstractNumId="11">
     <w:nsid w:val="36C84540"/>
     <w:multiLevelType w:val="multilevel"/>
-    <w:tmpl w:val="DE560AE2"/>
-    <w:lvl w:ilvl="0">
+    <w:tmpl w:val="36C84540"/>
+    <w:lvl w:ilvl="0" w:tentative="0">
       <w:start w:val="1"/>
       <w:numFmt w:val="bullet"/>
       <w:lvlText w:val=""/>
       <w:lvlJc w:val="left"/>
       <w:pPr>
         <w:tabs>
-          <w:tab w:val="num" w:pos="720"/>
+          <w:tab w:val="left" w:pos="720"/>
         </w:tabs>
         <w:ind w:left="720" w:hanging="360"/>
       </w:pPr>
       <w:rPr>
-        <w:rFonts w:ascii="Symbol" w:hAnsi="Symbol" w:hint="default"/>
-        <w:sz w:val="20"/>
-      </w:rPr>
-    </w:lvl>
-    <w:lvl w:ilvl="1" w:tentative="1">
+        <w:rFonts w:hint="default" w:ascii="Symbol" w:hAnsi="Symbol"/>
+        <w:sz w:val="20"/>
+      </w:rPr>
+    </w:lvl>
+    <w:lvl w:ilvl="1" w:tentative="0">
       <w:start w:val="1"/>
       <w:numFmt w:val="bullet"/>
       <w:lvlText w:val="o"/>
       <w:lvlJc w:val="left"/>
       <w:pPr>
         <w:tabs>
-          <w:tab w:val="num" w:pos="1440"/>
+          <w:tab w:val="left" w:pos="1440"/>
         </w:tabs>
         <w:ind w:left="1440" w:hanging="360"/>
       </w:pPr>
       <w:rPr>
-        <w:rFonts w:ascii="Courier New" w:hAnsi="Courier New" w:hint="default"/>
-        <w:sz w:val="20"/>
-      </w:rPr>
-    </w:lvl>
-    <w:lvl w:ilvl="2" w:tentative="1">
-      <w:start w:val="1"/>
-      <w:numFmt w:val="bullet"/>
-      <w:lvlText w:val=""/>
-      <w:lvlJc w:val="left"/>
-      <w:pPr>
-        <w:tabs>
-          <w:tab w:val="num" w:pos="2160"/>
+        <w:rFonts w:hint="default" w:ascii="Courier New" w:hAnsi="Courier New"/>
+        <w:sz w:val="20"/>
+      </w:rPr>
+    </w:lvl>
+    <w:lvl w:ilvl="2" w:tentative="0">
+      <w:start w:val="1"/>
+      <w:numFmt w:val="bullet"/>
+      <w:lvlText w:val=""/>
+      <w:lvlJc w:val="left"/>
+      <w:pPr>
+        <w:tabs>
+          <w:tab w:val="left" w:pos="2160"/>
         </w:tabs>
         <w:ind w:left="2160" w:hanging="360"/>
       </w:pPr>
       <w:rPr>
-        <w:rFonts w:ascii="Wingdings" w:hAnsi="Wingdings" w:hint="default"/>
-        <w:sz w:val="20"/>
-      </w:rPr>
-    </w:lvl>
-    <w:lvl w:ilvl="3" w:tentative="1">
-      <w:start w:val="1"/>
-      <w:numFmt w:val="bullet"/>
-      <w:lvlText w:val=""/>
-      <w:lvlJc w:val="left"/>
-      <w:pPr>
-        <w:tabs>
-          <w:tab w:val="num" w:pos="2880"/>
+        <w:rFonts w:hint="default" w:ascii="Wingdings" w:hAnsi="Wingdings"/>
+        <w:sz w:val="20"/>
+      </w:rPr>
+    </w:lvl>
+    <w:lvl w:ilvl="3" w:tentative="0">
+      <w:start w:val="1"/>
+      <w:numFmt w:val="bullet"/>
+      <w:lvlText w:val=""/>
+      <w:lvlJc w:val="left"/>
+      <w:pPr>
+        <w:tabs>
+          <w:tab w:val="left" w:pos="2880"/>
         </w:tabs>
         <w:ind w:left="2880" w:hanging="360"/>
       </w:pPr>
       <w:rPr>
-        <w:rFonts w:ascii="Wingdings" w:hAnsi="Wingdings" w:hint="default"/>
-        <w:sz w:val="20"/>
-      </w:rPr>
-    </w:lvl>
-    <w:lvl w:ilvl="4" w:tentative="1">
-      <w:start w:val="1"/>
-      <w:numFmt w:val="bullet"/>
-      <w:lvlText w:val=""/>
-      <w:lvlJc w:val="left"/>
-      <w:pPr>
-        <w:tabs>
-          <w:tab w:val="num" w:pos="3600"/>
+        <w:rFonts w:hint="default" w:ascii="Wingdings" w:hAnsi="Wingdings"/>
+        <w:sz w:val="20"/>
+      </w:rPr>
+    </w:lvl>
+    <w:lvl w:ilvl="4" w:tentative="0">
+      <w:start w:val="1"/>
+      <w:numFmt w:val="bullet"/>
+      <w:lvlText w:val=""/>
+      <w:lvlJc w:val="left"/>
+      <w:pPr>
+        <w:tabs>
+          <w:tab w:val="left" w:pos="3600"/>
         </w:tabs>
         <w:ind w:left="3600" w:hanging="360"/>
       </w:pPr>
       <w:rPr>
-        <w:rFonts w:ascii="Wingdings" w:hAnsi="Wingdings" w:hint="default"/>
-        <w:sz w:val="20"/>
-      </w:rPr>
-    </w:lvl>
-    <w:lvl w:ilvl="5" w:tentative="1">
-      <w:start w:val="1"/>
-      <w:numFmt w:val="bullet"/>
-      <w:lvlText w:val=""/>
-      <w:lvlJc w:val="left"/>
-      <w:pPr>
-        <w:tabs>
-          <w:tab w:val="num" w:pos="4320"/>
+        <w:rFonts w:hint="default" w:ascii="Wingdings" w:hAnsi="Wingdings"/>
+        <w:sz w:val="20"/>
+      </w:rPr>
+    </w:lvl>
+    <w:lvl w:ilvl="5" w:tentative="0">
+      <w:start w:val="1"/>
+      <w:numFmt w:val="bullet"/>
+      <w:lvlText w:val=""/>
+      <w:lvlJc w:val="left"/>
+      <w:pPr>
+        <w:tabs>
+          <w:tab w:val="left" w:pos="4320"/>
         </w:tabs>
         <w:ind w:left="4320" w:hanging="360"/>
       </w:pPr>
       <w:rPr>
-        <w:rFonts w:ascii="Wingdings" w:hAnsi="Wingdings" w:hint="default"/>
-        <w:sz w:val="20"/>
-      </w:rPr>
-    </w:lvl>
-    <w:lvl w:ilvl="6" w:tentative="1">
-      <w:start w:val="1"/>
-      <w:numFmt w:val="bullet"/>
-      <w:lvlText w:val=""/>
-      <w:lvlJc w:val="left"/>
-      <w:pPr>
-        <w:tabs>
-          <w:tab w:val="num" w:pos="5040"/>
+        <w:rFonts w:hint="default" w:ascii="Wingdings" w:hAnsi="Wingdings"/>
+        <w:sz w:val="20"/>
+      </w:rPr>
+    </w:lvl>
+    <w:lvl w:ilvl="6" w:tentative="0">
+      <w:start w:val="1"/>
+      <w:numFmt w:val="bullet"/>
+      <w:lvlText w:val=""/>
+      <w:lvlJc w:val="left"/>
+      <w:pPr>
+        <w:tabs>
+          <w:tab w:val="left" w:pos="5040"/>
         </w:tabs>
         <w:ind w:left="5040" w:hanging="360"/>
       </w:pPr>
       <w:rPr>
-        <w:rFonts w:ascii="Wingdings" w:hAnsi="Wingdings" w:hint="default"/>
-        <w:sz w:val="20"/>
-      </w:rPr>
-    </w:lvl>
-    <w:lvl w:ilvl="7" w:tentative="1">
-      <w:start w:val="1"/>
-      <w:numFmt w:val="bullet"/>
-      <w:lvlText w:val=""/>
-      <w:lvlJc w:val="left"/>
-      <w:pPr>
-        <w:tabs>
-          <w:tab w:val="num" w:pos="5760"/>
+        <w:rFonts w:hint="default" w:ascii="Wingdings" w:hAnsi="Wingdings"/>
+        <w:sz w:val="20"/>
+      </w:rPr>
+    </w:lvl>
+    <w:lvl w:ilvl="7" w:tentative="0">
+      <w:start w:val="1"/>
+      <w:numFmt w:val="bullet"/>
+      <w:lvlText w:val=""/>
+      <w:lvlJc w:val="left"/>
+      <w:pPr>
+        <w:tabs>
+          <w:tab w:val="left" w:pos="5760"/>
         </w:tabs>
         <w:ind w:left="5760" w:hanging="360"/>
       </w:pPr>
       <w:rPr>
-        <w:rFonts w:ascii="Wingdings" w:hAnsi="Wingdings" w:hint="default"/>
-        <w:sz w:val="20"/>
-      </w:rPr>
-    </w:lvl>
-    <w:lvl w:ilvl="8" w:tentative="1">
-      <w:start w:val="1"/>
-      <w:numFmt w:val="bullet"/>
-      <w:lvlText w:val=""/>
-      <w:lvlJc w:val="left"/>
-      <w:pPr>
-        <w:tabs>
-          <w:tab w:val="num" w:pos="6480"/>
+        <w:rFonts w:hint="default" w:ascii="Wingdings" w:hAnsi="Wingdings"/>
+        <w:sz w:val="20"/>
+      </w:rPr>
+    </w:lvl>
+    <w:lvl w:ilvl="8" w:tentative="0">
+      <w:start w:val="1"/>
+      <w:numFmt w:val="bullet"/>
+      <w:lvlText w:val=""/>
+      <w:lvlJc w:val="left"/>
+      <w:pPr>
+        <w:tabs>
+          <w:tab w:val="left" w:pos="6480"/>
         </w:tabs>
         <w:ind w:left="6480" w:hanging="360"/>
       </w:pPr>
       <w:rPr>
-        <w:rFonts w:ascii="Wingdings" w:hAnsi="Wingdings" w:hint="default"/>
+        <w:rFonts w:hint="default" w:ascii="Wingdings" w:hAnsi="Wingdings"/>
         <w:sz w:val="20"/>
       </w:rPr>
     </w:lvl>
   </w:abstractNum>
-  <w:abstractNum w:abstractNumId="12" w15:restartNumberingAfterBreak="0">
+  <w:abstractNum w:abstractNumId="12">
     <w:nsid w:val="3BD6300D"/>
     <w:multiLevelType w:val="multilevel"/>
-    <w:tmpl w:val="3CBE989E"/>
-    <w:lvl w:ilvl="0">
+    <w:tmpl w:val="3BD6300D"/>
+    <w:lvl w:ilvl="0" w:tentative="0">
       <w:start w:val="1"/>
       <w:numFmt w:val="bullet"/>
       <w:lvlText w:val=""/>
       <w:lvlJc w:val="left"/>
       <w:pPr>
         <w:tabs>
-          <w:tab w:val="num" w:pos="720"/>
+          <w:tab w:val="left" w:pos="720"/>
         </w:tabs>
         <w:ind w:left="720" w:hanging="360"/>
       </w:pPr>
       <w:rPr>
-        <w:rFonts w:ascii="Symbol" w:hAnsi="Symbol" w:hint="default"/>
-        <w:sz w:val="20"/>
-      </w:rPr>
-    </w:lvl>
-    <w:lvl w:ilvl="1">
+        <w:rFonts w:hint="default" w:ascii="Symbol" w:hAnsi="Symbol"/>
+        <w:sz w:val="20"/>
+      </w:rPr>
+    </w:lvl>
+    <w:lvl w:ilvl="1" w:tentative="0">
       <w:start w:val="1"/>
       <w:numFmt w:val="bullet"/>
       <w:lvlText w:val="o"/>
       <w:lvlJc w:val="left"/>
       <w:pPr>
         <w:tabs>
-          <w:tab w:val="num" w:pos="1440"/>
+          <w:tab w:val="left" w:pos="1440"/>
         </w:tabs>
         <w:ind w:left="1440" w:hanging="360"/>
       </w:pPr>
       <w:rPr>
-        <w:rFonts w:ascii="Courier New" w:hAnsi="Courier New" w:hint="default"/>
-        <w:sz w:val="20"/>
-      </w:rPr>
-    </w:lvl>
-    <w:lvl w:ilvl="2" w:tentative="1">
-      <w:start w:val="1"/>
-      <w:numFmt w:val="bullet"/>
-      <w:lvlText w:val=""/>
-      <w:lvlJc w:val="left"/>
-      <w:pPr>
-        <w:tabs>
-          <w:tab w:val="num" w:pos="2160"/>
+        <w:rFonts w:hint="default" w:ascii="Courier New" w:hAnsi="Courier New"/>
+        <w:sz w:val="20"/>
+      </w:rPr>
+    </w:lvl>
+    <w:lvl w:ilvl="2" w:tentative="0">
+      <w:start w:val="1"/>
+      <w:numFmt w:val="bullet"/>
+      <w:lvlText w:val=""/>
+      <w:lvlJc w:val="left"/>
+      <w:pPr>
+        <w:tabs>
+          <w:tab w:val="left" w:pos="2160"/>
         </w:tabs>
         <w:ind w:left="2160" w:hanging="360"/>
       </w:pPr>
       <w:rPr>
-        <w:rFonts w:ascii="Wingdings" w:hAnsi="Wingdings" w:hint="default"/>
-        <w:sz w:val="20"/>
-      </w:rPr>
-    </w:lvl>
-    <w:lvl w:ilvl="3" w:tentative="1">
-      <w:start w:val="1"/>
-      <w:numFmt w:val="bullet"/>
-      <w:lvlText w:val=""/>
-      <w:lvlJc w:val="left"/>
-      <w:pPr>
-        <w:tabs>
-          <w:tab w:val="num" w:pos="2880"/>
+        <w:rFonts w:hint="default" w:ascii="Wingdings" w:hAnsi="Wingdings"/>
+        <w:sz w:val="20"/>
+      </w:rPr>
+    </w:lvl>
+    <w:lvl w:ilvl="3" w:tentative="0">
+      <w:start w:val="1"/>
+      <w:numFmt w:val="bullet"/>
+      <w:lvlText w:val=""/>
+      <w:lvlJc w:val="left"/>
+      <w:pPr>
+        <w:tabs>
+          <w:tab w:val="left" w:pos="2880"/>
         </w:tabs>
         <w:ind w:left="2880" w:hanging="360"/>
       </w:pPr>
       <w:rPr>
-        <w:rFonts w:ascii="Wingdings" w:hAnsi="Wingdings" w:hint="default"/>
-        <w:sz w:val="20"/>
-      </w:rPr>
-    </w:lvl>
-    <w:lvl w:ilvl="4" w:tentative="1">
-      <w:start w:val="1"/>
-      <w:numFmt w:val="bullet"/>
-      <w:lvlText w:val=""/>
-      <w:lvlJc w:val="left"/>
-      <w:pPr>
-        <w:tabs>
-          <w:tab w:val="num" w:pos="3600"/>
+        <w:rFonts w:hint="default" w:ascii="Wingdings" w:hAnsi="Wingdings"/>
+        <w:sz w:val="20"/>
+      </w:rPr>
+    </w:lvl>
+    <w:lvl w:ilvl="4" w:tentative="0">
+      <w:start w:val="1"/>
+      <w:numFmt w:val="bullet"/>
+      <w:lvlText w:val=""/>
+      <w:lvlJc w:val="left"/>
+      <w:pPr>
+        <w:tabs>
+          <w:tab w:val="left" w:pos="3600"/>
         </w:tabs>
         <w:ind w:left="3600" w:hanging="360"/>
       </w:pPr>
       <w:rPr>
-        <w:rFonts w:ascii="Wingdings" w:hAnsi="Wingdings" w:hint="default"/>
-        <w:sz w:val="20"/>
-      </w:rPr>
-    </w:lvl>
-    <w:lvl w:ilvl="5" w:tentative="1">
-      <w:start w:val="1"/>
-      <w:numFmt w:val="bullet"/>
-      <w:lvlText w:val=""/>
-      <w:lvlJc w:val="left"/>
-      <w:pPr>
-        <w:tabs>
-          <w:tab w:val="num" w:pos="4320"/>
+        <w:rFonts w:hint="default" w:ascii="Wingdings" w:hAnsi="Wingdings"/>
+        <w:sz w:val="20"/>
+      </w:rPr>
+    </w:lvl>
+    <w:lvl w:ilvl="5" w:tentative="0">
+      <w:start w:val="1"/>
+      <w:numFmt w:val="bullet"/>
+      <w:lvlText w:val=""/>
+      <w:lvlJc w:val="left"/>
+      <w:pPr>
+        <w:tabs>
+          <w:tab w:val="left" w:pos="4320"/>
         </w:tabs>
         <w:ind w:left="4320" w:hanging="360"/>
       </w:pPr>
       <w:rPr>
-        <w:rFonts w:ascii="Wingdings" w:hAnsi="Wingdings" w:hint="default"/>
-        <w:sz w:val="20"/>
-      </w:rPr>
-    </w:lvl>
-    <w:lvl w:ilvl="6" w:tentative="1">
-      <w:start w:val="1"/>
-      <w:numFmt w:val="bullet"/>
-      <w:lvlText w:val=""/>
-      <w:lvlJc w:val="left"/>
-      <w:pPr>
-        <w:tabs>
-          <w:tab w:val="num" w:pos="5040"/>
+        <w:rFonts w:hint="default" w:ascii="Wingdings" w:hAnsi="Wingdings"/>
+        <w:sz w:val="20"/>
+      </w:rPr>
+    </w:lvl>
+    <w:lvl w:ilvl="6" w:tentative="0">
+      <w:start w:val="1"/>
+      <w:numFmt w:val="bullet"/>
+      <w:lvlText w:val=""/>
+      <w:lvlJc w:val="left"/>
+      <w:pPr>
+        <w:tabs>
+          <w:tab w:val="left" w:pos="5040"/>
         </w:tabs>
         <w:ind w:left="5040" w:hanging="360"/>
       </w:pPr>
       <w:rPr>
-        <w:rFonts w:ascii="Wingdings" w:hAnsi="Wingdings" w:hint="default"/>
-        <w:sz w:val="20"/>
-      </w:rPr>
-    </w:lvl>
-    <w:lvl w:ilvl="7" w:tentative="1">
-      <w:start w:val="1"/>
-      <w:numFmt w:val="bullet"/>
-      <w:lvlText w:val=""/>
-      <w:lvlJc w:val="left"/>
-      <w:pPr>
-        <w:tabs>
-          <w:tab w:val="num" w:pos="5760"/>
+        <w:rFonts w:hint="default" w:ascii="Wingdings" w:hAnsi="Wingdings"/>
+        <w:sz w:val="20"/>
+      </w:rPr>
+    </w:lvl>
+    <w:lvl w:ilvl="7" w:tentative="0">
+      <w:start w:val="1"/>
+      <w:numFmt w:val="bullet"/>
+      <w:lvlText w:val=""/>
+      <w:lvlJc w:val="left"/>
+      <w:pPr>
+        <w:tabs>
+          <w:tab w:val="left" w:pos="5760"/>
         </w:tabs>
         <w:ind w:left="5760" w:hanging="360"/>
       </w:pPr>
       <w:rPr>
-        <w:rFonts w:ascii="Wingdings" w:hAnsi="Wingdings" w:hint="default"/>
-        <w:sz w:val="20"/>
-      </w:rPr>
-    </w:lvl>
-    <w:lvl w:ilvl="8" w:tentative="1">
-      <w:start w:val="1"/>
-      <w:numFmt w:val="bullet"/>
-      <w:lvlText w:val=""/>
-      <w:lvlJc w:val="left"/>
-      <w:pPr>
-        <w:tabs>
-          <w:tab w:val="num" w:pos="6480"/>
+        <w:rFonts w:hint="default" w:ascii="Wingdings" w:hAnsi="Wingdings"/>
+        <w:sz w:val="20"/>
+      </w:rPr>
+    </w:lvl>
+    <w:lvl w:ilvl="8" w:tentative="0">
+      <w:start w:val="1"/>
+      <w:numFmt w:val="bullet"/>
+      <w:lvlText w:val=""/>
+      <w:lvlJc w:val="left"/>
+      <w:pPr>
+        <w:tabs>
+          <w:tab w:val="left" w:pos="6480"/>
         </w:tabs>
         <w:ind w:left="6480" w:hanging="360"/>
       </w:pPr>
       <w:rPr>
-        <w:rFonts w:ascii="Wingdings" w:hAnsi="Wingdings" w:hint="default"/>
+        <w:rFonts w:hint="default" w:ascii="Wingdings" w:hAnsi="Wingdings"/>
         <w:sz w:val="20"/>
       </w:rPr>
     </w:lvl>
   </w:abstractNum>
-  <w:abstractNum w:abstractNumId="13" w15:restartNumberingAfterBreak="0">
+  <w:abstractNum w:abstractNumId="13">
     <w:nsid w:val="3F251CFE"/>
     <w:multiLevelType w:val="multilevel"/>
-    <w:tmpl w:val="DD6E7902"/>
-    <w:lvl w:ilvl="0">
+    <w:tmpl w:val="3F251CFE"/>
+    <w:lvl w:ilvl="0" w:tentative="0">
       <w:start w:val="1"/>
       <w:numFmt w:val="bullet"/>
       <w:lvlText w:val=""/>
       <w:lvlJc w:val="left"/>
       <w:pPr>
         <w:tabs>
-          <w:tab w:val="num" w:pos="720"/>
+          <w:tab w:val="left" w:pos="720"/>
         </w:tabs>
         <w:ind w:left="720" w:hanging="360"/>
       </w:pPr>
       <w:rPr>
-        <w:rFonts w:ascii="Symbol" w:hAnsi="Symbol" w:hint="default"/>
-        <w:sz w:val="20"/>
-      </w:rPr>
-    </w:lvl>
-    <w:lvl w:ilvl="1" w:tentative="1">
+        <w:rFonts w:hint="default" w:ascii="Symbol" w:hAnsi="Symbol"/>
+        <w:sz w:val="20"/>
+      </w:rPr>
+    </w:lvl>
+    <w:lvl w:ilvl="1" w:tentative="0">
       <w:start w:val="1"/>
       <w:numFmt w:val="bullet"/>
       <w:lvlText w:val="o"/>
       <w:lvlJc w:val="left"/>
       <w:pPr>
         <w:tabs>
-          <w:tab w:val="num" w:pos="1440"/>
+          <w:tab w:val="left" w:pos="1440"/>
         </w:tabs>
         <w:ind w:left="1440" w:hanging="360"/>
       </w:pPr>
       <w:rPr>
-        <w:rFonts w:ascii="Courier New" w:hAnsi="Courier New" w:hint="default"/>
-        <w:sz w:val="20"/>
-      </w:rPr>
-    </w:lvl>
-    <w:lvl w:ilvl="2" w:tentative="1">
-      <w:start w:val="1"/>
-      <w:numFmt w:val="bullet"/>
-      <w:lvlText w:val=""/>
-      <w:lvlJc w:val="left"/>
-      <w:pPr>
-        <w:tabs>
-          <w:tab w:val="num" w:pos="2160"/>
+        <w:rFonts w:hint="default" w:ascii="Courier New" w:hAnsi="Courier New"/>
+        <w:sz w:val="20"/>
+      </w:rPr>
+    </w:lvl>
+    <w:lvl w:ilvl="2" w:tentative="0">
+      <w:start w:val="1"/>
+      <w:numFmt w:val="bullet"/>
+      <w:lvlText w:val=""/>
+      <w:lvlJc w:val="left"/>
+      <w:pPr>
+        <w:tabs>
+          <w:tab w:val="left" w:pos="2160"/>
         </w:tabs>
         <w:ind w:left="2160" w:hanging="360"/>
       </w:pPr>
       <w:rPr>
-        <w:rFonts w:ascii="Wingdings" w:hAnsi="Wingdings" w:hint="default"/>
-        <w:sz w:val="20"/>
-      </w:rPr>
-    </w:lvl>
-    <w:lvl w:ilvl="3" w:tentative="1">
-      <w:start w:val="1"/>
-      <w:numFmt w:val="bullet"/>
-      <w:lvlText w:val=""/>
-      <w:lvlJc w:val="left"/>
-      <w:pPr>
-        <w:tabs>
-          <w:tab w:val="num" w:pos="2880"/>
+        <w:rFonts w:hint="default" w:ascii="Wingdings" w:hAnsi="Wingdings"/>
+        <w:sz w:val="20"/>
+      </w:rPr>
+    </w:lvl>
+    <w:lvl w:ilvl="3" w:tentative="0">
+      <w:start w:val="1"/>
+      <w:numFmt w:val="bullet"/>
+      <w:lvlText w:val=""/>
+      <w:lvlJc w:val="left"/>
+      <w:pPr>
+        <w:tabs>
+          <w:tab w:val="left" w:pos="2880"/>
         </w:tabs>
         <w:ind w:left="2880" w:hanging="360"/>
       </w:pPr>
       <w:rPr>
-        <w:rFonts w:ascii="Wingdings" w:hAnsi="Wingdings" w:hint="default"/>
-        <w:sz w:val="20"/>
-      </w:rPr>
-    </w:lvl>
-    <w:lvl w:ilvl="4" w:tentative="1">
-      <w:start w:val="1"/>
-      <w:numFmt w:val="bullet"/>
-      <w:lvlText w:val=""/>
-      <w:lvlJc w:val="left"/>
-      <w:pPr>
-        <w:tabs>
-          <w:tab w:val="num" w:pos="3600"/>
+        <w:rFonts w:hint="default" w:ascii="Wingdings" w:hAnsi="Wingdings"/>
+        <w:sz w:val="20"/>
+      </w:rPr>
+    </w:lvl>
+    <w:lvl w:ilvl="4" w:tentative="0">
+      <w:start w:val="1"/>
+      <w:numFmt w:val="bullet"/>
+      <w:lvlText w:val=""/>
+      <w:lvlJc w:val="left"/>
+      <w:pPr>
+        <w:tabs>
+          <w:tab w:val="left" w:pos="3600"/>
         </w:tabs>
         <w:ind w:left="3600" w:hanging="360"/>
       </w:pPr>
       <w:rPr>
-        <w:rFonts w:ascii="Wingdings" w:hAnsi="Wingdings" w:hint="default"/>
-        <w:sz w:val="20"/>
-      </w:rPr>
-    </w:lvl>
-    <w:lvl w:ilvl="5" w:tentative="1">
-      <w:start w:val="1"/>
-      <w:numFmt w:val="bullet"/>
-      <w:lvlText w:val=""/>
-      <w:lvlJc w:val="left"/>
-      <w:pPr>
-        <w:tabs>
-          <w:tab w:val="num" w:pos="4320"/>
+        <w:rFonts w:hint="default" w:ascii="Wingdings" w:hAnsi="Wingdings"/>
+        <w:sz w:val="20"/>
+      </w:rPr>
+    </w:lvl>
+    <w:lvl w:ilvl="5" w:tentative="0">
+      <w:start w:val="1"/>
+      <w:numFmt w:val="bullet"/>
+      <w:lvlText w:val=""/>
+      <w:lvlJc w:val="left"/>
+      <w:pPr>
+        <w:tabs>
+          <w:tab w:val="left" w:pos="4320"/>
         </w:tabs>
         <w:ind w:left="4320" w:hanging="360"/>
       </w:pPr>
       <w:rPr>
-        <w:rFonts w:ascii="Wingdings" w:hAnsi="Wingdings" w:hint="default"/>
-        <w:sz w:val="20"/>
-      </w:rPr>
-    </w:lvl>
-    <w:lvl w:ilvl="6" w:tentative="1">
-      <w:start w:val="1"/>
-      <w:numFmt w:val="bullet"/>
-      <w:lvlText w:val=""/>
-      <w:lvlJc w:val="left"/>
-      <w:pPr>
-        <w:tabs>
-          <w:tab w:val="num" w:pos="5040"/>
+        <w:rFonts w:hint="default" w:ascii="Wingdings" w:hAnsi="Wingdings"/>
+        <w:sz w:val="20"/>
+      </w:rPr>
+    </w:lvl>
+    <w:lvl w:ilvl="6" w:tentative="0">
+      <w:start w:val="1"/>
+      <w:numFmt w:val="bullet"/>
+      <w:lvlText w:val=""/>
+      <w:lvlJc w:val="left"/>
+      <w:pPr>
+        <w:tabs>
+          <w:tab w:val="left" w:pos="5040"/>
         </w:tabs>
         <w:ind w:left="5040" w:hanging="360"/>
       </w:pPr>
       <w:rPr>
-        <w:rFonts w:ascii="Wingdings" w:hAnsi="Wingdings" w:hint="default"/>
-        <w:sz w:val="20"/>
-      </w:rPr>
-    </w:lvl>
-    <w:lvl w:ilvl="7" w:tentative="1">
-      <w:start w:val="1"/>
-      <w:numFmt w:val="bullet"/>
-      <w:lvlText w:val=""/>
-      <w:lvlJc w:val="left"/>
-      <w:pPr>
-        <w:tabs>
-          <w:tab w:val="num" w:pos="5760"/>
+        <w:rFonts w:hint="default" w:ascii="Wingdings" w:hAnsi="Wingdings"/>
+        <w:sz w:val="20"/>
+      </w:rPr>
+    </w:lvl>
+    <w:lvl w:ilvl="7" w:tentative="0">
+      <w:start w:val="1"/>
+      <w:numFmt w:val="bullet"/>
+      <w:lvlText w:val=""/>
+      <w:lvlJc w:val="left"/>
+      <w:pPr>
+        <w:tabs>
+          <w:tab w:val="left" w:pos="5760"/>
         </w:tabs>
         <w:ind w:left="5760" w:hanging="360"/>
       </w:pPr>
       <w:rPr>
-        <w:rFonts w:ascii="Wingdings" w:hAnsi="Wingdings" w:hint="default"/>
-        <w:sz w:val="20"/>
-      </w:rPr>
-    </w:lvl>
-    <w:lvl w:ilvl="8" w:tentative="1">
-      <w:start w:val="1"/>
-      <w:numFmt w:val="bullet"/>
-      <w:lvlText w:val=""/>
-      <w:lvlJc w:val="left"/>
-      <w:pPr>
-        <w:tabs>
-          <w:tab w:val="num" w:pos="6480"/>
+        <w:rFonts w:hint="default" w:ascii="Wingdings" w:hAnsi="Wingdings"/>
+        <w:sz w:val="20"/>
+      </w:rPr>
+    </w:lvl>
+    <w:lvl w:ilvl="8" w:tentative="0">
+      <w:start w:val="1"/>
+      <w:numFmt w:val="bullet"/>
+      <w:lvlText w:val=""/>
+      <w:lvlJc w:val="left"/>
+      <w:pPr>
+        <w:tabs>
+          <w:tab w:val="left" w:pos="6480"/>
         </w:tabs>
         <w:ind w:left="6480" w:hanging="360"/>
       </w:pPr>
       <w:rPr>
-        <w:rFonts w:ascii="Wingdings" w:hAnsi="Wingdings" w:hint="default"/>
+        <w:rFonts w:hint="default" w:ascii="Wingdings" w:hAnsi="Wingdings"/>
         <w:sz w:val="20"/>
       </w:rPr>
     </w:lvl>
   </w:abstractNum>
-  <w:abstractNum w:abstractNumId="14" w15:restartNumberingAfterBreak="0">
+  <w:abstractNum w:abstractNumId="14">
     <w:nsid w:val="40ED777C"/>
     <w:multiLevelType w:val="multilevel"/>
-    <w:tmpl w:val="6250EAB2"/>
-    <w:lvl w:ilvl="0">
+    <w:tmpl w:val="40ED777C"/>
+    <w:lvl w:ilvl="0" w:tentative="0">
       <w:start w:val="1"/>
       <w:numFmt w:val="bullet"/>
       <w:lvlText w:val=""/>
       <w:lvlJc w:val="left"/>
       <w:pPr>
         <w:tabs>
-          <w:tab w:val="num" w:pos="720"/>
+          <w:tab w:val="left" w:pos="720"/>
         </w:tabs>
         <w:ind w:left="720" w:hanging="360"/>
       </w:pPr>
       <w:rPr>
-        <w:rFonts w:ascii="Symbol" w:hAnsi="Symbol" w:hint="default"/>
-        <w:sz w:val="20"/>
-      </w:rPr>
-    </w:lvl>
-    <w:lvl w:ilvl="1" w:tentative="1">
+        <w:rFonts w:hint="default" w:ascii="Symbol" w:hAnsi="Symbol"/>
+        <w:sz w:val="20"/>
+      </w:rPr>
+    </w:lvl>
+    <w:lvl w:ilvl="1" w:tentative="0">
       <w:start w:val="1"/>
       <w:numFmt w:val="bullet"/>
       <w:lvlText w:val="o"/>
       <w:lvlJc w:val="left"/>
       <w:pPr>
         <w:tabs>
-          <w:tab w:val="num" w:pos="1440"/>
+          <w:tab w:val="left" w:pos="1440"/>
         </w:tabs>
         <w:ind w:left="1440" w:hanging="360"/>
       </w:pPr>
       <w:rPr>
-        <w:rFonts w:ascii="Courier New" w:hAnsi="Courier New" w:hint="default"/>
-        <w:sz w:val="20"/>
-      </w:rPr>
-    </w:lvl>
-    <w:lvl w:ilvl="2" w:tentative="1">
-      <w:start w:val="1"/>
-      <w:numFmt w:val="bullet"/>
-      <w:lvlText w:val=""/>
-      <w:lvlJc w:val="left"/>
-      <w:pPr>
-        <w:tabs>
-          <w:tab w:val="num" w:pos="2160"/>
+        <w:rFonts w:hint="default" w:ascii="Courier New" w:hAnsi="Courier New"/>
+        <w:sz w:val="20"/>
+      </w:rPr>
+    </w:lvl>
+    <w:lvl w:ilvl="2" w:tentative="0">
+      <w:start w:val="1"/>
+      <w:numFmt w:val="bullet"/>
+      <w:lvlText w:val=""/>
+      <w:lvlJc w:val="left"/>
+      <w:pPr>
+        <w:tabs>
+          <w:tab w:val="left" w:pos="2160"/>
         </w:tabs>
         <w:ind w:left="2160" w:hanging="360"/>
       </w:pPr>
       <w:rPr>
-        <w:rFonts w:ascii="Wingdings" w:hAnsi="Wingdings" w:hint="default"/>
-        <w:sz w:val="20"/>
-      </w:rPr>
-    </w:lvl>
-    <w:lvl w:ilvl="3" w:tentative="1">
-      <w:start w:val="1"/>
-      <w:numFmt w:val="bullet"/>
-      <w:lvlText w:val=""/>
-      <w:lvlJc w:val="left"/>
-      <w:pPr>
-        <w:tabs>
-          <w:tab w:val="num" w:pos="2880"/>
+        <w:rFonts w:hint="default" w:ascii="Wingdings" w:hAnsi="Wingdings"/>
+        <w:sz w:val="20"/>
+      </w:rPr>
+    </w:lvl>
+    <w:lvl w:ilvl="3" w:tentative="0">
+      <w:start w:val="1"/>
+      <w:numFmt w:val="bullet"/>
+      <w:lvlText w:val=""/>
+      <w:lvlJc w:val="left"/>
+      <w:pPr>
+        <w:tabs>
+          <w:tab w:val="left" w:pos="2880"/>
         </w:tabs>
         <w:ind w:left="2880" w:hanging="360"/>
       </w:pPr>
       <w:rPr>
-        <w:rFonts w:ascii="Wingdings" w:hAnsi="Wingdings" w:hint="default"/>
-        <w:sz w:val="20"/>
-      </w:rPr>
-    </w:lvl>
-    <w:lvl w:ilvl="4" w:tentative="1">
-      <w:start w:val="1"/>
-      <w:numFmt w:val="bullet"/>
-      <w:lvlText w:val=""/>
-      <w:lvlJc w:val="left"/>
-      <w:pPr>
-        <w:tabs>
-          <w:tab w:val="num" w:pos="3600"/>
+        <w:rFonts w:hint="default" w:ascii="Wingdings" w:hAnsi="Wingdings"/>
+        <w:sz w:val="20"/>
+      </w:rPr>
+    </w:lvl>
+    <w:lvl w:ilvl="4" w:tentative="0">
+      <w:start w:val="1"/>
+      <w:numFmt w:val="bullet"/>
+      <w:lvlText w:val=""/>
+      <w:lvlJc w:val="left"/>
+      <w:pPr>
+        <w:tabs>
+          <w:tab w:val="left" w:pos="3600"/>
         </w:tabs>
         <w:ind w:left="3600" w:hanging="360"/>
       </w:pPr>
       <w:rPr>
-        <w:rFonts w:ascii="Wingdings" w:hAnsi="Wingdings" w:hint="default"/>
-        <w:sz w:val="20"/>
-      </w:rPr>
-    </w:lvl>
-    <w:lvl w:ilvl="5" w:tentative="1">
-      <w:start w:val="1"/>
-      <w:numFmt w:val="bullet"/>
-      <w:lvlText w:val=""/>
-      <w:lvlJc w:val="left"/>
-      <w:pPr>
-        <w:tabs>
-          <w:tab w:val="num" w:pos="4320"/>
+        <w:rFonts w:hint="default" w:ascii="Wingdings" w:hAnsi="Wingdings"/>
+        <w:sz w:val="20"/>
+      </w:rPr>
+    </w:lvl>
+    <w:lvl w:ilvl="5" w:tentative="0">
+      <w:start w:val="1"/>
+      <w:numFmt w:val="bullet"/>
+      <w:lvlText w:val=""/>
+      <w:lvlJc w:val="left"/>
+      <w:pPr>
+        <w:tabs>
+          <w:tab w:val="left" w:pos="4320"/>
         </w:tabs>
         <w:ind w:left="4320" w:hanging="360"/>
       </w:pPr>
       <w:rPr>
-        <w:rFonts w:ascii="Wingdings" w:hAnsi="Wingdings" w:hint="default"/>
-        <w:sz w:val="20"/>
-      </w:rPr>
-    </w:lvl>
-    <w:lvl w:ilvl="6" w:tentative="1">
-      <w:start w:val="1"/>
-      <w:numFmt w:val="bullet"/>
-      <w:lvlText w:val=""/>
-      <w:lvlJc w:val="left"/>
-      <w:pPr>
-        <w:tabs>
-          <w:tab w:val="num" w:pos="5040"/>
+        <w:rFonts w:hint="default" w:ascii="Wingdings" w:hAnsi="Wingdings"/>
+        <w:sz w:val="20"/>
+      </w:rPr>
+    </w:lvl>
+    <w:lvl w:ilvl="6" w:tentative="0">
+      <w:start w:val="1"/>
+      <w:numFmt w:val="bullet"/>
+      <w:lvlText w:val=""/>
+      <w:lvlJc w:val="left"/>
+      <w:pPr>
+        <w:tabs>
+          <w:tab w:val="left" w:pos="5040"/>
         </w:tabs>
         <w:ind w:left="5040" w:hanging="360"/>
       </w:pPr>
       <w:rPr>
-        <w:rFonts w:ascii="Wingdings" w:hAnsi="Wingdings" w:hint="default"/>
-        <w:sz w:val="20"/>
-      </w:rPr>
-    </w:lvl>
-    <w:lvl w:ilvl="7" w:tentative="1">
-      <w:start w:val="1"/>
-      <w:numFmt w:val="bullet"/>
-      <w:lvlText w:val=""/>
-      <w:lvlJc w:val="left"/>
-      <w:pPr>
-        <w:tabs>
-          <w:tab w:val="num" w:pos="5760"/>
+        <w:rFonts w:hint="default" w:ascii="Wingdings" w:hAnsi="Wingdings"/>
+        <w:sz w:val="20"/>
+      </w:rPr>
+    </w:lvl>
+    <w:lvl w:ilvl="7" w:tentative="0">
+      <w:start w:val="1"/>
+      <w:numFmt w:val="bullet"/>
+      <w:lvlText w:val=""/>
+      <w:lvlJc w:val="left"/>
+      <w:pPr>
+        <w:tabs>
+          <w:tab w:val="left" w:pos="5760"/>
         </w:tabs>
         <w:ind w:left="5760" w:hanging="360"/>
       </w:pPr>
       <w:rPr>
-        <w:rFonts w:ascii="Wingdings" w:hAnsi="Wingdings" w:hint="default"/>
-        <w:sz w:val="20"/>
-      </w:rPr>
-    </w:lvl>
-    <w:lvl w:ilvl="8" w:tentative="1">
-      <w:start w:val="1"/>
-      <w:numFmt w:val="bullet"/>
-      <w:lvlText w:val=""/>
-      <w:lvlJc w:val="left"/>
-      <w:pPr>
-        <w:tabs>
-          <w:tab w:val="num" w:pos="6480"/>
+        <w:rFonts w:hint="default" w:ascii="Wingdings" w:hAnsi="Wingdings"/>
+        <w:sz w:val="20"/>
+      </w:rPr>
+    </w:lvl>
+    <w:lvl w:ilvl="8" w:tentative="0">
+      <w:start w:val="1"/>
+      <w:numFmt w:val="bullet"/>
+      <w:lvlText w:val=""/>
+      <w:lvlJc w:val="left"/>
+      <w:pPr>
+        <w:tabs>
+          <w:tab w:val="left" w:pos="6480"/>
         </w:tabs>
         <w:ind w:left="6480" w:hanging="360"/>
       </w:pPr>
       <w:rPr>
-        <w:rFonts w:ascii="Wingdings" w:hAnsi="Wingdings" w:hint="default"/>
+        <w:rFonts w:hint="default" w:ascii="Wingdings" w:hAnsi="Wingdings"/>
         <w:sz w:val="20"/>
       </w:rPr>
     </w:lvl>
   </w:abstractNum>
-  <w:abstractNum w:abstractNumId="15" w15:restartNumberingAfterBreak="0">
+  <w:abstractNum w:abstractNumId="15">
     <w:nsid w:val="42353879"/>
     <w:multiLevelType w:val="multilevel"/>
-    <w:tmpl w:val="8E1C39FC"/>
-    <w:lvl w:ilvl="0">
+    <w:tmpl w:val="42353879"/>
+    <w:lvl w:ilvl="0" w:tentative="0">
       <w:start w:val="1"/>
       <w:numFmt w:val="bullet"/>
       <w:lvlText w:val=""/>
       <w:lvlJc w:val="left"/>
       <w:pPr>
         <w:tabs>
-          <w:tab w:val="num" w:pos="720"/>
+          <w:tab w:val="left" w:pos="720"/>
         </w:tabs>
         <w:ind w:left="720" w:hanging="360"/>
       </w:pPr>
       <w:rPr>
-        <w:rFonts w:ascii="Symbol" w:hAnsi="Symbol" w:hint="default"/>
-        <w:sz w:val="20"/>
-      </w:rPr>
-    </w:lvl>
-    <w:lvl w:ilvl="1" w:tentative="1">
+        <w:rFonts w:hint="default" w:ascii="Symbol" w:hAnsi="Symbol"/>
+        <w:sz w:val="20"/>
+      </w:rPr>
+    </w:lvl>
+    <w:lvl w:ilvl="1" w:tentative="0">
       <w:start w:val="1"/>
       <w:numFmt w:val="bullet"/>
       <w:lvlText w:val="o"/>
       <w:lvlJc w:val="left"/>
       <w:pPr>
         <w:tabs>
-          <w:tab w:val="num" w:pos="1440"/>
+          <w:tab w:val="left" w:pos="1440"/>
         </w:tabs>
         <w:ind w:left="1440" w:hanging="360"/>
       </w:pPr>
       <w:rPr>
-        <w:rFonts w:ascii="Courier New" w:hAnsi="Courier New" w:hint="default"/>
-        <w:sz w:val="20"/>
-      </w:rPr>
-    </w:lvl>
-    <w:lvl w:ilvl="2" w:tentative="1">
-      <w:start w:val="1"/>
-      <w:numFmt w:val="bullet"/>
-      <w:lvlText w:val=""/>
-      <w:lvlJc w:val="left"/>
-      <w:pPr>
-        <w:tabs>
-          <w:tab w:val="num" w:pos="2160"/>
+        <w:rFonts w:hint="default" w:ascii="Courier New" w:hAnsi="Courier New"/>
+        <w:sz w:val="20"/>
+      </w:rPr>
+    </w:lvl>
+    <w:lvl w:ilvl="2" w:tentative="0">
+      <w:start w:val="1"/>
+      <w:numFmt w:val="bullet"/>
+      <w:lvlText w:val=""/>
+      <w:lvlJc w:val="left"/>
+      <w:pPr>
+        <w:tabs>
+          <w:tab w:val="left" w:pos="2160"/>
         </w:tabs>
         <w:ind w:left="2160" w:hanging="360"/>
       </w:pPr>
       <w:rPr>
-        <w:rFonts w:ascii="Wingdings" w:hAnsi="Wingdings" w:hint="default"/>
-        <w:sz w:val="20"/>
-      </w:rPr>
-    </w:lvl>
-    <w:lvl w:ilvl="3" w:tentative="1">
-      <w:start w:val="1"/>
-      <w:numFmt w:val="bullet"/>
-      <w:lvlText w:val=""/>
-      <w:lvlJc w:val="left"/>
-      <w:pPr>
-        <w:tabs>
-          <w:tab w:val="num" w:pos="2880"/>
+        <w:rFonts w:hint="default" w:ascii="Wingdings" w:hAnsi="Wingdings"/>
+        <w:sz w:val="20"/>
+      </w:rPr>
+    </w:lvl>
+    <w:lvl w:ilvl="3" w:tentative="0">
+      <w:start w:val="1"/>
+      <w:numFmt w:val="bullet"/>
+      <w:lvlText w:val=""/>
+      <w:lvlJc w:val="left"/>
+      <w:pPr>
+        <w:tabs>
+          <w:tab w:val="left" w:pos="2880"/>
         </w:tabs>
         <w:ind w:left="2880" w:hanging="360"/>
       </w:pPr>
       <w:rPr>
-        <w:rFonts w:ascii="Wingdings" w:hAnsi="Wingdings" w:hint="default"/>
-        <w:sz w:val="20"/>
-      </w:rPr>
-    </w:lvl>
-    <w:lvl w:ilvl="4" w:tentative="1">
-      <w:start w:val="1"/>
-      <w:numFmt w:val="bullet"/>
-      <w:lvlText w:val=""/>
-      <w:lvlJc w:val="left"/>
-      <w:pPr>
-        <w:tabs>
-          <w:tab w:val="num" w:pos="3600"/>
+        <w:rFonts w:hint="default" w:ascii="Wingdings" w:hAnsi="Wingdings"/>
+        <w:sz w:val="20"/>
+      </w:rPr>
+    </w:lvl>
+    <w:lvl w:ilvl="4" w:tentative="0">
+      <w:start w:val="1"/>
+      <w:numFmt w:val="bullet"/>
+      <w:lvlText w:val=""/>
+      <w:lvlJc w:val="left"/>
+      <w:pPr>
+        <w:tabs>
+          <w:tab w:val="left" w:pos="3600"/>
         </w:tabs>
         <w:ind w:left="3600" w:hanging="360"/>
       </w:pPr>
       <w:rPr>
-        <w:rFonts w:ascii="Wingdings" w:hAnsi="Wingdings" w:hint="default"/>
-        <w:sz w:val="20"/>
-      </w:rPr>
-    </w:lvl>
-    <w:lvl w:ilvl="5" w:tentative="1">
-      <w:start w:val="1"/>
-      <w:numFmt w:val="bullet"/>
-      <w:lvlText w:val=""/>
-      <w:lvlJc w:val="left"/>
-      <w:pPr>
-        <w:tabs>
-          <w:tab w:val="num" w:pos="4320"/>
+        <w:rFonts w:hint="default" w:ascii="Wingdings" w:hAnsi="Wingdings"/>
+        <w:sz w:val="20"/>
+      </w:rPr>
+    </w:lvl>
+    <w:lvl w:ilvl="5" w:tentative="0">
+      <w:start w:val="1"/>
+      <w:numFmt w:val="bullet"/>
+      <w:lvlText w:val=""/>
+      <w:lvlJc w:val="left"/>
+      <w:pPr>
+        <w:tabs>
+          <w:tab w:val="left" w:pos="4320"/>
         </w:tabs>
         <w:ind w:left="4320" w:hanging="360"/>
       </w:pPr>
       <w:rPr>
-        <w:rFonts w:ascii="Wingdings" w:hAnsi="Wingdings" w:hint="default"/>
-        <w:sz w:val="20"/>
-      </w:rPr>
-    </w:lvl>
-    <w:lvl w:ilvl="6" w:tentative="1">
-      <w:start w:val="1"/>
-      <w:numFmt w:val="bullet"/>
-      <w:lvlText w:val=""/>
-      <w:lvlJc w:val="left"/>
-      <w:pPr>
-        <w:tabs>
-          <w:tab w:val="num" w:pos="5040"/>
+        <w:rFonts w:hint="default" w:ascii="Wingdings" w:hAnsi="Wingdings"/>
+        <w:sz w:val="20"/>
+      </w:rPr>
+    </w:lvl>
+    <w:lvl w:ilvl="6" w:tentative="0">
+      <w:start w:val="1"/>
+      <w:numFmt w:val="bullet"/>
+      <w:lvlText w:val=""/>
+      <w:lvlJc w:val="left"/>
+      <w:pPr>
+        <w:tabs>
+          <w:tab w:val="left" w:pos="5040"/>
         </w:tabs>
         <w:ind w:left="5040" w:hanging="360"/>
       </w:pPr>
       <w:rPr>
-        <w:rFonts w:ascii="Wingdings" w:hAnsi="Wingdings" w:hint="default"/>
-        <w:sz w:val="20"/>
-      </w:rPr>
-    </w:lvl>
-    <w:lvl w:ilvl="7" w:tentative="1">
-      <w:start w:val="1"/>
-      <w:numFmt w:val="bullet"/>
-      <w:lvlText w:val=""/>
-      <w:lvlJc w:val="left"/>
-      <w:pPr>
-        <w:tabs>
-          <w:tab w:val="num" w:pos="5760"/>
+        <w:rFonts w:hint="default" w:ascii="Wingdings" w:hAnsi="Wingdings"/>
+        <w:sz w:val="20"/>
+      </w:rPr>
+    </w:lvl>
+    <w:lvl w:ilvl="7" w:tentative="0">
+      <w:start w:val="1"/>
+      <w:numFmt w:val="bullet"/>
+      <w:lvlText w:val=""/>
+      <w:lvlJc w:val="left"/>
+      <w:pPr>
+        <w:tabs>
+          <w:tab w:val="left" w:pos="5760"/>
         </w:tabs>
         <w:ind w:left="5760" w:hanging="360"/>
       </w:pPr>
       <w:rPr>
-        <w:rFonts w:ascii="Wingdings" w:hAnsi="Wingdings" w:hint="default"/>
-        <w:sz w:val="20"/>
-      </w:rPr>
-    </w:lvl>
-    <w:lvl w:ilvl="8" w:tentative="1">
-      <w:start w:val="1"/>
-      <w:numFmt w:val="bullet"/>
-      <w:lvlText w:val=""/>
-      <w:lvlJc w:val="left"/>
-      <w:pPr>
-        <w:tabs>
-          <w:tab w:val="num" w:pos="6480"/>
+        <w:rFonts w:hint="default" w:ascii="Wingdings" w:hAnsi="Wingdings"/>
+        <w:sz w:val="20"/>
+      </w:rPr>
+    </w:lvl>
+    <w:lvl w:ilvl="8" w:tentative="0">
+      <w:start w:val="1"/>
+      <w:numFmt w:val="bullet"/>
+      <w:lvlText w:val=""/>
+      <w:lvlJc w:val="left"/>
+      <w:pPr>
+        <w:tabs>
+          <w:tab w:val="left" w:pos="6480"/>
         </w:tabs>
         <w:ind w:left="6480" w:hanging="360"/>
       </w:pPr>
       <w:rPr>
-        <w:rFonts w:ascii="Wingdings" w:hAnsi="Wingdings" w:hint="default"/>
+        <w:rFonts w:hint="default" w:ascii="Wingdings" w:hAnsi="Wingdings"/>
         <w:sz w:val="20"/>
       </w:rPr>
     </w:lvl>
   </w:abstractNum>
-  <w:abstractNum w:abstractNumId="16" w15:restartNumberingAfterBreak="0">
+  <w:abstractNum w:abstractNumId="16">
     <w:nsid w:val="4A7D546C"/>
     <w:multiLevelType w:val="multilevel"/>
-    <w:tmpl w:val="1930AD40"/>
-    <w:lvl w:ilvl="0">
+    <w:tmpl w:val="4A7D546C"/>
+    <w:lvl w:ilvl="0" w:tentative="0">
       <w:start w:val="1"/>
       <w:numFmt w:val="bullet"/>
       <w:lvlText w:val=""/>
       <w:lvlJc w:val="left"/>
       <w:pPr>
         <w:tabs>
-          <w:tab w:val="num" w:pos="720"/>
+          <w:tab w:val="left" w:pos="720"/>
         </w:tabs>
         <w:ind w:left="720" w:hanging="360"/>
       </w:pPr>
       <w:rPr>
-        <w:rFonts w:ascii="Symbol" w:hAnsi="Symbol" w:hint="default"/>
-        <w:sz w:val="20"/>
-      </w:rPr>
-    </w:lvl>
-    <w:lvl w:ilvl="1" w:tentative="1">
+        <w:rFonts w:hint="default" w:ascii="Symbol" w:hAnsi="Symbol"/>
+        <w:sz w:val="20"/>
+      </w:rPr>
+    </w:lvl>
+    <w:lvl w:ilvl="1" w:tentative="0">
       <w:start w:val="1"/>
       <w:numFmt w:val="bullet"/>
       <w:lvlText w:val="o"/>
       <w:lvlJc w:val="left"/>
       <w:pPr>
         <w:tabs>
-          <w:tab w:val="num" w:pos="1440"/>
+          <w:tab w:val="left" w:pos="1440"/>
         </w:tabs>
         <w:ind w:left="1440" w:hanging="360"/>
       </w:pPr>
       <w:rPr>
-        <w:rFonts w:ascii="Courier New" w:hAnsi="Courier New" w:hint="default"/>
-        <w:sz w:val="20"/>
-      </w:rPr>
-    </w:lvl>
-    <w:lvl w:ilvl="2" w:tentative="1">
-      <w:start w:val="1"/>
-      <w:numFmt w:val="bullet"/>
-      <w:lvlText w:val=""/>
-      <w:lvlJc w:val="left"/>
-      <w:pPr>
-        <w:tabs>
-          <w:tab w:val="num" w:pos="2160"/>
+        <w:rFonts w:hint="default" w:ascii="Courier New" w:hAnsi="Courier New"/>
+        <w:sz w:val="20"/>
+      </w:rPr>
+    </w:lvl>
+    <w:lvl w:ilvl="2" w:tentative="0">
+      <w:start w:val="1"/>
+      <w:numFmt w:val="bullet"/>
+      <w:lvlText w:val=""/>
+      <w:lvlJc w:val="left"/>
+      <w:pPr>
+        <w:tabs>
+          <w:tab w:val="left" w:pos="2160"/>
         </w:tabs>
         <w:ind w:left="2160" w:hanging="360"/>
       </w:pPr>
       <w:rPr>
-        <w:rFonts w:ascii="Wingdings" w:hAnsi="Wingdings" w:hint="default"/>
-        <w:sz w:val="20"/>
-      </w:rPr>
-    </w:lvl>
-    <w:lvl w:ilvl="3" w:tentative="1">
-      <w:start w:val="1"/>
-      <w:numFmt w:val="bullet"/>
-      <w:lvlText w:val=""/>
-      <w:lvlJc w:val="left"/>
-      <w:pPr>
-        <w:tabs>
-          <w:tab w:val="num" w:pos="2880"/>
+        <w:rFonts w:hint="default" w:ascii="Wingdings" w:hAnsi="Wingdings"/>
+        <w:sz w:val="20"/>
+      </w:rPr>
+    </w:lvl>
+    <w:lvl w:ilvl="3" w:tentative="0">
+      <w:start w:val="1"/>
+      <w:numFmt w:val="bullet"/>
+      <w:lvlText w:val=""/>
+      <w:lvlJc w:val="left"/>
+      <w:pPr>
+        <w:tabs>
+          <w:tab w:val="left" w:pos="2880"/>
         </w:tabs>
         <w:ind w:left="2880" w:hanging="360"/>
       </w:pPr>
       <w:rPr>
-        <w:rFonts w:ascii="Wingdings" w:hAnsi="Wingdings" w:hint="default"/>
-        <w:sz w:val="20"/>
-      </w:rPr>
-    </w:lvl>
-    <w:lvl w:ilvl="4" w:tentative="1">
-      <w:start w:val="1"/>
-      <w:numFmt w:val="bullet"/>
-      <w:lvlText w:val=""/>
-      <w:lvlJc w:val="left"/>
-      <w:pPr>
-        <w:tabs>
-          <w:tab w:val="num" w:pos="3600"/>
+        <w:rFonts w:hint="default" w:ascii="Wingdings" w:hAnsi="Wingdings"/>
+        <w:sz w:val="20"/>
+      </w:rPr>
+    </w:lvl>
+    <w:lvl w:ilvl="4" w:tentative="0">
+      <w:start w:val="1"/>
+      <w:numFmt w:val="bullet"/>
+      <w:lvlText w:val=""/>
+      <w:lvlJc w:val="left"/>
+      <w:pPr>
+        <w:tabs>
+          <w:tab w:val="left" w:pos="3600"/>
         </w:tabs>
         <w:ind w:left="3600" w:hanging="360"/>
       </w:pPr>
       <w:rPr>
-        <w:rFonts w:ascii="Wingdings" w:hAnsi="Wingdings" w:hint="default"/>
-        <w:sz w:val="20"/>
-      </w:rPr>
-    </w:lvl>
-    <w:lvl w:ilvl="5" w:tentative="1">
-      <w:start w:val="1"/>
-      <w:numFmt w:val="bullet"/>
-      <w:lvlText w:val=""/>
-      <w:lvlJc w:val="left"/>
-      <w:pPr>
-        <w:tabs>
-          <w:tab w:val="num" w:pos="4320"/>
+        <w:rFonts w:hint="default" w:ascii="Wingdings" w:hAnsi="Wingdings"/>
+        <w:sz w:val="20"/>
+      </w:rPr>
+    </w:lvl>
+    <w:lvl w:ilvl="5" w:tentative="0">
+      <w:start w:val="1"/>
+      <w:numFmt w:val="bullet"/>
+      <w:lvlText w:val=""/>
+      <w:lvlJc w:val="left"/>
+      <w:pPr>
+        <w:tabs>
+          <w:tab w:val="left" w:pos="4320"/>
         </w:tabs>
         <w:ind w:left="4320" w:hanging="360"/>
       </w:pPr>
       <w:rPr>
-        <w:rFonts w:ascii="Wingdings" w:hAnsi="Wingdings" w:hint="default"/>
-        <w:sz w:val="20"/>
-      </w:rPr>
-    </w:lvl>
-    <w:lvl w:ilvl="6" w:tentative="1">
-      <w:start w:val="1"/>
-      <w:numFmt w:val="bullet"/>
-      <w:lvlText w:val=""/>
-      <w:lvlJc w:val="left"/>
-      <w:pPr>
-        <w:tabs>
-          <w:tab w:val="num" w:pos="5040"/>
+        <w:rFonts w:hint="default" w:ascii="Wingdings" w:hAnsi="Wingdings"/>
+        <w:sz w:val="20"/>
+      </w:rPr>
+    </w:lvl>
+    <w:lvl w:ilvl="6" w:tentative="0">
+      <w:start w:val="1"/>
+      <w:numFmt w:val="bullet"/>
+      <w:lvlText w:val=""/>
+      <w:lvlJc w:val="left"/>
+      <w:pPr>
+        <w:tabs>
+          <w:tab w:val="left" w:pos="5040"/>
         </w:tabs>
         <w:ind w:left="5040" w:hanging="360"/>
       </w:pPr>
       <w:rPr>
-        <w:rFonts w:ascii="Wingdings" w:hAnsi="Wingdings" w:hint="default"/>
-        <w:sz w:val="20"/>
-      </w:rPr>
-    </w:lvl>
-    <w:lvl w:ilvl="7" w:tentative="1">
-      <w:start w:val="1"/>
-      <w:numFmt w:val="bullet"/>
-      <w:lvlText w:val=""/>
-      <w:lvlJc w:val="left"/>
-      <w:pPr>
-        <w:tabs>
-          <w:tab w:val="num" w:pos="5760"/>
+        <w:rFonts w:hint="default" w:ascii="Wingdings" w:hAnsi="Wingdings"/>
+        <w:sz w:val="20"/>
+      </w:rPr>
+    </w:lvl>
+    <w:lvl w:ilvl="7" w:tentative="0">
+      <w:start w:val="1"/>
+      <w:numFmt w:val="bullet"/>
+      <w:lvlText w:val=""/>
+      <w:lvlJc w:val="left"/>
+      <w:pPr>
+        <w:tabs>
+          <w:tab w:val="left" w:pos="5760"/>
         </w:tabs>
         <w:ind w:left="5760" w:hanging="360"/>
       </w:pPr>
       <w:rPr>
-        <w:rFonts w:ascii="Wingdings" w:hAnsi="Wingdings" w:hint="default"/>
-        <w:sz w:val="20"/>
-      </w:rPr>
-    </w:lvl>
-    <w:lvl w:ilvl="8" w:tentative="1">
-      <w:start w:val="1"/>
-      <w:numFmt w:val="bullet"/>
-      <w:lvlText w:val=""/>
-      <w:lvlJc w:val="left"/>
-      <w:pPr>
-        <w:tabs>
-          <w:tab w:val="num" w:pos="6480"/>
+        <w:rFonts w:hint="default" w:ascii="Wingdings" w:hAnsi="Wingdings"/>
+        <w:sz w:val="20"/>
+      </w:rPr>
+    </w:lvl>
+    <w:lvl w:ilvl="8" w:tentative="0">
+      <w:start w:val="1"/>
+      <w:numFmt w:val="bullet"/>
+      <w:lvlText w:val=""/>
+      <w:lvlJc w:val="left"/>
+      <w:pPr>
+        <w:tabs>
+          <w:tab w:val="left" w:pos="6480"/>
         </w:tabs>
         <w:ind w:left="6480" w:hanging="360"/>
       </w:pPr>
       <w:rPr>
-        <w:rFonts w:ascii="Wingdings" w:hAnsi="Wingdings" w:hint="default"/>
+        <w:rFonts w:hint="default" w:ascii="Wingdings" w:hAnsi="Wingdings"/>
         <w:sz w:val="20"/>
       </w:rPr>
     </w:lvl>
   </w:abstractNum>
-  <w:abstractNum w:abstractNumId="17" w15:restartNumberingAfterBreak="0">
+  <w:abstractNum w:abstractNumId="17">
     <w:nsid w:val="4C2614DB"/>
     <w:multiLevelType w:val="multilevel"/>
-    <w:tmpl w:val="81949C6A"/>
-    <w:lvl w:ilvl="0">
+    <w:tmpl w:val="4C2614DB"/>
+    <w:lvl w:ilvl="0" w:tentative="0">
       <w:start w:val="1"/>
       <w:numFmt w:val="bullet"/>
       <w:lvlText w:val=""/>
       <w:lvlJc w:val="left"/>
       <w:pPr>
         <w:tabs>
-          <w:tab w:val="num" w:pos="720"/>
+          <w:tab w:val="left" w:pos="720"/>
         </w:tabs>
         <w:ind w:left="720" w:hanging="360"/>
       </w:pPr>
       <w:rPr>
-        <w:rFonts w:ascii="Symbol" w:hAnsi="Symbol" w:hint="default"/>
-        <w:sz w:val="20"/>
-      </w:rPr>
-    </w:lvl>
-    <w:lvl w:ilvl="1" w:tentative="1">
+        <w:rFonts w:hint="default" w:ascii="Symbol" w:hAnsi="Symbol"/>
+        <w:sz w:val="20"/>
+      </w:rPr>
+    </w:lvl>
+    <w:lvl w:ilvl="1" w:tentative="0">
       <w:start w:val="1"/>
       <w:numFmt w:val="bullet"/>
       <w:lvlText w:val="o"/>
       <w:lvlJc w:val="left"/>
       <w:pPr>
         <w:tabs>
-          <w:tab w:val="num" w:pos="1440"/>
+          <w:tab w:val="left" w:pos="1440"/>
         </w:tabs>
         <w:ind w:left="1440" w:hanging="360"/>
       </w:pPr>
       <w:rPr>
-        <w:rFonts w:ascii="Courier New" w:hAnsi="Courier New" w:hint="default"/>
-        <w:sz w:val="20"/>
-      </w:rPr>
-    </w:lvl>
-    <w:lvl w:ilvl="2" w:tentative="1">
-      <w:start w:val="1"/>
-      <w:numFmt w:val="bullet"/>
-      <w:lvlText w:val=""/>
-      <w:lvlJc w:val="left"/>
-      <w:pPr>
-        <w:tabs>
-          <w:tab w:val="num" w:pos="2160"/>
+        <w:rFonts w:hint="default" w:ascii="Courier New" w:hAnsi="Courier New"/>
+        <w:sz w:val="20"/>
+      </w:rPr>
+    </w:lvl>
+    <w:lvl w:ilvl="2" w:tentative="0">
+      <w:start w:val="1"/>
+      <w:numFmt w:val="bullet"/>
+      <w:lvlText w:val=""/>
+      <w:lvlJc w:val="left"/>
+      <w:pPr>
+        <w:tabs>
+          <w:tab w:val="left" w:pos="2160"/>
         </w:tabs>
         <w:ind w:left="2160" w:hanging="360"/>
       </w:pPr>
       <w:rPr>
-        <w:rFonts w:ascii="Wingdings" w:hAnsi="Wingdings" w:hint="default"/>
-        <w:sz w:val="20"/>
-      </w:rPr>
-    </w:lvl>
-    <w:lvl w:ilvl="3" w:tentative="1">
-      <w:start w:val="1"/>
-      <w:numFmt w:val="bullet"/>
-      <w:lvlText w:val=""/>
-      <w:lvlJc w:val="left"/>
-      <w:pPr>
-        <w:tabs>
-          <w:tab w:val="num" w:pos="2880"/>
+        <w:rFonts w:hint="default" w:ascii="Wingdings" w:hAnsi="Wingdings"/>
+        <w:sz w:val="20"/>
+      </w:rPr>
+    </w:lvl>
+    <w:lvl w:ilvl="3" w:tentative="0">
+      <w:start w:val="1"/>
+      <w:numFmt w:val="bullet"/>
+      <w:lvlText w:val=""/>
+      <w:lvlJc w:val="left"/>
+      <w:pPr>
+        <w:tabs>
+          <w:tab w:val="left" w:pos="2880"/>
         </w:tabs>
         <w:ind w:left="2880" w:hanging="360"/>
       </w:pPr>
       <w:rPr>
-        <w:rFonts w:ascii="Wingdings" w:hAnsi="Wingdings" w:hint="default"/>
-        <w:sz w:val="20"/>
-      </w:rPr>
-    </w:lvl>
-    <w:lvl w:ilvl="4" w:tentative="1">
-      <w:start w:val="1"/>
-      <w:numFmt w:val="bullet"/>
-      <w:lvlText w:val=""/>
-      <w:lvlJc w:val="left"/>
-      <w:pPr>
-        <w:tabs>
-          <w:tab w:val="num" w:pos="3600"/>
+        <w:rFonts w:hint="default" w:ascii="Wingdings" w:hAnsi="Wingdings"/>
+        <w:sz w:val="20"/>
+      </w:rPr>
+    </w:lvl>
+    <w:lvl w:ilvl="4" w:tentative="0">
+      <w:start w:val="1"/>
+      <w:numFmt w:val="bullet"/>
+      <w:lvlText w:val=""/>
+      <w:lvlJc w:val="left"/>
+      <w:pPr>
+        <w:tabs>
+          <w:tab w:val="left" w:pos="3600"/>
         </w:tabs>
         <w:ind w:left="3600" w:hanging="360"/>
       </w:pPr>
       <w:rPr>
-        <w:rFonts w:ascii="Wingdings" w:hAnsi="Wingdings" w:hint="default"/>
-        <w:sz w:val="20"/>
-      </w:rPr>
-    </w:lvl>
-    <w:lvl w:ilvl="5" w:tentative="1">
-      <w:start w:val="1"/>
-      <w:numFmt w:val="bullet"/>
-      <w:lvlText w:val=""/>
-      <w:lvlJc w:val="left"/>
-      <w:pPr>
-        <w:tabs>
-          <w:tab w:val="num" w:pos="4320"/>
+        <w:rFonts w:hint="default" w:ascii="Wingdings" w:hAnsi="Wingdings"/>
+        <w:sz w:val="20"/>
+      </w:rPr>
+    </w:lvl>
+    <w:lvl w:ilvl="5" w:tentative="0">
+      <w:start w:val="1"/>
+      <w:numFmt w:val="bullet"/>
+      <w:lvlText w:val=""/>
+      <w:lvlJc w:val="left"/>
+      <w:pPr>
+        <w:tabs>
+          <w:tab w:val="left" w:pos="4320"/>
         </w:tabs>
         <w:ind w:left="4320" w:hanging="360"/>
       </w:pPr>
       <w:rPr>
-        <w:rFonts w:ascii="Wingdings" w:hAnsi="Wingdings" w:hint="default"/>
-        <w:sz w:val="20"/>
-      </w:rPr>
-    </w:lvl>
-    <w:lvl w:ilvl="6" w:tentative="1">
-      <w:start w:val="1"/>
-      <w:numFmt w:val="bullet"/>
-      <w:lvlText w:val=""/>
-      <w:lvlJc w:val="left"/>
-      <w:pPr>
-        <w:tabs>
-          <w:tab w:val="num" w:pos="5040"/>
+        <w:rFonts w:hint="default" w:ascii="Wingdings" w:hAnsi="Wingdings"/>
+        <w:sz w:val="20"/>
+      </w:rPr>
+    </w:lvl>
+    <w:lvl w:ilvl="6" w:tentative="0">
+      <w:start w:val="1"/>
+      <w:numFmt w:val="bullet"/>
+      <w:lvlText w:val=""/>
+      <w:lvlJc w:val="left"/>
+      <w:pPr>
+        <w:tabs>
+          <w:tab w:val="left" w:pos="5040"/>
         </w:tabs>
         <w:ind w:left="5040" w:hanging="360"/>
       </w:pPr>
       <w:rPr>
-        <w:rFonts w:ascii="Wingdings" w:hAnsi="Wingdings" w:hint="default"/>
-        <w:sz w:val="20"/>
-      </w:rPr>
-    </w:lvl>
-    <w:lvl w:ilvl="7" w:tentative="1">
-      <w:start w:val="1"/>
-      <w:numFmt w:val="bullet"/>
-      <w:lvlText w:val=""/>
-      <w:lvlJc w:val="left"/>
-      <w:pPr>
-        <w:tabs>
-          <w:tab w:val="num" w:pos="5760"/>
+        <w:rFonts w:hint="default" w:ascii="Wingdings" w:hAnsi="Wingdings"/>
+        <w:sz w:val="20"/>
+      </w:rPr>
+    </w:lvl>
+    <w:lvl w:ilvl="7" w:tentative="0">
+      <w:start w:val="1"/>
+      <w:numFmt w:val="bullet"/>
+      <w:lvlText w:val=""/>
+      <w:lvlJc w:val="left"/>
+      <w:pPr>
+        <w:tabs>
+          <w:tab w:val="left" w:pos="5760"/>
         </w:tabs>
         <w:ind w:left="5760" w:hanging="360"/>
       </w:pPr>
       <w:rPr>
-        <w:rFonts w:ascii="Wingdings" w:hAnsi="Wingdings" w:hint="default"/>
-        <w:sz w:val="20"/>
-      </w:rPr>
-    </w:lvl>
-    <w:lvl w:ilvl="8" w:tentative="1">
-      <w:start w:val="1"/>
-      <w:numFmt w:val="bullet"/>
-      <w:lvlText w:val=""/>
-      <w:lvlJc w:val="left"/>
-      <w:pPr>
-        <w:tabs>
-          <w:tab w:val="num" w:pos="6480"/>
+        <w:rFonts w:hint="default" w:ascii="Wingdings" w:hAnsi="Wingdings"/>
+        <w:sz w:val="20"/>
+      </w:rPr>
+    </w:lvl>
+    <w:lvl w:ilvl="8" w:tentative="0">
+      <w:start w:val="1"/>
+      <w:numFmt w:val="bullet"/>
+      <w:lvlText w:val=""/>
+      <w:lvlJc w:val="left"/>
+      <w:pPr>
+        <w:tabs>
+          <w:tab w:val="left" w:pos="6480"/>
         </w:tabs>
         <w:ind w:left="6480" w:hanging="360"/>
       </w:pPr>
       <w:rPr>
-        <w:rFonts w:ascii="Wingdings" w:hAnsi="Wingdings" w:hint="default"/>
+        <w:rFonts w:hint="default" w:ascii="Wingdings" w:hAnsi="Wingdings"/>
         <w:sz w:val="20"/>
       </w:rPr>
     </w:lvl>
   </w:abstractNum>
-  <w:abstractNum w:abstractNumId="18" w15:restartNumberingAfterBreak="0">
+  <w:abstractNum w:abstractNumId="18">
     <w:nsid w:val="567645E8"/>
     <w:multiLevelType w:val="multilevel"/>
-    <w:tmpl w:val="38EE801A"/>
-    <w:lvl w:ilvl="0">
+    <w:tmpl w:val="567645E8"/>
+    <w:lvl w:ilvl="0" w:tentative="0">
       <w:start w:val="1"/>
       <w:numFmt w:val="bullet"/>
       <w:lvlText w:val=""/>
       <w:lvlJc w:val="left"/>
       <w:pPr>
         <w:tabs>
-          <w:tab w:val="num" w:pos="720"/>
+          <w:tab w:val="left" w:pos="720"/>
         </w:tabs>
         <w:ind w:left="720" w:hanging="360"/>
       </w:pPr>
       <w:rPr>
-        <w:rFonts w:ascii="Symbol" w:hAnsi="Symbol" w:hint="default"/>
-        <w:sz w:val="20"/>
-      </w:rPr>
-    </w:lvl>
-    <w:lvl w:ilvl="1" w:tentative="1">
+        <w:rFonts w:hint="default" w:ascii="Symbol" w:hAnsi="Symbol"/>
+        <w:sz w:val="20"/>
+      </w:rPr>
+    </w:lvl>
+    <w:lvl w:ilvl="1" w:tentative="0">
       <w:start w:val="1"/>
       <w:numFmt w:val="bullet"/>
       <w:lvlText w:val="o"/>
       <w:lvlJc w:val="left"/>
       <w:pPr>
         <w:tabs>
-          <w:tab w:val="num" w:pos="1440"/>
+          <w:tab w:val="left" w:pos="1440"/>
         </w:tabs>
         <w:ind w:left="1440" w:hanging="360"/>
       </w:pPr>
       <w:rPr>
-        <w:rFonts w:ascii="Courier New" w:hAnsi="Courier New" w:hint="default"/>
-        <w:sz w:val="20"/>
-      </w:rPr>
-    </w:lvl>
-    <w:lvl w:ilvl="2" w:tentative="1">
-      <w:start w:val="1"/>
-      <w:numFmt w:val="bullet"/>
-      <w:lvlText w:val=""/>
-      <w:lvlJc w:val="left"/>
-      <w:pPr>
-        <w:tabs>
-          <w:tab w:val="num" w:pos="2160"/>
+        <w:rFonts w:hint="default" w:ascii="Courier New" w:hAnsi="Courier New"/>
+        <w:sz w:val="20"/>
+      </w:rPr>
+    </w:lvl>
+    <w:lvl w:ilvl="2" w:tentative="0">
+      <w:start w:val="1"/>
+      <w:numFmt w:val="bullet"/>
+      <w:lvlText w:val=""/>
+      <w:lvlJc w:val="left"/>
+      <w:pPr>
+        <w:tabs>
+          <w:tab w:val="left" w:pos="2160"/>
         </w:tabs>
         <w:ind w:left="2160" w:hanging="360"/>
       </w:pPr>
       <w:rPr>
-        <w:rFonts w:ascii="Wingdings" w:hAnsi="Wingdings" w:hint="default"/>
-        <w:sz w:val="20"/>
-      </w:rPr>
-    </w:lvl>
-    <w:lvl w:ilvl="3" w:tentative="1">
-      <w:start w:val="1"/>
-      <w:numFmt w:val="bullet"/>
-      <w:lvlText w:val=""/>
-      <w:lvlJc w:val="left"/>
-      <w:pPr>
-        <w:tabs>
-          <w:tab w:val="num" w:pos="2880"/>
+        <w:rFonts w:hint="default" w:ascii="Wingdings" w:hAnsi="Wingdings"/>
+        <w:sz w:val="20"/>
+      </w:rPr>
+    </w:lvl>
+    <w:lvl w:ilvl="3" w:tentative="0">
+      <w:start w:val="1"/>
+      <w:numFmt w:val="bullet"/>
+      <w:lvlText w:val=""/>
+      <w:lvlJc w:val="left"/>
+      <w:pPr>
+        <w:tabs>
+          <w:tab w:val="left" w:pos="2880"/>
         </w:tabs>
         <w:ind w:left="2880" w:hanging="360"/>
       </w:pPr>
       <w:rPr>
-        <w:rFonts w:ascii="Wingdings" w:hAnsi="Wingdings" w:hint="default"/>
-        <w:sz w:val="20"/>
-      </w:rPr>
-    </w:lvl>
-    <w:lvl w:ilvl="4" w:tentative="1">
-      <w:start w:val="1"/>
-      <w:numFmt w:val="bullet"/>
-      <w:lvlText w:val=""/>
-      <w:lvlJc w:val="left"/>
-      <w:pPr>
-        <w:tabs>
-          <w:tab w:val="num" w:pos="3600"/>
+        <w:rFonts w:hint="default" w:ascii="Wingdings" w:hAnsi="Wingdings"/>
+        <w:sz w:val="20"/>
+      </w:rPr>
+    </w:lvl>
+    <w:lvl w:ilvl="4" w:tentative="0">
+      <w:start w:val="1"/>
+      <w:numFmt w:val="bullet"/>
+      <w:lvlText w:val=""/>
+      <w:lvlJc w:val="left"/>
+      <w:pPr>
+        <w:tabs>
+          <w:tab w:val="left" w:pos="3600"/>
         </w:tabs>
         <w:ind w:left="3600" w:hanging="360"/>
       </w:pPr>
       <w:rPr>
-        <w:rFonts w:ascii="Wingdings" w:hAnsi="Wingdings" w:hint="default"/>
-        <w:sz w:val="20"/>
-      </w:rPr>
-    </w:lvl>
-    <w:lvl w:ilvl="5" w:tentative="1">
-      <w:start w:val="1"/>
-      <w:numFmt w:val="bullet"/>
-      <w:lvlText w:val=""/>
-      <w:lvlJc w:val="left"/>
-      <w:pPr>
-        <w:tabs>
-          <w:tab w:val="num" w:pos="4320"/>
+        <w:rFonts w:hint="default" w:ascii="Wingdings" w:hAnsi="Wingdings"/>
+        <w:sz w:val="20"/>
+      </w:rPr>
+    </w:lvl>
+    <w:lvl w:ilvl="5" w:tentative="0">
+      <w:start w:val="1"/>
+      <w:numFmt w:val="bullet"/>
+      <w:lvlText w:val=""/>
+      <w:lvlJc w:val="left"/>
+      <w:pPr>
+        <w:tabs>
+          <w:tab w:val="left" w:pos="4320"/>
         </w:tabs>
         <w:ind w:left="4320" w:hanging="360"/>
       </w:pPr>
       <w:rPr>
-        <w:rFonts w:ascii="Wingdings" w:hAnsi="Wingdings" w:hint="default"/>
-        <w:sz w:val="20"/>
-      </w:rPr>
-    </w:lvl>
-    <w:lvl w:ilvl="6" w:tentative="1">
-      <w:start w:val="1"/>
-      <w:numFmt w:val="bullet"/>
-      <w:lvlText w:val=""/>
-      <w:lvlJc w:val="left"/>
-      <w:pPr>
-        <w:tabs>
-          <w:tab w:val="num" w:pos="5040"/>
+        <w:rFonts w:hint="default" w:ascii="Wingdings" w:hAnsi="Wingdings"/>
+        <w:sz w:val="20"/>
+      </w:rPr>
+    </w:lvl>
+    <w:lvl w:ilvl="6" w:tentative="0">
+      <w:start w:val="1"/>
+      <w:numFmt w:val="bullet"/>
+      <w:lvlText w:val=""/>
+      <w:lvlJc w:val="left"/>
+      <w:pPr>
+        <w:tabs>
+          <w:tab w:val="left" w:pos="5040"/>
         </w:tabs>
         <w:ind w:left="5040" w:hanging="360"/>
       </w:pPr>
       <w:rPr>
-        <w:rFonts w:ascii="Wingdings" w:hAnsi="Wingdings" w:hint="default"/>
-        <w:sz w:val="20"/>
-      </w:rPr>
-    </w:lvl>
-    <w:lvl w:ilvl="7" w:tentative="1">
-      <w:start w:val="1"/>
-      <w:numFmt w:val="bullet"/>
-      <w:lvlText w:val=""/>
-      <w:lvlJc w:val="left"/>
-      <w:pPr>
-        <w:tabs>
-          <w:tab w:val="num" w:pos="5760"/>
+        <w:rFonts w:hint="default" w:ascii="Wingdings" w:hAnsi="Wingdings"/>
+        <w:sz w:val="20"/>
+      </w:rPr>
+    </w:lvl>
+    <w:lvl w:ilvl="7" w:tentative="0">
+      <w:start w:val="1"/>
+      <w:numFmt w:val="bullet"/>
+      <w:lvlText w:val=""/>
+      <w:lvlJc w:val="left"/>
+      <w:pPr>
+        <w:tabs>
+          <w:tab w:val="left" w:pos="5760"/>
         </w:tabs>
         <w:ind w:left="5760" w:hanging="360"/>
       </w:pPr>
       <w:rPr>
-        <w:rFonts w:ascii="Wingdings" w:hAnsi="Wingdings" w:hint="default"/>
-        <w:sz w:val="20"/>
-      </w:rPr>
-    </w:lvl>
-    <w:lvl w:ilvl="8" w:tentative="1">
-      <w:start w:val="1"/>
-      <w:numFmt w:val="bullet"/>
-      <w:lvlText w:val=""/>
-      <w:lvlJc w:val="left"/>
-      <w:pPr>
-        <w:tabs>
-          <w:tab w:val="num" w:pos="6480"/>
+        <w:rFonts w:hint="default" w:ascii="Wingdings" w:hAnsi="Wingdings"/>
+        <w:sz w:val="20"/>
+      </w:rPr>
+    </w:lvl>
+    <w:lvl w:ilvl="8" w:tentative="0">
+      <w:start w:val="1"/>
+      <w:numFmt w:val="bullet"/>
+      <w:lvlText w:val=""/>
+      <w:lvlJc w:val="left"/>
+      <w:pPr>
+        <w:tabs>
+          <w:tab w:val="left" w:pos="6480"/>
         </w:tabs>
         <w:ind w:left="6480" w:hanging="360"/>
       </w:pPr>
       <w:rPr>
-        <w:rFonts w:ascii="Wingdings" w:hAnsi="Wingdings" w:hint="default"/>
+        <w:rFonts w:hint="default" w:ascii="Wingdings" w:hAnsi="Wingdings"/>
         <w:sz w:val="20"/>
       </w:rPr>
     </w:lvl>
   </w:abstractNum>
-  <w:abstractNum w:abstractNumId="19" w15:restartNumberingAfterBreak="0">
+  <w:abstractNum w:abstractNumId="19">
     <w:nsid w:val="5F5472F2"/>
     <w:multiLevelType w:val="multilevel"/>
-    <w:tmpl w:val="DBCCB98C"/>
-    <w:lvl w:ilvl="0">
+    <w:tmpl w:val="5F5472F2"/>
+    <w:lvl w:ilvl="0" w:tentative="0">
       <w:start w:val="1"/>
       <w:numFmt w:val="bullet"/>
       <w:lvlText w:val=""/>
       <w:lvlJc w:val="left"/>
       <w:pPr>
         <w:tabs>
-          <w:tab w:val="num" w:pos="720"/>
+          <w:tab w:val="left" w:pos="720"/>
         </w:tabs>
         <w:ind w:left="720" w:hanging="360"/>
       </w:pPr>
       <w:rPr>
-        <w:rFonts w:ascii="Symbol" w:hAnsi="Symbol" w:hint="default"/>
-        <w:sz w:val="20"/>
-      </w:rPr>
-    </w:lvl>
-    <w:lvl w:ilvl="1" w:tentative="1">
+        <w:rFonts w:hint="default" w:ascii="Symbol" w:hAnsi="Symbol"/>
+        <w:sz w:val="20"/>
+      </w:rPr>
+    </w:lvl>
+    <w:lvl w:ilvl="1" w:tentative="0">
       <w:start w:val="1"/>
       <w:numFmt w:val="bullet"/>
       <w:lvlText w:val="o"/>
       <w:lvlJc w:val="left"/>
       <w:pPr>
         <w:tabs>
-          <w:tab w:val="num" w:pos="1440"/>
+          <w:tab w:val="left" w:pos="1440"/>
         </w:tabs>
         <w:ind w:left="1440" w:hanging="360"/>
       </w:pPr>
       <w:rPr>
-        <w:rFonts w:ascii="Courier New" w:hAnsi="Courier New" w:hint="default"/>
-        <w:sz w:val="20"/>
-      </w:rPr>
-    </w:lvl>
-    <w:lvl w:ilvl="2" w:tentative="1">
-      <w:start w:val="1"/>
-      <w:numFmt w:val="bullet"/>
-      <w:lvlText w:val=""/>
-      <w:lvlJc w:val="left"/>
-      <w:pPr>
-        <w:tabs>
-          <w:tab w:val="num" w:pos="2160"/>
+        <w:rFonts w:hint="default" w:ascii="Courier New" w:hAnsi="Courier New"/>
+        <w:sz w:val="20"/>
+      </w:rPr>
+    </w:lvl>
+    <w:lvl w:ilvl="2" w:tentative="0">
+      <w:start w:val="1"/>
+      <w:numFmt w:val="bullet"/>
+      <w:lvlText w:val=""/>
+      <w:lvlJc w:val="left"/>
+      <w:pPr>
+        <w:tabs>
+          <w:tab w:val="left" w:pos="2160"/>
         </w:tabs>
         <w:ind w:left="2160" w:hanging="360"/>
       </w:pPr>
       <w:rPr>
-        <w:rFonts w:ascii="Wingdings" w:hAnsi="Wingdings" w:hint="default"/>
-        <w:sz w:val="20"/>
-      </w:rPr>
-    </w:lvl>
-    <w:lvl w:ilvl="3" w:tentative="1">
-      <w:start w:val="1"/>
-      <w:numFmt w:val="bullet"/>
-      <w:lvlText w:val=""/>
-      <w:lvlJc w:val="left"/>
-      <w:pPr>
-        <w:tabs>
-          <w:tab w:val="num" w:pos="2880"/>
+        <w:rFonts w:hint="default" w:ascii="Wingdings" w:hAnsi="Wingdings"/>
+        <w:sz w:val="20"/>
+      </w:rPr>
+    </w:lvl>
+    <w:lvl w:ilvl="3" w:tentative="0">
+      <w:start w:val="1"/>
+      <w:numFmt w:val="bullet"/>
+      <w:lvlText w:val=""/>
+      <w:lvlJc w:val="left"/>
+      <w:pPr>
+        <w:tabs>
+          <w:tab w:val="left" w:pos="2880"/>
         </w:tabs>
         <w:ind w:left="2880" w:hanging="360"/>
       </w:pPr>
       <w:rPr>
-        <w:rFonts w:ascii="Wingdings" w:hAnsi="Wingdings" w:hint="default"/>
-        <w:sz w:val="20"/>
-      </w:rPr>
-    </w:lvl>
-    <w:lvl w:ilvl="4" w:tentative="1">
-      <w:start w:val="1"/>
-      <w:numFmt w:val="bullet"/>
-      <w:lvlText w:val=""/>
-      <w:lvlJc w:val="left"/>
-      <w:pPr>
-        <w:tabs>
-          <w:tab w:val="num" w:pos="3600"/>
+        <w:rFonts w:hint="default" w:ascii="Wingdings" w:hAnsi="Wingdings"/>
+        <w:sz w:val="20"/>
+      </w:rPr>
+    </w:lvl>
+    <w:lvl w:ilvl="4" w:tentative="0">
+      <w:start w:val="1"/>
+      <w:numFmt w:val="bullet"/>
+      <w:lvlText w:val=""/>
+      <w:lvlJc w:val="left"/>
+      <w:pPr>
+        <w:tabs>
+          <w:tab w:val="left" w:pos="3600"/>
         </w:tabs>
         <w:ind w:left="3600" w:hanging="360"/>
       </w:pPr>
       <w:rPr>
-        <w:rFonts w:ascii="Wingdings" w:hAnsi="Wingdings" w:hint="default"/>
-        <w:sz w:val="20"/>
-      </w:rPr>
-    </w:lvl>
-    <w:lvl w:ilvl="5" w:tentative="1">
-      <w:start w:val="1"/>
-      <w:numFmt w:val="bullet"/>
-      <w:lvlText w:val=""/>
-      <w:lvlJc w:val="left"/>
-      <w:pPr>
-        <w:tabs>
-          <w:tab w:val="num" w:pos="4320"/>
+        <w:rFonts w:hint="default" w:ascii="Wingdings" w:hAnsi="Wingdings"/>
+        <w:sz w:val="20"/>
+      </w:rPr>
+    </w:lvl>
+    <w:lvl w:ilvl="5" w:tentative="0">
+      <w:start w:val="1"/>
+      <w:numFmt w:val="bullet"/>
+      <w:lvlText w:val=""/>
+      <w:lvlJc w:val="left"/>
+      <w:pPr>
+        <w:tabs>
+          <w:tab w:val="left" w:pos="4320"/>
         </w:tabs>
         <w:ind w:left="4320" w:hanging="360"/>
       </w:pPr>
       <w:rPr>
-        <w:rFonts w:ascii="Wingdings" w:hAnsi="Wingdings" w:hint="default"/>
-        <w:sz w:val="20"/>
-      </w:rPr>
-    </w:lvl>
-    <w:lvl w:ilvl="6" w:tentative="1">
-      <w:start w:val="1"/>
-      <w:numFmt w:val="bullet"/>
-      <w:lvlText w:val=""/>
-      <w:lvlJc w:val="left"/>
-      <w:pPr>
-        <w:tabs>
-          <w:tab w:val="num" w:pos="5040"/>
+        <w:rFonts w:hint="default" w:ascii="Wingdings" w:hAnsi="Wingdings"/>
+        <w:sz w:val="20"/>
+      </w:rPr>
+    </w:lvl>
+    <w:lvl w:ilvl="6" w:tentative="0">
+      <w:start w:val="1"/>
+      <w:numFmt w:val="bullet"/>
+      <w:lvlText w:val=""/>
+      <w:lvlJc w:val="left"/>
+      <w:pPr>
+        <w:tabs>
+          <w:tab w:val="left" w:pos="5040"/>
         </w:tabs>
         <w:ind w:left="5040" w:hanging="360"/>
       </w:pPr>
       <w:rPr>
-        <w:rFonts w:ascii="Wingdings" w:hAnsi="Wingdings" w:hint="default"/>
-        <w:sz w:val="20"/>
-      </w:rPr>
-    </w:lvl>
-    <w:lvl w:ilvl="7" w:tentative="1">
-      <w:start w:val="1"/>
-      <w:numFmt w:val="bullet"/>
-      <w:lvlText w:val=""/>
-      <w:lvlJc w:val="left"/>
-      <w:pPr>
-        <w:tabs>
-          <w:tab w:val="num" w:pos="5760"/>
+        <w:rFonts w:hint="default" w:ascii="Wingdings" w:hAnsi="Wingdings"/>
+        <w:sz w:val="20"/>
+      </w:rPr>
+    </w:lvl>
+    <w:lvl w:ilvl="7" w:tentative="0">
+      <w:start w:val="1"/>
+      <w:numFmt w:val="bullet"/>
+      <w:lvlText w:val=""/>
+      <w:lvlJc w:val="left"/>
+      <w:pPr>
+        <w:tabs>
+          <w:tab w:val="left" w:pos="5760"/>
         </w:tabs>
         <w:ind w:left="5760" w:hanging="360"/>
       </w:pPr>
       <w:rPr>
-        <w:rFonts w:ascii="Wingdings" w:hAnsi="Wingdings" w:hint="default"/>
-        <w:sz w:val="20"/>
-      </w:rPr>
-    </w:lvl>
-    <w:lvl w:ilvl="8" w:tentative="1">
-      <w:start w:val="1"/>
-      <w:numFmt w:val="bullet"/>
-      <w:lvlText w:val=""/>
-      <w:lvlJc w:val="left"/>
-      <w:pPr>
-        <w:tabs>
-          <w:tab w:val="num" w:pos="6480"/>
+        <w:rFonts w:hint="default" w:ascii="Wingdings" w:hAnsi="Wingdings"/>
+        <w:sz w:val="20"/>
+      </w:rPr>
+    </w:lvl>
+    <w:lvl w:ilvl="8" w:tentative="0">
+      <w:start w:val="1"/>
+      <w:numFmt w:val="bullet"/>
+      <w:lvlText w:val=""/>
+      <w:lvlJc w:val="left"/>
+      <w:pPr>
+        <w:tabs>
+          <w:tab w:val="left" w:pos="6480"/>
         </w:tabs>
         <w:ind w:left="6480" w:hanging="360"/>
       </w:pPr>
       <w:rPr>
-        <w:rFonts w:ascii="Wingdings" w:hAnsi="Wingdings" w:hint="default"/>
+        <w:rFonts w:hint="default" w:ascii="Wingdings" w:hAnsi="Wingdings"/>
         <w:sz w:val="20"/>
       </w:rPr>
     </w:lvl>
   </w:abstractNum>
-  <w:abstractNum w:abstractNumId="20" w15:restartNumberingAfterBreak="0">
+  <w:abstractNum w:abstractNumId="20">
     <w:nsid w:val="69D426AD"/>
     <w:multiLevelType w:val="multilevel"/>
-    <w:tmpl w:val="F87C3D36"/>
-    <w:lvl w:ilvl="0">
+    <w:tmpl w:val="69D426AD"/>
+    <w:lvl w:ilvl="0" w:tentative="0">
       <w:start w:val="1"/>
       <w:numFmt w:val="bullet"/>
       <w:lvlText w:val=""/>
       <w:lvlJc w:val="left"/>
       <w:pPr>
         <w:tabs>
-          <w:tab w:val="num" w:pos="720"/>
+          <w:tab w:val="left" w:pos="720"/>
         </w:tabs>
         <w:ind w:left="720" w:hanging="360"/>
       </w:pPr>
       <w:rPr>
-        <w:rFonts w:ascii="Symbol" w:hAnsi="Symbol" w:hint="default"/>
-        <w:sz w:val="20"/>
-      </w:rPr>
-    </w:lvl>
-    <w:lvl w:ilvl="1" w:tentative="1">
+        <w:rFonts w:hint="default" w:ascii="Symbol" w:hAnsi="Symbol"/>
+        <w:sz w:val="20"/>
+      </w:rPr>
+    </w:lvl>
+    <w:lvl w:ilvl="1" w:tentative="0">
       <w:start w:val="1"/>
       <w:numFmt w:val="bullet"/>
       <w:lvlText w:val="o"/>
       <w:lvlJc w:val="left"/>
       <w:pPr>
         <w:tabs>
-          <w:tab w:val="num" w:pos="1440"/>
+          <w:tab w:val="left" w:pos="1440"/>
         </w:tabs>
         <w:ind w:left="1440" w:hanging="360"/>
       </w:pPr>
       <w:rPr>
-        <w:rFonts w:ascii="Courier New" w:hAnsi="Courier New" w:hint="default"/>
-        <w:sz w:val="20"/>
-      </w:rPr>
-    </w:lvl>
-    <w:lvl w:ilvl="2" w:tentative="1">
-      <w:start w:val="1"/>
-      <w:numFmt w:val="bullet"/>
-      <w:lvlText w:val=""/>
-      <w:lvlJc w:val="left"/>
-      <w:pPr>
-        <w:tabs>
-          <w:tab w:val="num" w:pos="2160"/>
+        <w:rFonts w:hint="default" w:ascii="Courier New" w:hAnsi="Courier New"/>
+        <w:sz w:val="20"/>
+      </w:rPr>
+    </w:lvl>
+    <w:lvl w:ilvl="2" w:tentative="0">
+      <w:start w:val="1"/>
+      <w:numFmt w:val="bullet"/>
+      <w:lvlText w:val=""/>
+      <w:lvlJc w:val="left"/>
+      <w:pPr>
+        <w:tabs>
+          <w:tab w:val="left" w:pos="2160"/>
         </w:tabs>
         <w:ind w:left="2160" w:hanging="360"/>
       </w:pPr>
       <w:rPr>
-        <w:rFonts w:ascii="Wingdings" w:hAnsi="Wingdings" w:hint="default"/>
-        <w:sz w:val="20"/>
-      </w:rPr>
-    </w:lvl>
-    <w:lvl w:ilvl="3" w:tentative="1">
-      <w:start w:val="1"/>
-      <w:numFmt w:val="bullet"/>
-      <w:lvlText w:val=""/>
-      <w:lvlJc w:val="left"/>
-      <w:pPr>
-        <w:tabs>
-          <w:tab w:val="num" w:pos="2880"/>
+        <w:rFonts w:hint="default" w:ascii="Wingdings" w:hAnsi="Wingdings"/>
+        <w:sz w:val="20"/>
+      </w:rPr>
+    </w:lvl>
+    <w:lvl w:ilvl="3" w:tentative="0">
+      <w:start w:val="1"/>
+      <w:numFmt w:val="bullet"/>
+      <w:lvlText w:val=""/>
+      <w:lvlJc w:val="left"/>
+      <w:pPr>
+        <w:tabs>
+          <w:tab w:val="left" w:pos="2880"/>
         </w:tabs>
         <w:ind w:left="2880" w:hanging="360"/>
       </w:pPr>
       <w:rPr>
-        <w:rFonts w:ascii="Wingdings" w:hAnsi="Wingdings" w:hint="default"/>
-        <w:sz w:val="20"/>
-      </w:rPr>
-    </w:lvl>
-    <w:lvl w:ilvl="4" w:tentative="1">
-      <w:start w:val="1"/>
-      <w:numFmt w:val="bullet"/>
-      <w:lvlText w:val=""/>
-      <w:lvlJc w:val="left"/>
-      <w:pPr>
-        <w:tabs>
-          <w:tab w:val="num" w:pos="3600"/>
+        <w:rFonts w:hint="default" w:ascii="Wingdings" w:hAnsi="Wingdings"/>
+        <w:sz w:val="20"/>
+      </w:rPr>
+    </w:lvl>
+    <w:lvl w:ilvl="4" w:tentative="0">
+      <w:start w:val="1"/>
+      <w:numFmt w:val="bullet"/>
+      <w:lvlText w:val=""/>
+      <w:lvlJc w:val="left"/>
+      <w:pPr>
+        <w:tabs>
+          <w:tab w:val="left" w:pos="3600"/>
         </w:tabs>
         <w:ind w:left="3600" w:hanging="360"/>
       </w:pPr>
       <w:rPr>
-        <w:rFonts w:ascii="Wingdings" w:hAnsi="Wingdings" w:hint="default"/>
-        <w:sz w:val="20"/>
-      </w:rPr>
-    </w:lvl>
-    <w:lvl w:ilvl="5" w:tentative="1">
-      <w:start w:val="1"/>
-      <w:numFmt w:val="bullet"/>
-      <w:lvlText w:val=""/>
-      <w:lvlJc w:val="left"/>
-      <w:pPr>
-        <w:tabs>
-          <w:tab w:val="num" w:pos="4320"/>
+        <w:rFonts w:hint="default" w:ascii="Wingdings" w:hAnsi="Wingdings"/>
+        <w:sz w:val="20"/>
+      </w:rPr>
+    </w:lvl>
+    <w:lvl w:ilvl="5" w:tentative="0">
+      <w:start w:val="1"/>
+      <w:numFmt w:val="bullet"/>
+      <w:lvlText w:val=""/>
+      <w:lvlJc w:val="left"/>
+      <w:pPr>
+        <w:tabs>
+          <w:tab w:val="left" w:pos="4320"/>
         </w:tabs>
         <w:ind w:left="4320" w:hanging="360"/>
       </w:pPr>
       <w:rPr>
-        <w:rFonts w:ascii="Wingdings" w:hAnsi="Wingdings" w:hint="default"/>
-        <w:sz w:val="20"/>
-      </w:rPr>
-    </w:lvl>
-    <w:lvl w:ilvl="6" w:tentative="1">
-      <w:start w:val="1"/>
-      <w:numFmt w:val="bullet"/>
-      <w:lvlText w:val=""/>
-      <w:lvlJc w:val="left"/>
-      <w:pPr>
-        <w:tabs>
-          <w:tab w:val="num" w:pos="5040"/>
+        <w:rFonts w:hint="default" w:ascii="Wingdings" w:hAnsi="Wingdings"/>
+        <w:sz w:val="20"/>
+      </w:rPr>
+    </w:lvl>
+    <w:lvl w:ilvl="6" w:tentative="0">
+      <w:start w:val="1"/>
+      <w:numFmt w:val="bullet"/>
+      <w:lvlText w:val=""/>
+      <w:lvlJc w:val="left"/>
+      <w:pPr>
+        <w:tabs>
+          <w:tab w:val="left" w:pos="5040"/>
         </w:tabs>
         <w:ind w:left="5040" w:hanging="360"/>
       </w:pPr>
       <w:rPr>
-        <w:rFonts w:ascii="Wingdings" w:hAnsi="Wingdings" w:hint="default"/>
-        <w:sz w:val="20"/>
-      </w:rPr>
-    </w:lvl>
-    <w:lvl w:ilvl="7" w:tentative="1">
-      <w:start w:val="1"/>
-      <w:numFmt w:val="bullet"/>
-      <w:lvlText w:val=""/>
-      <w:lvlJc w:val="left"/>
-      <w:pPr>
-        <w:tabs>
-          <w:tab w:val="num" w:pos="5760"/>
+        <w:rFonts w:hint="default" w:ascii="Wingdings" w:hAnsi="Wingdings"/>
+        <w:sz w:val="20"/>
+      </w:rPr>
+    </w:lvl>
+    <w:lvl w:ilvl="7" w:tentative="0">
+      <w:start w:val="1"/>
+      <w:numFmt w:val="bullet"/>
+      <w:lvlText w:val=""/>
+      <w:lvlJc w:val="left"/>
+      <w:pPr>
+        <w:tabs>
+          <w:tab w:val="left" w:pos="5760"/>
         </w:tabs>
         <w:ind w:left="5760" w:hanging="360"/>
       </w:pPr>
       <w:rPr>
-        <w:rFonts w:ascii="Wingdings" w:hAnsi="Wingdings" w:hint="default"/>
-        <w:sz w:val="20"/>
-      </w:rPr>
-    </w:lvl>
-    <w:lvl w:ilvl="8" w:tentative="1">
-      <w:start w:val="1"/>
-      <w:numFmt w:val="bullet"/>
-      <w:lvlText w:val=""/>
-      <w:lvlJc w:val="left"/>
-      <w:pPr>
-        <w:tabs>
-          <w:tab w:val="num" w:pos="6480"/>
+        <w:rFonts w:hint="default" w:ascii="Wingdings" w:hAnsi="Wingdings"/>
+        <w:sz w:val="20"/>
+      </w:rPr>
+    </w:lvl>
+    <w:lvl w:ilvl="8" w:tentative="0">
+      <w:start w:val="1"/>
+      <w:numFmt w:val="bullet"/>
+      <w:lvlText w:val=""/>
+      <w:lvlJc w:val="left"/>
+      <w:pPr>
+        <w:tabs>
+          <w:tab w:val="left" w:pos="6480"/>
         </w:tabs>
         <w:ind w:left="6480" w:hanging="360"/>
       </w:pPr>
       <w:rPr>
-        <w:rFonts w:ascii="Wingdings" w:hAnsi="Wingdings" w:hint="default"/>
+        <w:rFonts w:hint="default" w:ascii="Wingdings" w:hAnsi="Wingdings"/>
         <w:sz w:val="20"/>
       </w:rPr>
     </w:lvl>
   </w:abstractNum>
-  <w:abstractNum w:abstractNumId="21" w15:restartNumberingAfterBreak="0">
+  <w:abstractNum w:abstractNumId="21">
     <w:nsid w:val="6E0A3742"/>
     <w:multiLevelType w:val="multilevel"/>
-    <w:tmpl w:val="16B47A90"/>
-    <w:lvl w:ilvl="0">
+    <w:tmpl w:val="6E0A3742"/>
+    <w:lvl w:ilvl="0" w:tentative="0">
       <w:start w:val="1"/>
       <w:numFmt w:val="bullet"/>
       <w:lvlText w:val=""/>
       <w:lvlJc w:val="left"/>
       <w:pPr>
         <w:tabs>
-          <w:tab w:val="num" w:pos="720"/>
+          <w:tab w:val="left" w:pos="720"/>
         </w:tabs>
         <w:ind w:left="720" w:hanging="360"/>
       </w:pPr>
       <w:rPr>
-        <w:rFonts w:ascii="Symbol" w:hAnsi="Symbol" w:hint="default"/>
-        <w:sz w:val="20"/>
-      </w:rPr>
-    </w:lvl>
-    <w:lvl w:ilvl="1" w:tentative="1">
+        <w:rFonts w:hint="default" w:ascii="Symbol" w:hAnsi="Symbol"/>
+        <w:sz w:val="20"/>
+      </w:rPr>
+    </w:lvl>
+    <w:lvl w:ilvl="1" w:tentative="0">
       <w:start w:val="1"/>
       <w:numFmt w:val="bullet"/>
       <w:lvlText w:val="o"/>
       <w:lvlJc w:val="left"/>
       <w:pPr>
         <w:tabs>
-          <w:tab w:val="num" w:pos="1440"/>
+          <w:tab w:val="left" w:pos="1440"/>
         </w:tabs>
         <w:ind w:left="1440" w:hanging="360"/>
       </w:pPr>
       <w:rPr>
-        <w:rFonts w:ascii="Courier New" w:hAnsi="Courier New" w:hint="default"/>
-        <w:sz w:val="20"/>
-      </w:rPr>
-    </w:lvl>
-    <w:lvl w:ilvl="2" w:tentative="1">
-      <w:start w:val="1"/>
-      <w:numFmt w:val="bullet"/>
-      <w:lvlText w:val=""/>
-      <w:lvlJc w:val="left"/>
-      <w:pPr>
-        <w:tabs>
-          <w:tab w:val="num" w:pos="2160"/>
+        <w:rFonts w:hint="default" w:ascii="Courier New" w:hAnsi="Courier New"/>
+        <w:sz w:val="20"/>
+      </w:rPr>
+    </w:lvl>
+    <w:lvl w:ilvl="2" w:tentative="0">
+      <w:start w:val="1"/>
+      <w:numFmt w:val="bullet"/>
+      <w:lvlText w:val=""/>
+      <w:lvlJc w:val="left"/>
+      <w:pPr>
+        <w:tabs>
+          <w:tab w:val="left" w:pos="2160"/>
         </w:tabs>
         <w:ind w:left="2160" w:hanging="360"/>
       </w:pPr>
       <w:rPr>
-        <w:rFonts w:ascii="Wingdings" w:hAnsi="Wingdings" w:hint="default"/>
-        <w:sz w:val="20"/>
-      </w:rPr>
-    </w:lvl>
-    <w:lvl w:ilvl="3" w:tentative="1">
-      <w:start w:val="1"/>
-      <w:numFmt w:val="bullet"/>
-      <w:lvlText w:val=""/>
-      <w:lvlJc w:val="left"/>
-      <w:pPr>
-        <w:tabs>
-          <w:tab w:val="num" w:pos="2880"/>
+        <w:rFonts w:hint="default" w:ascii="Wingdings" w:hAnsi="Wingdings"/>
+        <w:sz w:val="20"/>
+      </w:rPr>
+    </w:lvl>
+    <w:lvl w:ilvl="3" w:tentative="0">
+      <w:start w:val="1"/>
+      <w:numFmt w:val="bullet"/>
+      <w:lvlText w:val=""/>
+      <w:lvlJc w:val="left"/>
+      <w:pPr>
+        <w:tabs>
+          <w:tab w:val="left" w:pos="2880"/>
         </w:tabs>
         <w:ind w:left="2880" w:hanging="360"/>
       </w:pPr>
       <w:rPr>
-        <w:rFonts w:ascii="Wingdings" w:hAnsi="Wingdings" w:hint="default"/>
-        <w:sz w:val="20"/>
-      </w:rPr>
-    </w:lvl>
-    <w:lvl w:ilvl="4" w:tentative="1">
-      <w:start w:val="1"/>
-      <w:numFmt w:val="bullet"/>
-      <w:lvlText w:val=""/>
-      <w:lvlJc w:val="left"/>
-      <w:pPr>
-        <w:tabs>
-          <w:tab w:val="num" w:pos="3600"/>
+        <w:rFonts w:hint="default" w:ascii="Wingdings" w:hAnsi="Wingdings"/>
+        <w:sz w:val="20"/>
+      </w:rPr>
+    </w:lvl>
+    <w:lvl w:ilvl="4" w:tentative="0">
+      <w:start w:val="1"/>
+      <w:numFmt w:val="bullet"/>
+      <w:lvlText w:val=""/>
+      <w:lvlJc w:val="left"/>
+      <w:pPr>
+        <w:tabs>
+          <w:tab w:val="left" w:pos="3600"/>
         </w:tabs>
         <w:ind w:left="3600" w:hanging="360"/>
       </w:pPr>
       <w:rPr>
-        <w:rFonts w:ascii="Wingdings" w:hAnsi="Wingdings" w:hint="default"/>
-        <w:sz w:val="20"/>
-      </w:rPr>
-    </w:lvl>
-    <w:lvl w:ilvl="5" w:tentative="1">
-      <w:start w:val="1"/>
-      <w:numFmt w:val="bullet"/>
-      <w:lvlText w:val=""/>
-      <w:lvlJc w:val="left"/>
-      <w:pPr>
-        <w:tabs>
-          <w:tab w:val="num" w:pos="4320"/>
+        <w:rFonts w:hint="default" w:ascii="Wingdings" w:hAnsi="Wingdings"/>
+        <w:sz w:val="20"/>
+      </w:rPr>
+    </w:lvl>
+    <w:lvl w:ilvl="5" w:tentative="0">
+      <w:start w:val="1"/>
+      <w:numFmt w:val="bullet"/>
+      <w:lvlText w:val=""/>
+      <w:lvlJc w:val="left"/>
+      <w:pPr>
+        <w:tabs>
+          <w:tab w:val="left" w:pos="4320"/>
         </w:tabs>
         <w:ind w:left="4320" w:hanging="360"/>
       </w:pPr>
       <w:rPr>
-        <w:rFonts w:ascii="Wingdings" w:hAnsi="Wingdings" w:hint="default"/>
-        <w:sz w:val="20"/>
-      </w:rPr>
-    </w:lvl>
-    <w:lvl w:ilvl="6" w:tentative="1">
-      <w:start w:val="1"/>
-      <w:numFmt w:val="bullet"/>
-      <w:lvlText w:val=""/>
-      <w:lvlJc w:val="left"/>
-      <w:pPr>
-        <w:tabs>
-          <w:tab w:val="num" w:pos="5040"/>
+        <w:rFonts w:hint="default" w:ascii="Wingdings" w:hAnsi="Wingdings"/>
+        <w:sz w:val="20"/>
+      </w:rPr>
+    </w:lvl>
+    <w:lvl w:ilvl="6" w:tentative="0">
+      <w:start w:val="1"/>
+      <w:numFmt w:val="bullet"/>
+      <w:lvlText w:val=""/>
+      <w:lvlJc w:val="left"/>
+      <w:pPr>
+        <w:tabs>
+          <w:tab w:val="left" w:pos="5040"/>
         </w:tabs>
         <w:ind w:left="5040" w:hanging="360"/>
       </w:pPr>
       <w:rPr>
-        <w:rFonts w:ascii="Wingdings" w:hAnsi="Wingdings" w:hint="default"/>
-        <w:sz w:val="20"/>
-      </w:rPr>
-    </w:lvl>
-    <w:lvl w:ilvl="7" w:tentative="1">
-      <w:start w:val="1"/>
-      <w:numFmt w:val="bullet"/>
-      <w:lvlText w:val=""/>
-      <w:lvlJc w:val="left"/>
-      <w:pPr>
-        <w:tabs>
-          <w:tab w:val="num" w:pos="5760"/>
+        <w:rFonts w:hint="default" w:ascii="Wingdings" w:hAnsi="Wingdings"/>
+        <w:sz w:val="20"/>
+      </w:rPr>
+    </w:lvl>
+    <w:lvl w:ilvl="7" w:tentative="0">
+      <w:start w:val="1"/>
+      <w:numFmt w:val="bullet"/>
+      <w:lvlText w:val=""/>
+      <w:lvlJc w:val="left"/>
+      <w:pPr>
+        <w:tabs>
+          <w:tab w:val="left" w:pos="5760"/>
         </w:tabs>
         <w:ind w:left="5760" w:hanging="360"/>
       </w:pPr>
       <w:rPr>
-        <w:rFonts w:ascii="Wingdings" w:hAnsi="Wingdings" w:hint="default"/>
-        <w:sz w:val="20"/>
-      </w:rPr>
-    </w:lvl>
-    <w:lvl w:ilvl="8" w:tentative="1">
-      <w:start w:val="1"/>
-      <w:numFmt w:val="bullet"/>
-      <w:lvlText w:val=""/>
-      <w:lvlJc w:val="left"/>
-      <w:pPr>
-        <w:tabs>
-          <w:tab w:val="num" w:pos="6480"/>
+        <w:rFonts w:hint="default" w:ascii="Wingdings" w:hAnsi="Wingdings"/>
+        <w:sz w:val="20"/>
+      </w:rPr>
+    </w:lvl>
+    <w:lvl w:ilvl="8" w:tentative="0">
+      <w:start w:val="1"/>
+      <w:numFmt w:val="bullet"/>
+      <w:lvlText w:val=""/>
+      <w:lvlJc w:val="left"/>
+      <w:pPr>
+        <w:tabs>
+          <w:tab w:val="left" w:pos="6480"/>
         </w:tabs>
         <w:ind w:left="6480" w:hanging="360"/>
       </w:pPr>
       <w:rPr>
-        <w:rFonts w:ascii="Wingdings" w:hAnsi="Wingdings" w:hint="default"/>
+        <w:rFonts w:hint="default" w:ascii="Wingdings" w:hAnsi="Wingdings"/>
         <w:sz w:val="20"/>
       </w:rPr>
     </w:lvl>
   </w:abstractNum>
-  <w:abstractNum w:abstractNumId="22" w15:restartNumberingAfterBreak="0">
+  <w:abstractNum w:abstractNumId="22">
     <w:nsid w:val="772229AC"/>
     <w:multiLevelType w:val="multilevel"/>
-    <w:tmpl w:val="AAB2FE7E"/>
-    <w:lvl w:ilvl="0">
+    <w:tmpl w:val="772229AC"/>
+    <w:lvl w:ilvl="0" w:tentative="0">
       <w:start w:val="1"/>
       <w:numFmt w:val="bullet"/>
       <w:lvlText w:val=""/>
       <w:lvlJc w:val="left"/>
       <w:pPr>
         <w:tabs>
-          <w:tab w:val="num" w:pos="720"/>
+          <w:tab w:val="left" w:pos="720"/>
         </w:tabs>
         <w:ind w:left="720" w:hanging="360"/>
       </w:pPr>
       <w:rPr>
-        <w:rFonts w:ascii="Symbol" w:hAnsi="Symbol" w:hint="default"/>
-        <w:sz w:val="20"/>
-      </w:rPr>
-    </w:lvl>
-    <w:lvl w:ilvl="1">
+        <w:rFonts w:hint="default" w:ascii="Symbol" w:hAnsi="Symbol"/>
+        <w:sz w:val="20"/>
+      </w:rPr>
+    </w:lvl>
+    <w:lvl w:ilvl="1" w:tentative="0">
       <w:start w:val="1"/>
       <w:numFmt w:val="bullet"/>
       <w:lvlText w:val="o"/>
       <w:lvlJc w:val="left"/>
       <w:pPr>
         <w:tabs>
-          <w:tab w:val="num" w:pos="1440"/>
+          <w:tab w:val="left" w:pos="1440"/>
         </w:tabs>
         <w:ind w:left="1440" w:hanging="360"/>
       </w:pPr>
       <w:rPr>
-        <w:rFonts w:ascii="Courier New" w:hAnsi="Courier New" w:hint="default"/>
-        <w:sz w:val="20"/>
-      </w:rPr>
-    </w:lvl>
-    <w:lvl w:ilvl="2" w:tentative="1">
-      <w:start w:val="1"/>
-      <w:numFmt w:val="bullet"/>
-      <w:lvlText w:val=""/>
-      <w:lvlJc w:val="left"/>
-      <w:pPr>
-        <w:tabs>
-          <w:tab w:val="num" w:pos="2160"/>
+        <w:rFonts w:hint="default" w:ascii="Courier New" w:hAnsi="Courier New"/>
+        <w:sz w:val="20"/>
+      </w:rPr>
+    </w:lvl>
+    <w:lvl w:ilvl="2" w:tentative="0">
+      <w:start w:val="1"/>
+      <w:numFmt w:val="bullet"/>
+      <w:lvlText w:val=""/>
+      <w:lvlJc w:val="left"/>
+      <w:pPr>
+        <w:tabs>
+          <w:tab w:val="left" w:pos="2160"/>
         </w:tabs>
         <w:ind w:left="2160" w:hanging="360"/>
       </w:pPr>
       <w:rPr>
-        <w:rFonts w:ascii="Wingdings" w:hAnsi="Wingdings" w:hint="default"/>
-        <w:sz w:val="20"/>
-      </w:rPr>
-    </w:lvl>
-    <w:lvl w:ilvl="3" w:tentative="1">
-      <w:start w:val="1"/>
-      <w:numFmt w:val="bullet"/>
-      <w:lvlText w:val=""/>
-      <w:lvlJc w:val="left"/>
-      <w:pPr>
-        <w:tabs>
-          <w:tab w:val="num" w:pos="2880"/>
+        <w:rFonts w:hint="default" w:ascii="Wingdings" w:hAnsi="Wingdings"/>
+        <w:sz w:val="20"/>
+      </w:rPr>
+    </w:lvl>
+    <w:lvl w:ilvl="3" w:tentative="0">
+      <w:start w:val="1"/>
+      <w:numFmt w:val="bullet"/>
+      <w:lvlText w:val=""/>
+      <w:lvlJc w:val="left"/>
+      <w:pPr>
+        <w:tabs>
+          <w:tab w:val="left" w:pos="2880"/>
         </w:tabs>
         <w:ind w:left="2880" w:hanging="360"/>
       </w:pPr>
       <w:rPr>
-        <w:rFonts w:ascii="Wingdings" w:hAnsi="Wingdings" w:hint="default"/>
-        <w:sz w:val="20"/>
-      </w:rPr>
-    </w:lvl>
-    <w:lvl w:ilvl="4" w:tentative="1">
-      <w:start w:val="1"/>
-      <w:numFmt w:val="bullet"/>
-      <w:lvlText w:val=""/>
-      <w:lvlJc w:val="left"/>
-      <w:pPr>
-        <w:tabs>
-          <w:tab w:val="num" w:pos="3600"/>
+        <w:rFonts w:hint="default" w:ascii="Wingdings" w:hAnsi="Wingdings"/>
+        <w:sz w:val="20"/>
+      </w:rPr>
+    </w:lvl>
+    <w:lvl w:ilvl="4" w:tentative="0">
+      <w:start w:val="1"/>
+      <w:numFmt w:val="bullet"/>
+      <w:lvlText w:val=""/>
+      <w:lvlJc w:val="left"/>
+      <w:pPr>
+        <w:tabs>
+          <w:tab w:val="left" w:pos="3600"/>
         </w:tabs>
         <w:ind w:left="3600" w:hanging="360"/>
       </w:pPr>
       <w:rPr>
-        <w:rFonts w:ascii="Wingdings" w:hAnsi="Wingdings" w:hint="default"/>
-        <w:sz w:val="20"/>
-      </w:rPr>
-    </w:lvl>
-    <w:lvl w:ilvl="5" w:tentative="1">
-      <w:start w:val="1"/>
-      <w:numFmt w:val="bullet"/>
-      <w:lvlText w:val=""/>
-      <w:lvlJc w:val="left"/>
-      <w:pPr>
-        <w:tabs>
-          <w:tab w:val="num" w:pos="4320"/>
+        <w:rFonts w:hint="default" w:ascii="Wingdings" w:hAnsi="Wingdings"/>
+        <w:sz w:val="20"/>
+      </w:rPr>
+    </w:lvl>
+    <w:lvl w:ilvl="5" w:tentative="0">
+      <w:start w:val="1"/>
+      <w:numFmt w:val="bullet"/>
+      <w:lvlText w:val=""/>
+      <w:lvlJc w:val="left"/>
+      <w:pPr>
+        <w:tabs>
+          <w:tab w:val="left" w:pos="4320"/>
         </w:tabs>
         <w:ind w:left="4320" w:hanging="360"/>
       </w:pPr>
       <w:rPr>
-        <w:rFonts w:ascii="Wingdings" w:hAnsi="Wingdings" w:hint="default"/>
-        <w:sz w:val="20"/>
-      </w:rPr>
-    </w:lvl>
-    <w:lvl w:ilvl="6" w:tentative="1">
-      <w:start w:val="1"/>
-      <w:numFmt w:val="bullet"/>
-      <w:lvlText w:val=""/>
-      <w:lvlJc w:val="left"/>
-      <w:pPr>
-        <w:tabs>
-          <w:tab w:val="num" w:pos="5040"/>
+        <w:rFonts w:hint="default" w:ascii="Wingdings" w:hAnsi="Wingdings"/>
+        <w:sz w:val="20"/>
+      </w:rPr>
+    </w:lvl>
+    <w:lvl w:ilvl="6" w:tentative="0">
+      <w:start w:val="1"/>
+      <w:numFmt w:val="bullet"/>
+      <w:lvlText w:val=""/>
+      <w:lvlJc w:val="left"/>
+      <w:pPr>
+        <w:tabs>
+          <w:tab w:val="left" w:pos="5040"/>
         </w:tabs>
         <w:ind w:left="5040" w:hanging="360"/>
       </w:pPr>
       <w:rPr>
-        <w:rFonts w:ascii="Wingdings" w:hAnsi="Wingdings" w:hint="default"/>
-        <w:sz w:val="20"/>
-      </w:rPr>
-    </w:lvl>
-    <w:lvl w:ilvl="7" w:tentative="1">
-      <w:start w:val="1"/>
-      <w:numFmt w:val="bullet"/>
-      <w:lvlText w:val=""/>
-      <w:lvlJc w:val="left"/>
-      <w:pPr>
-        <w:tabs>
-          <w:tab w:val="num" w:pos="5760"/>
+        <w:rFonts w:hint="default" w:ascii="Wingdings" w:hAnsi="Wingdings"/>
+        <w:sz w:val="20"/>
+      </w:rPr>
+    </w:lvl>
+    <w:lvl w:ilvl="7" w:tentative="0">
+      <w:start w:val="1"/>
+      <w:numFmt w:val="bullet"/>
+      <w:lvlText w:val=""/>
+      <w:lvlJc w:val="left"/>
+      <w:pPr>
+        <w:tabs>
+          <w:tab w:val="left" w:pos="5760"/>
         </w:tabs>
         <w:ind w:left="5760" w:hanging="360"/>
       </w:pPr>
       <w:rPr>
-        <w:rFonts w:ascii="Wingdings" w:hAnsi="Wingdings" w:hint="default"/>
-        <w:sz w:val="20"/>
-      </w:rPr>
-    </w:lvl>
-    <w:lvl w:ilvl="8" w:tentative="1">
-      <w:start w:val="1"/>
-      <w:numFmt w:val="bullet"/>
-      <w:lvlText w:val=""/>
-      <w:lvlJc w:val="left"/>
-      <w:pPr>
-        <w:tabs>
-          <w:tab w:val="num" w:pos="6480"/>
+        <w:rFonts w:hint="default" w:ascii="Wingdings" w:hAnsi="Wingdings"/>
+        <w:sz w:val="20"/>
+      </w:rPr>
+    </w:lvl>
+    <w:lvl w:ilvl="8" w:tentative="0">
+      <w:start w:val="1"/>
+      <w:numFmt w:val="bullet"/>
+      <w:lvlText w:val=""/>
+      <w:lvlJc w:val="left"/>
+      <w:pPr>
+        <w:tabs>
+          <w:tab w:val="left" w:pos="6480"/>
         </w:tabs>
         <w:ind w:left="6480" w:hanging="360"/>
       </w:pPr>
       <w:rPr>
-        <w:rFonts w:ascii="Wingdings" w:hAnsi="Wingdings" w:hint="default"/>
+        <w:rFonts w:hint="default" w:ascii="Wingdings" w:hAnsi="Wingdings"/>
         <w:sz w:val="20"/>
       </w:rPr>
     </w:lvl>
   </w:abstractNum>
-  <w:num w:numId="1" w16cid:durableId="889800185">
+  <w:num w:numId="1">
     <w:abstractNumId w:val="2"/>
   </w:num>
-  <w:num w:numId="2" w16cid:durableId="961691499">
+  <w:num w:numId="2">
     <w:abstractNumId w:val="10"/>
   </w:num>
-  <w:num w:numId="3" w16cid:durableId="1902671080">
+  <w:num w:numId="3">
     <w:abstractNumId w:val="13"/>
   </w:num>
-  <w:num w:numId="4" w16cid:durableId="78672147">
+  <w:num w:numId="4">
     <w:abstractNumId w:val="16"/>
   </w:num>
-  <w:num w:numId="5" w16cid:durableId="1599943952">
+  <w:num w:numId="5">
     <w:abstractNumId w:val="11"/>
   </w:num>
-  <w:num w:numId="6" w16cid:durableId="1921527588">
+  <w:num w:numId="6">
     <w:abstractNumId w:val="18"/>
   </w:num>
-  <w:num w:numId="7" w16cid:durableId="1376268552">
+  <w:num w:numId="7">
     <w:abstractNumId w:val="9"/>
   </w:num>
-  <w:num w:numId="8" w16cid:durableId="1669405928">
+  <w:num w:numId="8">
     <w:abstractNumId w:val="15"/>
   </w:num>
-  <w:num w:numId="9" w16cid:durableId="1058941141">
+  <w:num w:numId="9">
     <w:abstractNumId w:val="7"/>
   </w:num>
-  <w:num w:numId="10" w16cid:durableId="558441720">
+  <w:num w:numId="10">
     <w:abstractNumId w:val="14"/>
   </w:num>
-  <w:num w:numId="11" w16cid:durableId="1376732126">
+  <w:num w:numId="11">
     <w:abstractNumId w:val="20"/>
   </w:num>
-  <w:num w:numId="12" w16cid:durableId="617953331">
+  <w:num w:numId="12">
     <w:abstractNumId w:val="21"/>
   </w:num>
-  <w:num w:numId="13" w16cid:durableId="480081240">
+  <w:num w:numId="13">
     <w:abstractNumId w:val="8"/>
   </w:num>
-  <w:num w:numId="14" w16cid:durableId="1990936414">
+  <w:num w:numId="14">
     <w:abstractNumId w:val="22"/>
   </w:num>
-  <w:num w:numId="15" w16cid:durableId="1631937316">
+  <w:num w:numId="15">
     <w:abstractNumId w:val="6"/>
   </w:num>
-  <w:num w:numId="16" w16cid:durableId="718675759">
+  <w:num w:numId="16">
     <w:abstractNumId w:val="4"/>
   </w:num>
-  <w:num w:numId="17" w16cid:durableId="2068144538">
+  <w:num w:numId="17">
     <w:abstractNumId w:val="1"/>
   </w:num>
-  <w:num w:numId="18" w16cid:durableId="1010565494">
+  <w:num w:numId="18">
     <w:abstractNumId w:val="5"/>
   </w:num>
-  <w:num w:numId="19" w16cid:durableId="374282345">
+  <w:num w:numId="19">
     <w:abstractNumId w:val="17"/>
   </w:num>
-  <w:num w:numId="20" w16cid:durableId="1188447885">
+  <w:num w:numId="20">
     <w:abstractNumId w:val="3"/>
   </w:num>
-  <w:num w:numId="21" w16cid:durableId="1814102075">
+  <w:num w:numId="21">
     <w:abstractNumId w:val="19"/>
   </w:num>
-  <w:num w:numId="22" w16cid:durableId="796991407">
+  <w:num w:numId="22">
     <w:abstractNumId w:val="0"/>
   </w:num>
-  <w:num w:numId="23" w16cid:durableId="1127427242">
+  <w:num w:numId="23">
     <w:abstractNumId w:val="12"/>
   </w:num>
 </w:numbering>
 </file>
 
 <file path=word/styles.xml><?xml version="1.0" encoding="utf-8"?>
-<w:styles xmlns:mc="http://schemas.openxmlformats.org/markup-compatibility/2006" xmlns:r="http://schemas.openxmlformats.org/officeDocument/2006/relationships" xmlns:w="http://schemas.openxmlformats.org/wordprocessingml/2006/main" xmlns:w14="http://schemas.microsoft.com/office/word/2010/wordml" xmlns:w15="http://schemas.microsoft.com/office/word/2012/wordml" xmlns:w16cex="http://schemas.microsoft.com/office/word/2018/wordml/cex" xmlns:w16cid="http://schemas.microsoft.com/office/word/2016/wordml/cid" xmlns:w16="http://schemas.microsoft.com/office/word/2018/wordml" xmlns:w16du="http://schemas.microsoft.com/office/word/2023/wordml/word16du" xmlns:w16sdtdh="http://schemas.microsoft.com/office/word/2020/wordml/sdtdatahash" xmlns:w16sdtfl="http://schemas.microsoft.com/office/word/2024/wordml/sdtformatlock" xmlns:w16se="http://schemas.microsoft.com/office/word/2015/wordml/symex" mc:Ignorable="w14 w15 w16se w16cid w16 w16cex w16sdtdh w16sdtfl w16du">
+<w:styles xmlns:mc="http://schemas.openxmlformats.org/markup-compatibility/2006" xmlns:o="urn:schemas-microsoft-com:office:office" xmlns:r="http://schemas.openxmlformats.org/officeDocument/2006/relationships" xmlns:m="http://schemas.openxmlformats.org/officeDocument/2006/math" xmlns:v="urn:schemas-microsoft-com:vml" xmlns:w="http://schemas.openxmlformats.org/wordprocessingml/2006/main" xmlns:w14="http://schemas.microsoft.com/office/word/2010/wordml" xmlns:w10="urn:schemas-microsoft-com:office:word" xmlns:sl="http://schemas.openxmlformats.org/schemaLibrary/2006/main" xmlns:wpsCustomData="http://www.wps.cn/officeDocument/2013/wpsCustomData" mc:Ignorable="w14">
   <w:docDefaults>
     <w:rPrDefault>
       <w:rPr>
-        <w:rFonts w:asciiTheme="minorHAnsi" w:eastAsiaTheme="minorHAnsi" w:hAnsiTheme="minorHAnsi" w:cstheme="minorBidi"/>
-        <w:kern w:val="2"/>
-        <w:sz w:val="22"/>
-        <w:szCs w:val="22"/>
-        <w:lang w:val="en-US" w:eastAsia="en-US" w:bidi="ar-SA"/>
-        <w14:ligatures w14:val="standardContextual"/>
+        <w:rFonts w:asciiTheme="minorHAnsi" w:hAnsiTheme="minorHAnsi" w:eastAsiaTheme="minorHAnsi" w:cstheme="minorBidi"/>
       </w:rPr>
     </w:rPrDefault>
-    <w:pPrDefault>
-      <w:pPr>
-        <w:spacing w:after="200" w:line="276" w:lineRule="auto"/>
-      </w:pPr>
-    </w:pPrDefault>
+    <w:pPrDefault/>
   </w:docDefaults>
-  <w:latentStyles w:defLockedState="0" w:defUIPriority="99" w:defSemiHidden="0" w:defUnhideWhenUsed="0" w:defQFormat="0" w:count="376">
-    <w:lsdException w:name="Normal" w:uiPriority="0" w:qFormat="1"/>
-    <w:lsdException w:name="heading 1" w:uiPriority="9" w:qFormat="1"/>
-    <w:lsdException w:name="heading 2" w:semiHidden="1" w:uiPriority="9" w:unhideWhenUsed="1" w:qFormat="1"/>
-    <w:lsdException w:name="heading 3" w:semiHidden="1" w:uiPriority="9" w:unhideWhenUsed="1" w:qFormat="1"/>
-    <w:lsdException w:name="heading 4" w:semiHidden="1" w:uiPriority="9" w:unhideWhenUsed="1" w:qFormat="1"/>
-    <w:lsdException w:name="heading 5" w:semiHidden="1" w:uiPriority="9" w:unhideWhenUsed="1" w:qFormat="1"/>
-    <w:lsdException w:name="heading 6" w:semiHidden="1" w:uiPriority="9" w:unhideWhenUsed="1" w:qFormat="1"/>
-    <w:lsdException w:name="heading 7" w:semiHidden="1" w:uiPriority="9" w:unhideWhenUsed="1" w:qFormat="1"/>
-    <w:lsdException w:name="heading 8" w:semiHidden="1" w:uiPriority="9" w:unhideWhenUsed="1" w:qFormat="1"/>
-    <w:lsdException w:name="heading 9" w:semiHidden="1" w:uiPriority="9" w:unhideWhenUsed="1" w:qFormat="1"/>
-    <w:lsdException w:name="index 1" w:semiHidden="1" w:unhideWhenUsed="1"/>
-    <w:lsdException w:name="index 2" w:semiHidden="1" w:unhideWhenUsed="1"/>
-    <w:lsdException w:name="index 3" w:semiHidden="1" w:unhideWhenUsed="1"/>
-    <w:lsdException w:name="index 4" w:semiHidden="1" w:unhideWhenUsed="1"/>
-    <w:lsdException w:name="index 5" w:semiHidden="1" w:unhideWhenUsed="1"/>
-    <w:lsdException w:name="index 6" w:semiHidden="1" w:unhideWhenUsed="1"/>
-    <w:lsdException w:name="index 7" w:semiHidden="1" w:unhideWhenUsed="1"/>
-    <w:lsdException w:name="index 8" w:semiHidden="1" w:unhideWhenUsed="1"/>
-    <w:lsdException w:name="index 9" w:semiHidden="1" w:unhideWhenUsed="1"/>
-    <w:lsdException w:name="toc 1" w:semiHidden="1" w:uiPriority="39" w:unhideWhenUsed="1"/>
-    <w:lsdException w:name="toc 2" w:semiHidden="1" w:uiPriority="39" w:unhideWhenUsed="1"/>
-    <w:lsdException w:name="toc 3" w:semiHidden="1" w:uiPriority="39" w:unhideWhenUsed="1"/>
-    <w:lsdException w:name="toc 4" w:semiHidden="1" w:uiPriority="39" w:unhideWhenUsed="1"/>
-    <w:lsdException w:name="toc 5" w:semiHidden="1" w:uiPriority="39" w:unhideWhenUsed="1"/>
-    <w:lsdException w:name="toc 6" w:semiHidden="1" w:uiPriority="39" w:unhideWhenUsed="1"/>
-    <w:lsdException w:name="toc 7" w:semiHidden="1" w:uiPriority="39" w:unhideWhenUsed="1"/>
-    <w:lsdException w:name="toc 8" w:semiHidden="1" w:uiPriority="39" w:unhideWhenUsed="1"/>
-    <w:lsdException w:name="toc 9" w:semiHidden="1" w:uiPriority="39" w:unhideWhenUsed="1"/>
-    <w:lsdException w:name="Normal Indent" w:semiHidden="1" w:unhideWhenUsed="1"/>
-    <w:lsdException w:name="footnote text" w:semiHidden="1" w:unhideWhenUsed="1"/>
-    <w:lsdException w:name="annotation text" w:semiHidden="1" w:unhideWhenUsed="1"/>
-    <w:lsdException w:name="header" w:semiHidden="1" w:unhideWhenUsed="1"/>
-    <w:lsdException w:name="footer" w:semiHidden="1" w:unhideWhenUsed="1"/>
-    <w:lsdException w:name="index heading" w:semiHidden="1" w:unhideWhenUsed="1"/>
-    <w:lsdException w:name="caption" w:semiHidden="1" w:uiPriority="35" w:unhideWhenUsed="1" w:qFormat="1"/>
-    <w:lsdException w:name="table of figures" w:semiHidden="1" w:unhideWhenUsed="1"/>
-    <w:lsdException w:name="envelope address" w:semiHidden="1" w:unhideWhenUsed="1"/>
-    <w:lsdException w:name="envelope return" w:semiHidden="1" w:unhideWhenUsed="1"/>
-    <w:lsdException w:name="footnote reference" w:semiHidden="1" w:unhideWhenUsed="1"/>
-    <w:lsdException w:name="annotation reference" w:semiHidden="1" w:unhideWhenUsed="1"/>
-    <w:lsdException w:name="line number" w:semiHidden="1" w:unhideWhenUsed="1"/>
-    <w:lsdException w:name="page number" w:semiHidden="1" w:unhideWhenUsed="1"/>
-    <w:lsdException w:name="endnote reference" w:semiHidden="1" w:unhideWhenUsed="1"/>
-    <w:lsdException w:name="endnote text" w:semiHidden="1" w:unhideWhenUsed="1"/>
-    <w:lsdException w:name="table of authorities" w:semiHidden="1" w:unhideWhenUsed="1"/>
-    <w:lsdException w:name="macro" w:semiHidden="1" w:unhideWhenUsed="1"/>
-    <w:lsdException w:name="toa heading" w:semiHidden="1" w:unhideWhenUsed="1"/>
-    <w:lsdException w:name="List" w:semiHidden="1" w:unhideWhenUsed="1"/>
-    <w:lsdException w:name="List Bullet" w:semiHidden="1" w:unhideWhenUsed="1"/>
-    <w:lsdException w:name="List Number" w:semiHidden="1" w:unhideWhenUsed="1"/>
-    <w:lsdException w:name="List 2" w:semiHidden="1" w:unhideWhenUsed="1"/>
-    <w:lsdException w:name="List 3" w:semiHidden="1" w:unhideWhenUsed="1"/>
-    <w:lsdException w:name="List 4" w:semiHidden="1" w:unhideWhenUsed="1"/>
-    <w:lsdException w:name="List 5" w:semiHidden="1" w:unhideWhenUsed="1"/>
-    <w:lsdException w:name="List Bullet 2" w:semiHidden="1" w:unhideWhenUsed="1"/>
-    <w:lsdException w:name="List Bullet 3" w:semiHidden="1" w:unhideWhenUsed="1"/>
-    <w:lsdException w:name="List Bullet 4" w:semiHidden="1" w:unhideWhenUsed="1"/>
-    <w:lsdException w:name="List Bullet 5" w:semiHidden="1" w:unhideWhenUsed="1"/>
-    <w:lsdException w:name="List Number 2" w:semiHidden="1" w:unhideWhenUsed="1"/>
-    <w:lsdException w:name="List Number 3" w:semiHidden="1" w:unhideWhenUsed="1"/>
-    <w:lsdException w:name="List Number 4" w:semiHidden="1" w:unhideWhenUsed="1"/>
-    <w:lsdException w:name="List Number 5" w:semiHidden="1" w:unhideWhenUsed="1"/>
-    <w:lsdException w:name="Title" w:uiPriority="10" w:qFormat="1"/>
-    <w:lsdException w:name="Closing" w:semiHidden="1" w:unhideWhenUsed="1"/>
-    <w:lsdException w:name="Signature" w:semiHidden="1" w:unhideWhenUsed="1"/>
-    <w:lsdException w:name="Default Paragraph Font" w:semiHidden="1" w:uiPriority="1" w:unhideWhenUsed="1"/>
-    <w:lsdException w:name="Body Text" w:semiHidden="1" w:unhideWhenUsed="1"/>
-    <w:lsdException w:name="Body Text Indent" w:semiHidden="1" w:unhideWhenUsed="1"/>
-    <w:lsdException w:name="List Continue" w:semiHidden="1" w:unhideWhenUsed="1"/>
-    <w:lsdException w:name="List Continue 2" w:semiHidden="1" w:unhideWhenUsed="1"/>
-    <w:lsdException w:name="List Continue 3" w:semiHidden="1" w:unhideWhenUsed="1"/>
-    <w:lsdException w:name="List Continue 4" w:semiHidden="1" w:unhideWhenUsed="1"/>
-    <w:lsdException w:name="List Continue 5" w:semiHidden="1" w:unhideWhenUsed="1"/>
-    <w:lsdException w:name="Message Header" w:semiHidden="1" w:unhideWhenUsed="1"/>
-    <w:lsdException w:name="Subtitle" w:uiPriority="11" w:qFormat="1"/>
-    <w:lsdException w:name="Salutation" w:semiHidden="1" w:unhideWhenUsed="1"/>
-    <w:lsdException w:name="Date" w:semiHidden="1" w:unhideWhenUsed="1"/>
-    <w:lsdException w:name="Body Text First Indent" w:semiHidden="1" w:unhideWhenUsed="1"/>
-    <w:lsdException w:name="Body Text First Indent 2" w:semiHidden="1" w:unhideWhenUsed="1"/>
-    <w:lsdException w:name="Note Heading" w:semiHidden="1" w:unhideWhenUsed="1"/>
-    <w:lsdException w:name="Body Text 2" w:semiHidden="1" w:unhideWhenUsed="1"/>
-    <w:lsdException w:name="Body Text 3" w:semiHidden="1" w:unhideWhenUsed="1"/>
-    <w:lsdException w:name="Body Text Indent 2" w:semiHidden="1" w:unhideWhenUsed="1"/>
-    <w:lsdException w:name="Body Text Indent 3" w:semiHidden="1" w:unhideWhenUsed="1"/>
-    <w:lsdException w:name="Block Text" w:semiHidden="1" w:unhideWhenUsed="1"/>
-    <w:lsdException w:name="Hyperlink" w:semiHidden="1" w:unhideWhenUsed="1"/>
-    <w:lsdException w:name="FollowedHyperlink" w:semiHidden="1" w:unhideWhenUsed="1"/>
-    <w:lsdException w:name="Strong" w:uiPriority="22" w:qFormat="1"/>
-    <w:lsdException w:name="Emphasis" w:uiPriority="20" w:qFormat="1"/>
-    <w:lsdException w:name="Document Map" w:semiHidden="1" w:unhideWhenUsed="1"/>
-    <w:lsdException w:name="Plain Text" w:semiHidden="1" w:unhideWhenUsed="1"/>
-    <w:lsdException w:name="E-mail Signature" w:semiHidden="1" w:unhideWhenUsed="1"/>
-    <w:lsdException w:name="HTML Top of Form" w:semiHidden="1" w:unhideWhenUsed="1"/>
-    <w:lsdException w:name="HTML Bottom of Form" w:semiHidden="1" w:unhideWhenUsed="1"/>
-    <w:lsdException w:name="Normal (Web)" w:semiHidden="1" w:unhideWhenUsed="1"/>
-    <w:lsdException w:name="HTML Acronym" w:semiHidden="1" w:unhideWhenUsed="1"/>
-    <w:lsdException w:name="HTML Address" w:semiHidden="1" w:unhideWhenUsed="1"/>
-    <w:lsdException w:name="HTML Cite" w:semiHidden="1" w:unhideWhenUsed="1"/>
-    <w:lsdException w:name="HTML Code" w:semiHidden="1" w:unhideWhenUsed="1"/>
-    <w:lsdException w:name="HTML Definition" w:semiHidden="1" w:unhideWhenUsed="1"/>
-    <w:lsdException w:name="HTML Keyboard" w:semiHidden="1" w:unhideWhenUsed="1"/>
-    <w:lsdException w:name="HTML Preformatted" w:semiHidden="1" w:unhideWhenUsed="1"/>
-    <w:lsdException w:name="HTML Sample" w:semiHidden="1" w:unhideWhenUsed="1"/>
-    <w:lsdException w:name="HTML Typewriter" w:semiHidden="1" w:unhideWhenUsed="1"/>
-    <w:lsdException w:name="HTML Variable" w:semiHidden="1" w:unhideWhenUsed="1"/>
-    <w:lsdException w:name="Normal Table" w:semiHidden="1" w:unhideWhenUsed="1"/>
-    <w:lsdException w:name="annotation subject" w:semiHidden="1" w:unhideWhenUsed="1"/>
-    <w:lsdException w:name="No List" w:semiHidden="1" w:unhideWhenUsed="1"/>
-    <w:lsdException w:name="Outline List 1" w:semiHidden="1" w:unhideWhenUsed="1"/>
-    <w:lsdException w:name="Outline List 2" w:semiHidden="1" w:unhideWhenUsed="1"/>
-    <w:lsdException w:name="Outline List 3" w:semiHidden="1" w:unhideWhenUsed="1"/>
-    <w:lsdException w:name="Table Simple 1" w:semiHidden="1" w:unhideWhenUsed="1"/>
-    <w:lsdException w:name="Table Simple 2" w:semiHidden="1" w:unhideWhenUsed="1"/>
-    <w:lsdException w:name="Table Simple 3" w:semiHidden="1" w:unhideWhenUsed="1"/>
-    <w:lsdException w:name="Table Classic 1" w:semiHidden="1" w:unhideWhenUsed="1"/>
-    <w:lsdException w:name="Table Classic 2" w:semiHidden="1" w:unhideWhenUsed="1"/>
-    <w:lsdException w:name="Table Classic 3" w:semiHidden="1" w:unhideWhenUsed="1"/>
-    <w:lsdException w:name="Table Classic 4" w:semiHidden="1" w:unhideWhenUsed="1"/>
-    <w:lsdException w:name="Table Colorful 1" w:semiHidden="1" w:unhideWhenUsed="1"/>
-    <w:lsdException w:name="Table Colorful 2" w:semiHidden="1" w:unhideWhenUsed="1"/>
-    <w:lsdException w:name="Table Colorful 3" w:semiHidden="1" w:unhideWhenUsed="1"/>
-    <w:lsdException w:name="Table Columns 1" w:semiHidden="1" w:unhideWhenUsed="1"/>
-    <w:lsdException w:name="Table Columns 2" w:semiHidden="1" w:unhideWhenUsed="1"/>
-    <w:lsdException w:name="Table Columns 3" w:semiHidden="1" w:unhideWhenUsed="1"/>
-    <w:lsdException w:name="Table Columns 4" w:semiHidden="1" w:unhideWhenUsed="1"/>
-    <w:lsdException w:name="Table Columns 5" w:semiHidden="1" w:unhideWhenUsed="1"/>
-    <w:lsdException w:name="Table Grid 1" w:semiHidden="1" w:unhideWhenUsed="1"/>
-    <w:lsdException w:name="Table Grid 2" w:semiHidden="1" w:unhideWhenUsed="1"/>
-    <w:lsdException w:name="Table Grid 3" w:semiHidden="1" w:unhideWhenUsed="1"/>
-    <w:lsdException w:name="Table Grid 4" w:semiHidden="1" w:unhideWhenUsed="1"/>
-    <w:lsdException w:name="Table Grid 5" w:semiHidden="1" w:unhideWhenUsed="1"/>
-    <w:lsdException w:name="Table Grid 6" w:semiHidden="1" w:unhideWhenUsed="1"/>
-    <w:lsdException w:name="Table Grid 7" w:semiHidden="1" w:unhideWhenUsed="1"/>
-    <w:lsdException w:name="Table Grid 8" w:semiHidden="1" w:unhideWhenUsed="1"/>
-    <w:lsdException w:name="Table List 1" w:semiHidden="1" w:unhideWhenUsed="1"/>
-    <w:lsdException w:name="Table List 2" w:semiHidden="1" w:unhideWhenUsed="1"/>
-    <w:lsdException w:name="Table List 3" w:semiHidden="1" w:unhideWhenUsed="1"/>
-    <w:lsdException w:name="Table List 4" w:semiHidden="1" w:unhideWhenUsed="1"/>
-    <w:lsdException w:name="Table List 5" w:semiHidden="1" w:unhideWhenUsed="1"/>
-    <w:lsdException w:name="Table List 6" w:semiHidden="1" w:unhideWhenUsed="1"/>
-    <w:lsdException w:name="Table List 7" w:semiHidden="1" w:unhideWhenUsed="1"/>
-    <w:lsdException w:name="Table List 8" w:semiHidden="1" w:unhideWhenUsed="1"/>
-    <w:lsdException w:name="Table 3D effects 1" w:semiHidden="1" w:unhideWhenUsed="1"/>
-    <w:lsdException w:name="Table 3D effects 2" w:semiHidden="1" w:unhideWhenUsed="1"/>
-    <w:lsdException w:name="Table 3D effects 3" w:semiHidden="1" w:unhideWhenUsed="1"/>
-    <w:lsdException w:name="Table Contemporary" w:semiHidden="1" w:unhideWhenUsed="1"/>
-    <w:lsdException w:name="Table Elegant" w:semiHidden="1" w:unhideWhenUsed="1"/>
-    <w:lsdException w:name="Table Professional" w:semiHidden="1" w:unhideWhenUsed="1"/>
-    <w:lsdException w:name="Table Subtle 1" w:semiHidden="1" w:unhideWhenUsed="1"/>
-    <w:lsdException w:name="Table Subtle 2" w:semiHidden="1" w:unhideWhenUsed="1"/>
-    <w:lsdException w:name="Table Web 1" w:semiHidden="1" w:unhideWhenUsed="1"/>
-    <w:lsdException w:name="Table Web 2" w:semiHidden="1" w:unhideWhenUsed="1"/>
-    <w:lsdException w:name="Table Web 3" w:semiHidden="1" w:unhideWhenUsed="1"/>
-    <w:lsdException w:name="Balloon Text" w:semiHidden="1" w:unhideWhenUsed="1"/>
-    <w:lsdException w:name="Table Grid" w:uiPriority="59"/>
-    <w:lsdException w:name="Table Theme" w:semiHidden="1" w:unhideWhenUsed="1"/>
-    <w:lsdException w:name="Placeholder Text" w:semiHidden="1"/>
-    <w:lsdException w:name="No Spacing" w:uiPriority="1" w:qFormat="1"/>
-    <w:lsdException w:name="Light Shading" w:uiPriority="60"/>
-    <w:lsdException w:name="Light List" w:uiPriority="61"/>
-    <w:lsdException w:name="Light Grid" w:uiPriority="62"/>
-    <w:lsdException w:name="Medium Shading 1" w:uiPriority="63"/>
-    <w:lsdException w:name="Medium Shading 2" w:uiPriority="64"/>
-    <w:lsdException w:name="Medium List 1" w:uiPriority="65"/>
-    <w:lsdException w:name="Medium List 2" w:uiPriority="66"/>
-    <w:lsdException w:name="Medium Grid 1" w:uiPriority="67"/>
-    <w:lsdException w:name="Medium Grid 2" w:uiPriority="68"/>
-    <w:lsdException w:name="Medium Grid 3" w:uiPriority="69"/>
-    <w:lsdException w:name="Dark List" w:uiPriority="70"/>
-    <w:lsdException w:name="Colorful Shading" w:uiPriority="71"/>
-    <w:lsdException w:name="Colorful List" w:uiPriority="72"/>
-    <w:lsdException w:name="Colorful Grid" w:uiPriority="73"/>
-    <w:lsdException w:name="Light Shading Accent 1" w:uiPriority="60"/>
-    <w:lsdException w:name="Light List Accent 1" w:uiPriority="61"/>
-    <w:lsdException w:name="Light Grid Accent 1" w:uiPriority="62"/>
-    <w:lsdException w:name="Medium Shading 1 Accent 1" w:uiPriority="63"/>
-    <w:lsdException w:name="Medium Shading 2 Accent 1" w:uiPriority="64"/>
-    <w:lsdException w:name="Medium List 1 Accent 1" w:uiPriority="65"/>
-    <w:lsdException w:name="Revision" w:semiHidden="1"/>
-    <w:lsdException w:name="List Paragraph" w:uiPriority="34" w:qFormat="1"/>
-    <w:lsdException w:name="Quote" w:uiPriority="29" w:qFormat="1"/>
-    <w:lsdException w:name="Intense Quote" w:uiPriority="30" w:qFormat="1"/>
-    <w:lsdException w:name="Medium List 2 Accent 1" w:uiPriority="66"/>
-    <w:lsdException w:name="Medium Grid 1 Accent 1" w:uiPriority="67"/>
-    <w:lsdException w:name="Medium Grid 2 Accent 1" w:uiPriority="68"/>
-    <w:lsdException w:name="Medium Grid 3 Accent 1" w:uiPriority="69"/>
-    <w:lsdException w:name="Dark List Accent 1" w:uiPriority="70"/>
-    <w:lsdException w:name="Colorful Shading Accent 1" w:uiPriority="71"/>
-    <w:lsdException w:name="Colorful List Accent 1" w:uiPriority="72"/>
-    <w:lsdException w:name="Colorful Grid Accent 1" w:uiPriority="73"/>
-    <w:lsdException w:name="Light Shading Accent 2" w:uiPriority="60"/>
-    <w:lsdException w:name="Light List Accent 2" w:uiPriority="61"/>
-    <w:lsdException w:name="Light Grid Accent 2" w:uiPriority="62"/>
-    <w:lsdException w:name="Medium Shading 1 Accent 2" w:uiPriority="63"/>
-    <w:lsdException w:name="Medium Shading 2 Accent 2" w:uiPriority="64"/>
-    <w:lsdException w:name="Medium List 1 Accent 2" w:uiPriority="65"/>
-    <w:lsdException w:name="Medium List 2 Accent 2" w:uiPriority="66"/>
-    <w:lsdException w:name="Medium Grid 1 Accent 2" w:uiPriority="67"/>
-    <w:lsdException w:name="Medium Grid 2 Accent 2" w:uiPriority="68"/>
-    <w:lsdException w:name="Medium Grid 3 Accent 2" w:uiPriority="69"/>
-    <w:lsdException w:name="Dark List Accent 2" w:uiPriority="70"/>
-    <w:lsdException w:name="Colorful Shading Accent 2" w:uiPriority="71"/>
-    <w:lsdException w:name="Colorful List Accent 2" w:uiPriority="72"/>
-    <w:lsdException w:name="Colorful Grid Accent 2" w:uiPriority="73"/>
-    <w:lsdException w:name="Light Shading Accent 3" w:uiPriority="60"/>
-    <w:lsdException w:name="Light List Accent 3" w:uiPriority="61"/>
-    <w:lsdException w:name="Light Grid Accent 3" w:uiPriority="62"/>
-    <w:lsdException w:name="Medium Shading 1 Accent 3" w:uiPriority="63"/>
-    <w:lsdException w:name="Medium Shading 2 Accent 3" w:uiPriority="64"/>
-    <w:lsdException w:name="Medium List 1 Accent 3" w:uiPriority="65"/>
-    <w:lsdException w:name="Medium List 2 Accent 3" w:uiPriority="66"/>
-    <w:lsdException w:name="Medium Grid 1 Accent 3" w:uiPriority="67"/>
-    <w:lsdException w:name="Medium Grid 2 Accent 3" w:uiPriority="68"/>
-    <w:lsdException w:name="Medium Grid 3 Accent 3" w:uiPriority="69"/>
-    <w:lsdException w:name="Dark List Accent 3" w:uiPriority="70"/>
-    <w:lsdException w:name="Colorful Shading Accent 3" w:uiPriority="71"/>
-    <w:lsdException w:name="Colorful List Accent 3" w:uiPriority="72"/>
-    <w:lsdException w:name="Colorful Grid Accent 3" w:uiPriority="73"/>
-    <w:lsdException w:name="Light Shading Accent 4" w:uiPriority="60"/>
-    <w:lsdException w:name="Light List Accent 4" w:uiPriority="61"/>
-    <w:lsdException w:name="Light Grid Accent 4" w:uiPriority="62"/>
-    <w:lsdException w:name="Medium Shading 1 Accent 4" w:uiPriority="63"/>
-    <w:lsdException w:name="Medium Shading 2 Accent 4" w:uiPriority="64"/>
-    <w:lsdException w:name="Medium List 1 Accent 4" w:uiPriority="65"/>
-    <w:lsdException w:name="Medium List 2 Accent 4" w:uiPriority="66"/>
-    <w:lsdException w:name="Medium Grid 1 Accent 4" w:uiPriority="67"/>
-    <w:lsdException w:name="Medium Grid 2 Accent 4" w:uiPriority="68"/>
-    <w:lsdException w:name="Medium Grid 3 Accent 4" w:uiPriority="69"/>
-    <w:lsdException w:name="Dark List Accent 4" w:uiPriority="70"/>
-    <w:lsdException w:name="Colorful Shading Accent 4" w:uiPriority="71"/>
-    <w:lsdException w:name="Colorful List Accent 4" w:uiPriority="72"/>
-    <w:lsdException w:name="Colorful Grid Accent 4" w:uiPriority="73"/>
-    <w:lsdException w:name="Light Shading Accent 5" w:uiPriority="60"/>
-    <w:lsdException w:name="Light List Accent 5" w:uiPriority="61"/>
-    <w:lsdException w:name="Light Grid Accent 5" w:uiPriority="62"/>
-    <w:lsdException w:name="Medium Shading 1 Accent 5" w:uiPriority="63"/>
-    <w:lsdException w:name="Medium Shading 2 Accent 5" w:uiPriority="64"/>
-    <w:lsdException w:name="Medium List 1 Accent 5" w:uiPriority="65"/>
-    <w:lsdException w:name="Medium List 2 Accent 5" w:uiPriority="66"/>
-    <w:lsdException w:name="Medium Grid 1 Accent 5" w:uiPriority="67"/>
-    <w:lsdException w:name="Medium Grid 2 Accent 5" w:uiPriority="68"/>
-    <w:lsdException w:name="Medium Grid 3 Accent 5" w:uiPriority="69"/>
-    <w:lsdException w:name="Dark List Accent 5" w:uiPriority="70"/>
-    <w:lsdException w:name="Colorful Shading Accent 5" w:uiPriority="71"/>
-    <w:lsdException w:name="Colorful List Accent 5" w:uiPriority="72"/>
-    <w:lsdException w:name="Colorful Grid Accent 5" w:uiPriority="73"/>
-    <w:lsdException w:name="Light Shading Accent 6" w:uiPriority="60"/>
-    <w:lsdException w:name="Light List Accent 6" w:uiPriority="61"/>
-    <w:lsdException w:name="Light Grid Accent 6" w:uiPriority="62"/>
-    <w:lsdException w:name="Medium Shading 1 Accent 6" w:uiPriority="63"/>
-    <w:lsdException w:name="Medium Shading 2 Accent 6" w:uiPriority="64"/>
-    <w:lsdException w:name="Medium List 1 Accent 6" w:uiPriority="65"/>
-    <w:lsdException w:name="Medium List 2 Accent 6" w:uiPriority="66"/>
-    <w:lsdException w:name="Medium Grid 1 Accent 6" w:uiPriority="67"/>
-    <w:lsdException w:name="Medium Grid 2 Accent 6" w:uiPriority="68"/>
-    <w:lsdException w:name="Medium Grid 3 Accent 6" w:uiPriority="69"/>
-    <w:lsdException w:name="Dark List Accent 6" w:uiPriority="70"/>
-    <w:lsdException w:name="Colorful Shading Accent 6" w:uiPriority="71"/>
-    <w:lsdException w:name="Colorful List Accent 6" w:uiPriority="72"/>
-    <w:lsdException w:name="Colorful Grid Accent 6" w:uiPriority="73"/>
-    <w:lsdException w:name="Subtle Emphasis" w:uiPriority="19" w:qFormat="1"/>
-    <w:lsdException w:name="Intense Emphasis" w:uiPriority="21" w:qFormat="1"/>
-    <w:lsdException w:name="Subtle Reference" w:uiPriority="31" w:qFormat="1"/>
-    <w:lsdException w:name="Intense Reference" w:uiPriority="32" w:qFormat="1"/>
-    <w:lsdException w:name="Book Title" w:uiPriority="33" w:qFormat="1"/>
-    <w:lsdException w:name="Bibliography" w:semiHidden="1" w:uiPriority="37" w:unhideWhenUsed="1"/>
-    <w:lsdException w:name="TOC Heading" w:semiHidden="1" w:uiPriority="39" w:unhideWhenUsed="1" w:qFormat="1"/>
-    <w:lsdException w:name="Plain Table 1" w:uiPriority="41"/>
-    <w:lsdException w:name="Plain Table 2" w:uiPriority="42"/>
-    <w:lsdException w:name="Plain Table 3" w:uiPriority="43"/>
-    <w:lsdException w:name="Plain Table 4" w:uiPriority="44"/>
-    <w:lsdException w:name="Plain Table 5" w:uiPriority="45"/>
-    <w:lsdException w:name="Grid Table Light" w:uiPriority="40"/>
-    <w:lsdException w:name="Grid Table 1 Light" w:uiPriority="46"/>
-    <w:lsdException w:name="Grid Table 2" w:uiPriority="47"/>
-    <w:lsdException w:name="Grid Table 3" w:uiPriority="48"/>
-    <w:lsdException w:name="Grid Table 4" w:uiPriority="49"/>
-    <w:lsdException w:name="Grid Table 5 Dark" w:uiPriority="50"/>
-    <w:lsdException w:name="Grid Table 6 Colorful" w:uiPriority="51"/>
-    <w:lsdException w:name="Grid Table 7 Colorful" w:uiPriority="52"/>
-    <w:lsdException w:name="Grid Table 1 Light Accent 1" w:uiPriority="46"/>
-    <w:lsdException w:name="Grid Table 2 Accent 1" w:uiPriority="47"/>
-    <w:lsdException w:name="Grid Table 3 Accent 1" w:uiPriority="48"/>
-    <w:lsdException w:name="Grid Table 4 Accent 1" w:uiPriority="49"/>
-    <w:lsdException w:name="Grid Table 5 Dark Accent 1" w:uiPriority="50"/>
-    <w:lsdException w:name="Grid Table 6 Colorful Accent 1" w:uiPriority="51"/>
-    <w:lsdException w:name="Grid Table 7 Colorful Accent 1" w:uiPriority="52"/>
-    <w:lsdException w:name="Grid Table 1 Light Accent 2" w:uiPriority="46"/>
-    <w:lsdException w:name="Grid Table 2 Accent 2" w:uiPriority="47"/>
-    <w:lsdException w:name="Grid Table 3 Accent 2" w:uiPriority="48"/>
-    <w:lsdException w:name="Grid Table 4 Accent 2" w:uiPriority="49"/>
-    <w:lsdException w:name="Grid Table 5 Dark Accent 2" w:uiPriority="50"/>
-    <w:lsdException w:name="Grid Table 6 Colorful Accent 2" w:uiPriority="51"/>
-    <w:lsdException w:name="Grid Table 7 Colorful Accent 2" w:uiPriority="52"/>
-    <w:lsdException w:name="Grid Table 1 Light Accent 3" w:uiPriority="46"/>
-    <w:lsdException w:name="Grid Table 2 Accent 3" w:uiPriority="47"/>
-    <w:lsdException w:name="Grid Table 3 Accent 3" w:uiPriority="48"/>
-    <w:lsdException w:name="Grid Table 4 Accent 3" w:uiPriority="49"/>
-    <w:lsdException w:name="Grid Table 5 Dark Accent 3" w:uiPriority="50"/>
-    <w:lsdException w:name="Grid Table 6 Colorful Accent 3" w:uiPriority="51"/>
-    <w:lsdException w:name="Grid Table 7 Colorful Accent 3" w:uiPriority="52"/>
-    <w:lsdException w:name="Grid Table 1 Light Accent 4" w:uiPriority="46"/>
-    <w:lsdException w:name="Grid Table 2 Accent 4" w:uiPriority="47"/>
-    <w:lsdException w:name="Grid Table 3 Accent 4" w:uiPriority="48"/>
-    <w:lsdException w:name="Grid Table 4 Accent 4" w:uiPriority="49"/>
-    <w:lsdException w:name="Grid Table 5 Dark Accent 4" w:uiPriority="50"/>
-    <w:lsdException w:name="Grid Table 6 Colorful Accent 4" w:uiPriority="51"/>
-    <w:lsdException w:name="Grid Table 7 Colorful Accent 4" w:uiPriority="52"/>
-    <w:lsdException w:name="Grid Table 1 Light Accent 5" w:uiPriority="46"/>
-    <w:lsdException w:name="Grid Table 2 Accent 5" w:uiPriority="47"/>
-    <w:lsdException w:name="Grid Table 3 Accent 5" w:uiPriority="48"/>
-    <w:lsdException w:name="Grid Table 4 Accent 5" w:uiPriority="49"/>
-    <w:lsdException w:name="Grid Table 5 Dark Accent 5" w:uiPriority="50"/>
-    <w:lsdException w:name="Grid Table 6 Colorful Accent 5" w:uiPriority="51"/>
-    <w:lsdException w:name="Grid Table 7 Colorful Accent 5" w:uiPriority="52"/>
-    <w:lsdException w:name="Grid Table 1 Light Accent 6" w:uiPriority="46"/>
-    <w:lsdException w:name="Grid Table 2 Accent 6" w:uiPriority="47"/>
-    <w:lsdException w:name="Grid Table 3 Accent 6" w:uiPriority="48"/>
-    <w:lsdException w:name="Grid Table 4 Accent 6" w:uiPriority="49"/>
-    <w:lsdException w:name="Grid Table 5 Dark Accent 6" w:uiPriority="50"/>
-    <w:lsdException w:name="Grid Table 6 Colorful Accent 6" w:uiPriority="51"/>
-    <w:lsdException w:name="Grid Table 7 Colorful Accent 6" w:uiPriority="52"/>
-    <w:lsdException w:name="List Table 1 Light" w:uiPriority="46"/>
-    <w:lsdException w:name="List Table 2" w:uiPriority="47"/>
-    <w:lsdException w:name="List Table 3" w:uiPriority="48"/>
-    <w:lsdException w:name="List Table 4" w:uiPriority="49"/>
-    <w:lsdException w:name="List Table 5 Dark" w:uiPriority="50"/>
-    <w:lsdException w:name="List Table 6 Colorful" w:uiPriority="51"/>
-    <w:lsdException w:name="List Table 7 Colorful" w:uiPriority="52"/>
-    <w:lsdException w:name="List Table 1 Light Accent 1" w:uiPriority="46"/>
-    <w:lsdException w:name="List Table 2 Accent 1" w:uiPriority="47"/>
-    <w:lsdException w:name="List Table 3 Accent 1" w:uiPriority="48"/>
-    <w:lsdException w:name="List Table 4 Accent 1" w:uiPriority="49"/>
-    <w:lsdException w:name="List Table 5 Dark Accent 1" w:uiPriority="50"/>
-    <w:lsdException w:name="List Table 6 Colorful Accent 1" w:uiPriority="51"/>
-    <w:lsdException w:name="List Table 7 Colorful Accent 1" w:uiPriority="52"/>
-    <w:lsdException w:name="List Table 1 Light Accent 2" w:uiPriority="46"/>
-    <w:lsdException w:name="List Table 2 Accent 2" w:uiPriority="47"/>
-    <w:lsdException w:name="List Table 3 Accent 2" w:uiPriority="48"/>
-    <w:lsdException w:name="List Table 4 Accent 2" w:uiPriority="49"/>
-    <w:lsdException w:name="List Table 5 Dark Accent 2" w:uiPriority="50"/>
-    <w:lsdException w:name="List Table 6 Colorful Accent 2" w:uiPriority="51"/>
-    <w:lsdException w:name="List Table 7 Colorful Accent 2" w:uiPriority="52"/>
-    <w:lsdException w:name="List Table 1 Light Accent 3" w:uiPriority="46"/>
-    <w:lsdException w:name="List Table 2 Accent 3" w:uiPriority="47"/>
-    <w:lsdException w:name="List Table 3 Accent 3" w:uiPriority="48"/>
-    <w:lsdException w:name="List Table 4 Accent 3" w:uiPriority="49"/>
-    <w:lsdException w:name="List Table 5 Dark Accent 3" w:uiPriority="50"/>
-    <w:lsdException w:name="List Table 6 Colorful Accent 3" w:uiPriority="51"/>
-    <w:lsdException w:name="List Table 7 Colorful Accent 3" w:uiPriority="52"/>
-    <w:lsdException w:name="List Table 1 Light Accent 4" w:uiPriority="46"/>
-    <w:lsdException w:name="List Table 2 Accent 4" w:uiPriority="47"/>
-    <w:lsdException w:name="List Table 3 Accent 4" w:uiPriority="48"/>
-    <w:lsdException w:name="List Table 4 Accent 4" w:uiPriority="49"/>
-    <w:lsdException w:name="List Table 5 Dark Accent 4" w:uiPriority="50"/>
-    <w:lsdException w:name="List Table 6 Colorful Accent 4" w:uiPriority="51"/>
-    <w:lsdException w:name="List Table 7 Colorful Accent 4" w:uiPriority="52"/>
-    <w:lsdException w:name="List Table 1 Light Accent 5" w:uiPriority="46"/>
-    <w:lsdException w:name="List Table 2 Accent 5" w:uiPriority="47"/>
-    <w:lsdException w:name="List Table 3 Accent 5" w:uiPriority="48"/>
-    <w:lsdException w:name="List Table 4 Accent 5" w:uiPriority="49"/>
-    <w:lsdException w:name="List Table 5 Dark Accent 5" w:uiPriority="50"/>
-    <w:lsdException w:name="List Table 6 Colorful Accent 5" w:uiPriority="51"/>
-    <w:lsdException w:name="List Table 7 Colorful Accent 5" w:uiPriority="52"/>
-    <w:lsdException w:name="List Table 1 Light Accent 6" w:uiPriority="46"/>
-    <w:lsdException w:name="List Table 2 Accent 6" w:uiPriority="47"/>
-    <w:lsdException w:name="List Table 3 Accent 6" w:uiPriority="48"/>
-    <w:lsdException w:name="List Table 4 Accent 6" w:uiPriority="49"/>
-    <w:lsdException w:name="List Table 5 Dark Accent 6" w:uiPriority="50"/>
-    <w:lsdException w:name="List Table 6 Colorful Accent 6" w:uiPriority="51"/>
-    <w:lsdException w:name="List Table 7 Colorful Accent 6" w:uiPriority="52"/>
-    <w:lsdException w:name="Mention" w:semiHidden="1" w:unhideWhenUsed="1"/>
-    <w:lsdException w:name="Smart Hyperlink" w:semiHidden="1" w:unhideWhenUsed="1"/>
-    <w:lsdException w:name="Hashtag" w:semiHidden="1" w:unhideWhenUsed="1"/>
-    <w:lsdException w:name="Unresolved Mention" w:semiHidden="1" w:unhideWhenUsed="1"/>
-    <w:lsdException w:name="Smart Link" w:semiHidden="1" w:unhideWhenUsed="1"/>
+  <w:latentStyles w:count="260" w:defQFormat="0" w:defUnhideWhenUsed="1" w:defSemiHidden="1" w:defUIPriority="99" w:defLockedState="0">
+    <w:lsdException w:qFormat="1" w:unhideWhenUsed="0" w:uiPriority="0" w:semiHidden="0" w:name="Normal"/>
+    <w:lsdException w:qFormat="1" w:unhideWhenUsed="0" w:uiPriority="9" w:semiHidden="0" w:name="heading 1"/>
+    <w:lsdException w:qFormat="1" w:uiPriority="9" w:name="heading 2"/>
+    <w:lsdException w:qFormat="1" w:uiPriority="9" w:name="heading 3"/>
+    <w:lsdException w:qFormat="1" w:uiPriority="9" w:name="heading 4"/>
+    <w:lsdException w:qFormat="1" w:uiPriority="9" w:name="heading 5"/>
+    <w:lsdException w:qFormat="1" w:uiPriority="9" w:name="heading 6"/>
+    <w:lsdException w:qFormat="1" w:uiPriority="9" w:name="heading 7"/>
+    <w:lsdException w:qFormat="1" w:uiPriority="9" w:name="heading 8"/>
+    <w:lsdException w:qFormat="1" w:uiPriority="9" w:name="heading 9"/>
+    <w:lsdException w:uiPriority="99" w:name="index 1"/>
+    <w:lsdException w:uiPriority="99" w:name="index 2"/>
+    <w:lsdException w:uiPriority="99" w:name="index 3"/>
+    <w:lsdException w:uiPriority="99" w:name="index 4"/>
+    <w:lsdException w:uiPriority="99" w:name="index 5"/>
+    <w:lsdException w:uiPriority="99" w:name="index 6"/>
+    <w:lsdException w:uiPriority="99" w:name="index 7"/>
+    <w:lsdException w:uiPriority="39" w:name="toc 8"/>
+    <w:lsdException w:uiPriority="39" w:name="toc 9"/>
+    <w:lsdException w:uiPriority="99" w:name="Normal Indent"/>
+    <w:lsdException w:uiPriority="99" w:name="footnote text"/>
+    <w:lsdException w:uiPriority="99" w:name="annotation text"/>
+    <w:lsdException w:uiPriority="99" w:name="header"/>
+    <w:lsdException w:uiPriority="99" w:name="footer"/>
+    <w:lsdException w:uiPriority="99" w:name="index heading"/>
+    <w:lsdException w:qFormat="1" w:uiPriority="35" w:name="caption"/>
+    <w:lsdException w:uiPriority="99" w:name="table of figures"/>
+    <w:lsdException w:uiPriority="99" w:name="envelope address"/>
+    <w:lsdException w:uiPriority="99" w:name="envelope return"/>
+    <w:lsdException w:uiPriority="99" w:name="footnote reference"/>
+    <w:lsdException w:uiPriority="99" w:name="annotation reference"/>
+    <w:lsdException w:uiPriority="99" w:name="line number"/>
+    <w:lsdException w:uiPriority="99" w:name="page number"/>
+    <w:lsdException w:uiPriority="99" w:name="endnote reference"/>
+    <w:lsdException w:uiPriority="99" w:name="endnote text"/>
+    <w:lsdException w:uiPriority="99" w:name="table of authorities"/>
+    <w:lsdException w:uiPriority="99" w:name="macro"/>
+    <w:lsdException w:uiPriority="99" w:name="toa heading"/>
+    <w:lsdException w:uiPriority="99" w:name="List"/>
+    <w:lsdException w:uiPriority="99" w:name="List Bullet"/>
+    <w:lsdException w:uiPriority="99" w:name="List Number"/>
+    <w:lsdException w:uiPriority="99" w:name="List 2"/>
+    <w:lsdException w:uiPriority="99" w:name="List 3"/>
+    <w:lsdException w:uiPriority="99" w:name="List 4"/>
+    <w:lsdException w:uiPriority="99" w:name="List 5"/>
+    <w:lsdException w:uiPriority="99" w:name="List Bullet 2"/>
+    <w:lsdException w:uiPriority="99" w:name="List Bullet 3"/>
+    <w:lsdException w:uiPriority="99" w:name="List Bullet 4"/>
+    <w:lsdException w:uiPriority="99" w:name="List Bullet 5"/>
+    <w:lsdException w:uiPriority="99" w:name="List Number 2"/>
+    <w:lsdException w:uiPriority="99" w:name="List Number 3"/>
+    <w:lsdException w:uiPriority="99" w:name="List Number 4"/>
+    <w:lsdException w:uiPriority="99" w:name="List Number 5"/>
+    <w:lsdException w:qFormat="1" w:unhideWhenUsed="0" w:uiPriority="10" w:semiHidden="0" w:name="Title"/>
+    <w:lsdException w:uiPriority="99" w:name="Closing"/>
+    <w:lsdException w:uiPriority="99" w:name="Signature"/>
+    <w:lsdException w:qFormat="1" w:uiPriority="1" w:name="Default Paragraph Font"/>
+    <w:lsdException w:uiPriority="99" w:name="Body Text"/>
+    <w:lsdException w:uiPriority="99" w:name="Body Text Indent"/>
+    <w:lsdException w:uiPriority="99" w:name="List Continue"/>
+    <w:lsdException w:uiPriority="99" w:name="List Continue 2"/>
+    <w:lsdException w:uiPriority="99" w:name="List Continue 3"/>
+    <w:lsdException w:uiPriority="99" w:name="List Continue 4"/>
+    <w:lsdException w:uiPriority="99" w:name="List Continue 5"/>
+    <w:lsdException w:uiPriority="99" w:name="Message Header"/>
+    <w:lsdException w:qFormat="1" w:unhideWhenUsed="0" w:uiPriority="11" w:semiHidden="0" w:name="Subtitle"/>
+    <w:lsdException w:uiPriority="99" w:name="Salutation"/>
+    <w:lsdException w:uiPriority="99" w:name="Date"/>
+    <w:lsdException w:uiPriority="99" w:name="Body Text First Indent"/>
+    <w:lsdException w:uiPriority="99" w:name="Body Text First Indent 2"/>
+    <w:lsdException w:uiPriority="99" w:name="Note Heading"/>
+    <w:lsdException w:uiPriority="99" w:name="Body Text 2"/>
+    <w:lsdException w:uiPriority="99" w:name="Body Text 3"/>
+    <w:lsdException w:uiPriority="99" w:name="Body Text Indent 2"/>
+    <w:lsdException w:uiPriority="99" w:name="Body Text Indent 3"/>
+    <w:lsdException w:uiPriority="99" w:name="Block Text"/>
+    <w:lsdException w:uiPriority="99" w:name="Hyperlink"/>
+    <w:lsdException w:uiPriority="99" w:name="FollowedHyperlink"/>
+    <w:lsdException w:qFormat="1" w:unhideWhenUsed="0" w:uiPriority="22" w:semiHidden="0" w:name="Strong"/>
+    <w:lsdException w:qFormat="1" w:unhideWhenUsed="0" w:uiPriority="20" w:semiHidden="0" w:name="Emphasis"/>
+    <w:lsdException w:uiPriority="99" w:name="Document Map"/>
+    <w:lsdException w:uiPriority="99" w:name="Plain Text"/>
+    <w:lsdException w:uiPriority="99" w:name="E-mail Signature"/>
+    <w:lsdException w:uiPriority="99" w:name="Normal (Web)"/>
+    <w:lsdException w:uiPriority="99" w:name="HTML Acronym"/>
+    <w:lsdException w:uiPriority="99" w:name="HTML Address"/>
+    <w:lsdException w:uiPriority="99" w:name="HTML Cite"/>
+    <w:lsdException w:uiPriority="99" w:name="HTML Code"/>
+    <w:lsdException w:uiPriority="99" w:name="HTML Definition"/>
+    <w:lsdException w:uiPriority="99" w:name="HTML Keyboard"/>
+    <w:lsdException w:uiPriority="99" w:name="HTML Preformatted"/>
+    <w:lsdException w:uiPriority="99" w:name="HTML Sample"/>
+    <w:lsdException w:uiPriority="99" w:name="HTML Typewriter"/>
+    <w:lsdException w:uiPriority="99" w:name="HTML Variable"/>
+    <w:lsdException w:qFormat="1" w:uiPriority="99" w:name="Normal Table"/>
+    <w:lsdException w:uiPriority="99" w:name="annotation subject"/>
+    <w:lsdException w:uiPriority="99" w:name="Table Simple 1"/>
+    <w:lsdException w:uiPriority="99" w:name="Table Simple 2"/>
+    <w:lsdException w:uiPriority="99" w:name="Table Simple 3"/>
+    <w:lsdException w:uiPriority="99" w:name="Table Classic 1"/>
+    <w:lsdException w:uiPriority="99" w:name="Table Classic 2"/>
+    <w:lsdException w:uiPriority="99" w:name="Table Classic 3"/>
+    <w:lsdException w:uiPriority="99" w:name="Table Classic 4"/>
+    <w:lsdException w:uiPriority="99" w:name="Table Colorful 1"/>
+    <w:lsdException w:uiPriority="99" w:name="Table Colorful 2"/>
+    <w:lsdException w:uiPriority="99" w:name="Table Colorful 3"/>
+    <w:lsdException w:uiPriority="99" w:name="Table Columns 1"/>
+    <w:lsdException w:uiPriority="99" w:name="Table Columns 2"/>
+    <w:lsdException w:uiPriority="99" w:name="Table Columns 3"/>
+    <w:lsdException w:uiPriority="99" w:name="Table Columns 4"/>
+    <w:lsdException w:uiPriority="99" w:name="Table Columns 5"/>
+    <w:lsdException w:uiPriority="99" w:name="Table Grid 1"/>
+    <w:lsdException w:uiPriority="99" w:name="Table Grid 2"/>
+    <w:lsdException w:uiPriority="99" w:name="Table Grid 3"/>
+    <w:lsdException w:uiPriority="99" w:name="Table Grid 4"/>
+    <w:lsdException w:uiPriority="99" w:name="Table Grid 5"/>
+    <w:lsdException w:uiPriority="99" w:name="Table Grid 6"/>
+    <w:lsdException w:uiPriority="99" w:name="Table Grid 7"/>
+    <w:lsdException w:uiPriority="99" w:name="Table Grid 8"/>
+    <w:lsdException w:uiPriority="99" w:name="Table List 1"/>
+    <w:lsdException w:uiPriority="99" w:name="Table List 2"/>
+    <w:lsdException w:uiPriority="99" w:name="Table List 3"/>
+    <w:lsdException w:uiPriority="99" w:name="Table List 4"/>
+    <w:lsdException w:uiPriority="99" w:name="Table List 5"/>
+    <w:lsdException w:uiPriority="99" w:name="Table List 6"/>
+    <w:lsdException w:uiPriority="99" w:name="Table List 7"/>
+    <w:lsdException w:uiPriority="99" w:name="Table List 8"/>
+    <w:lsdException w:uiPriority="99" w:name="Table 3D effects 1"/>
+    <w:lsdException w:uiPriority="99" w:name="Table 3D effects 2"/>
+    <w:lsdException w:uiPriority="99" w:name="Table 3D effects 3"/>
+    <w:lsdException w:uiPriority="99" w:name="Table Contemporary"/>
+    <w:lsdException w:uiPriority="99" w:name="Table Elegant"/>
+    <w:lsdException w:uiPriority="99" w:name="Table Professional"/>
+    <w:lsdException w:uiPriority="99" w:name="Table Subtle 1"/>
+    <w:lsdException w:uiPriority="99" w:name="Table Subtle 2"/>
+    <w:lsdException w:uiPriority="99" w:name="Table Web 1"/>
+    <w:lsdException w:uiPriority="99" w:name="Table Web 2"/>
+    <w:lsdException w:uiPriority="99" w:name="Table Web 3"/>
+    <w:lsdException w:uiPriority="99" w:name="Balloon Text"/>
+    <w:lsdException w:unhideWhenUsed="0" w:uiPriority="59" w:semiHidden="0" w:name="Table Grid"/>
+    <w:lsdException w:uiPriority="99" w:name="Table Theme"/>
+    <w:lsdException w:qFormat="1" w:unhideWhenUsed="0" w:uiPriority="34" w:semiHidden="0" w:name="List Paragraph"/>
+    <w:lsdException w:qFormat="1" w:unhideWhenUsed="0" w:uiPriority="29" w:semiHidden="0" w:name="Quote"/>
+    <w:lsdException w:qFormat="1" w:unhideWhenUsed="0" w:uiPriority="30" w:semiHidden="0" w:name="Intense Quote"/>
   </w:latentStyles>
-  <w:style w:type="paragraph" w:default="1" w:styleId="Normal">
+  <w:style w:type="paragraph" w:default="1" w:styleId="1">
     <w:name w:val="Normal"/>
     <w:qFormat/>
+    <w:uiPriority w:val="0"/>
+    <w:pPr>
+      <w:spacing w:after="200" w:line="276" w:lineRule="auto"/>
+    </w:pPr>
+    <w:rPr>
+      <w:rFonts w:asciiTheme="minorHAnsi" w:hAnsiTheme="minorHAnsi" w:eastAsiaTheme="minorHAnsi" w:cstheme="minorBidi"/>
+      <w:kern w:val="2"/>
+      <w:sz w:val="22"/>
+      <w:szCs w:val="22"/>
+      <w:lang w:val="en-US" w:eastAsia="en-US" w:bidi="ar-SA"/>
+      <w14:ligatures w14:val="standardContextual"/>
+    </w:rPr>
   </w:style>
-  <w:style w:type="paragraph" w:styleId="Heading1">
+  <w:style w:type="paragraph" w:styleId="2">
     <w:name w:val="heading 1"/>
-    <w:basedOn w:val="Normal"/>
-    <w:next w:val="Normal"/>
-    <w:link w:val="Heading1Char"/>
+    <w:basedOn w:val="1"/>
+    <w:next w:val="1"/>
+    <w:link w:val="15"/>
+    <w:qFormat/>
     <w:uiPriority w:val="9"/>
-    <w:qFormat/>
-    <w:rsid w:val="0057301F"/>
     <w:pPr>
       <w:keepNext/>
       <w:keepLines/>
@@ -7043,22 +7403,21 @@
       <w:outlineLvl w:val="0"/>
     </w:pPr>
     <w:rPr>
-      <w:rFonts w:asciiTheme="majorHAnsi" w:eastAsiaTheme="majorEastAsia" w:hAnsiTheme="majorHAnsi" w:cstheme="majorBidi"/>
-      <w:color w:val="365F91" w:themeColor="accent1" w:themeShade="BF"/>
+      <w:rFonts w:asciiTheme="majorHAnsi" w:hAnsiTheme="majorHAnsi" w:eastAsiaTheme="majorEastAsia" w:cstheme="majorBidi"/>
+      <w:color w:val="376092" w:themeColor="accent1" w:themeShade="BF"/>
       <w:sz w:val="40"/>
       <w:szCs w:val="40"/>
     </w:rPr>
   </w:style>
-  <w:style w:type="paragraph" w:styleId="Heading2">
+  <w:style w:type="paragraph" w:styleId="3">
     <w:name w:val="heading 2"/>
-    <w:basedOn w:val="Normal"/>
-    <w:next w:val="Normal"/>
-    <w:link w:val="Heading2Char"/>
-    <w:uiPriority w:val="9"/>
+    <w:basedOn w:val="1"/>
+    <w:next w:val="1"/>
+    <w:link w:val="16"/>
     <w:semiHidden/>
     <w:unhideWhenUsed/>
     <w:qFormat/>
-    <w:rsid w:val="0057301F"/>
+    <w:uiPriority w:val="9"/>
     <w:pPr>
       <w:keepNext/>
       <w:keepLines/>
@@ -7066,22 +7425,21 @@
       <w:outlineLvl w:val="1"/>
     </w:pPr>
     <w:rPr>
-      <w:rFonts w:asciiTheme="majorHAnsi" w:eastAsiaTheme="majorEastAsia" w:hAnsiTheme="majorHAnsi" w:cstheme="majorBidi"/>
-      <w:color w:val="365F91" w:themeColor="accent1" w:themeShade="BF"/>
+      <w:rFonts w:asciiTheme="majorHAnsi" w:hAnsiTheme="majorHAnsi" w:eastAsiaTheme="majorEastAsia" w:cstheme="majorBidi"/>
+      <w:color w:val="376092" w:themeColor="accent1" w:themeShade="BF"/>
       <w:sz w:val="32"/>
       <w:szCs w:val="32"/>
     </w:rPr>
   </w:style>
-  <w:style w:type="paragraph" w:styleId="Heading3">
+  <w:style w:type="paragraph" w:styleId="4">
     <w:name w:val="heading 3"/>
-    <w:basedOn w:val="Normal"/>
-    <w:next w:val="Normal"/>
-    <w:link w:val="Heading3Char"/>
-    <w:uiPriority w:val="9"/>
+    <w:basedOn w:val="1"/>
+    <w:next w:val="1"/>
+    <w:link w:val="17"/>
     <w:semiHidden/>
     <w:unhideWhenUsed/>
     <w:qFormat/>
-    <w:rsid w:val="0057301F"/>
+    <w:uiPriority w:val="9"/>
     <w:pPr>
       <w:keepNext/>
       <w:keepLines/>
@@ -7090,21 +7448,20 @@
     </w:pPr>
     <w:rPr>
       <w:rFonts w:eastAsiaTheme="majorEastAsia" w:cstheme="majorBidi"/>
-      <w:color w:val="365F91" w:themeColor="accent1" w:themeShade="BF"/>
+      <w:color w:val="376092" w:themeColor="accent1" w:themeShade="BF"/>
       <w:sz w:val="28"/>
       <w:szCs w:val="28"/>
     </w:rPr>
   </w:style>
-  <w:style w:type="paragraph" w:styleId="Heading4">
+  <w:style w:type="paragraph" w:styleId="5">
     <w:name w:val="heading 4"/>
-    <w:basedOn w:val="Normal"/>
-    <w:next w:val="Normal"/>
-    <w:link w:val="Heading4Char"/>
-    <w:uiPriority w:val="9"/>
+    <w:basedOn w:val="1"/>
+    <w:next w:val="1"/>
+    <w:link w:val="18"/>
     <w:semiHidden/>
     <w:unhideWhenUsed/>
     <w:qFormat/>
-    <w:rsid w:val="0057301F"/>
+    <w:uiPriority w:val="9"/>
     <w:pPr>
       <w:keepNext/>
       <w:keepLines/>
@@ -7115,19 +7472,18 @@
       <w:rFonts w:eastAsiaTheme="majorEastAsia" w:cstheme="majorBidi"/>
       <w:i/>
       <w:iCs/>
-      <w:color w:val="365F91" w:themeColor="accent1" w:themeShade="BF"/>
+      <w:color w:val="376092" w:themeColor="accent1" w:themeShade="BF"/>
     </w:rPr>
   </w:style>
-  <w:style w:type="paragraph" w:styleId="Heading5">
+  <w:style w:type="paragraph" w:styleId="6">
     <w:name w:val="heading 5"/>
-    <w:basedOn w:val="Normal"/>
-    <w:next w:val="Normal"/>
-    <w:link w:val="Heading5Char"/>
-    <w:uiPriority w:val="9"/>
+    <w:basedOn w:val="1"/>
+    <w:next w:val="1"/>
+    <w:link w:val="19"/>
     <w:semiHidden/>
     <w:unhideWhenUsed/>
     <w:qFormat/>
-    <w:rsid w:val="0057301F"/>
+    <w:uiPriority w:val="9"/>
     <w:pPr>
       <w:keepNext/>
       <w:keepLines/>
@@ -7136,19 +7492,18 @@
     </w:pPr>
     <w:rPr>
       <w:rFonts w:eastAsiaTheme="majorEastAsia" w:cstheme="majorBidi"/>
-      <w:color w:val="365F91" w:themeColor="accent1" w:themeShade="BF"/>
+      <w:color w:val="376092" w:themeColor="accent1" w:themeShade="BF"/>
     </w:rPr>
   </w:style>
-  <w:style w:type="paragraph" w:styleId="Heading6">
+  <w:style w:type="paragraph" w:styleId="7">
     <w:name w:val="heading 6"/>
-    <w:basedOn w:val="Normal"/>
-    <w:next w:val="Normal"/>
-    <w:link w:val="Heading6Char"/>
-    <w:uiPriority w:val="9"/>
+    <w:basedOn w:val="1"/>
+    <w:next w:val="1"/>
+    <w:link w:val="20"/>
     <w:semiHidden/>
     <w:unhideWhenUsed/>
     <w:qFormat/>
-    <w:rsid w:val="0057301F"/>
+    <w:uiPriority w:val="9"/>
     <w:pPr>
       <w:keepNext/>
       <w:keepLines/>
@@ -7160,18 +7515,25 @@
       <w:i/>
       <w:iCs/>
       <w:color w:val="595959" w:themeColor="text1" w:themeTint="A6"/>
+      <w14:textFill>
+        <w14:solidFill>
+          <w14:schemeClr w14:val="tx1">
+            <w14:lumMod w14:val="65000"/>
+            <w14:lumOff w14:val="35000"/>
+          </w14:schemeClr>
+        </w14:solidFill>
+      </w14:textFill>
     </w:rPr>
   </w:style>
-  <w:style w:type="paragraph" w:styleId="Heading7">
+  <w:style w:type="paragraph" w:styleId="8">
     <w:name w:val="heading 7"/>
-    <w:basedOn w:val="Normal"/>
-    <w:next w:val="Normal"/>
-    <w:link w:val="Heading7Char"/>
-    <w:uiPriority w:val="9"/>
+    <w:basedOn w:val="1"/>
+    <w:next w:val="1"/>
+    <w:link w:val="21"/>
     <w:semiHidden/>
     <w:unhideWhenUsed/>
     <w:qFormat/>
-    <w:rsid w:val="0057301F"/>
+    <w:uiPriority w:val="9"/>
     <w:pPr>
       <w:keepNext/>
       <w:keepLines/>
@@ -7181,18 +7543,25 @@
     <w:rPr>
       <w:rFonts w:eastAsiaTheme="majorEastAsia" w:cstheme="majorBidi"/>
       <w:color w:val="595959" w:themeColor="text1" w:themeTint="A6"/>
+      <w14:textFill>
+        <w14:solidFill>
+          <w14:schemeClr w14:val="tx1">
+            <w14:lumMod w14:val="65000"/>
+            <w14:lumOff w14:val="35000"/>
+          </w14:schemeClr>
+        </w14:solidFill>
+      </w14:textFill>
     </w:rPr>
   </w:style>
-  <w:style w:type="paragraph" w:styleId="Heading8">
+  <w:style w:type="paragraph" w:styleId="9">
     <w:name w:val="heading 8"/>
-    <w:basedOn w:val="Normal"/>
-    <w:next w:val="Normal"/>
-    <w:link w:val="Heading8Char"/>
-    <w:uiPriority w:val="9"/>
+    <w:basedOn w:val="1"/>
+    <w:next w:val="1"/>
+    <w:link w:val="22"/>
     <w:semiHidden/>
     <w:unhideWhenUsed/>
     <w:qFormat/>
-    <w:rsid w:val="0057301F"/>
+    <w:uiPriority w:val="9"/>
     <w:pPr>
       <w:keepNext/>
       <w:keepLines/>
@@ -7203,19 +7572,26 @@
       <w:rFonts w:eastAsiaTheme="majorEastAsia" w:cstheme="majorBidi"/>
       <w:i/>
       <w:iCs/>
-      <w:color w:val="272727" w:themeColor="text1" w:themeTint="D8"/>
+      <w:color w:val="262626" w:themeColor="text1" w:themeTint="D9"/>
+      <w14:textFill>
+        <w14:solidFill>
+          <w14:schemeClr w14:val="tx1">
+            <w14:lumMod w14:val="85000"/>
+            <w14:lumOff w14:val="15000"/>
+          </w14:schemeClr>
+        </w14:solidFill>
+      </w14:textFill>
     </w:rPr>
   </w:style>
-  <w:style w:type="paragraph" w:styleId="Heading9">
+  <w:style w:type="paragraph" w:styleId="10">
     <w:name w:val="heading 9"/>
-    <w:basedOn w:val="Normal"/>
-    <w:next w:val="Normal"/>
-    <w:link w:val="Heading9Char"/>
-    <w:uiPriority w:val="9"/>
+    <w:basedOn w:val="1"/>
+    <w:next w:val="1"/>
+    <w:link w:val="23"/>
     <w:semiHidden/>
     <w:unhideWhenUsed/>
     <w:qFormat/>
-    <w:rsid w:val="0057301F"/>
+    <w:uiPriority w:val="9"/>
     <w:pPr>
       <w:keepNext/>
       <w:keepLines/>
@@ -7224,22 +7600,31 @@
     </w:pPr>
     <w:rPr>
       <w:rFonts w:eastAsiaTheme="majorEastAsia" w:cstheme="majorBidi"/>
-      <w:color w:val="272727" w:themeColor="text1" w:themeTint="D8"/>
+      <w:color w:val="262626" w:themeColor="text1" w:themeTint="D9"/>
+      <w14:textFill>
+        <w14:solidFill>
+          <w14:schemeClr w14:val="tx1">
+            <w14:lumMod w14:val="85000"/>
+            <w14:lumOff w14:val="15000"/>
+          </w14:schemeClr>
+        </w14:solidFill>
+      </w14:textFill>
     </w:rPr>
   </w:style>
-  <w:style w:type="character" w:default="1" w:styleId="DefaultParagraphFont">
+  <w:style w:type="character" w:default="1" w:styleId="11">
     <w:name w:val="Default Paragraph Font"/>
-    <w:uiPriority w:val="1"/>
     <w:semiHidden/>
     <w:unhideWhenUsed/>
+    <w:qFormat/>
+    <w:uiPriority w:val="1"/>
   </w:style>
-  <w:style w:type="table" w:default="1" w:styleId="TableNormal">
+  <w:style w:type="table" w:default="1" w:styleId="12">
     <w:name w:val="Normal Table"/>
-    <w:uiPriority w:val="99"/>
     <w:semiHidden/>
     <w:unhideWhenUsed/>
+    <w:qFormat/>
+    <w:uiPriority w:val="99"/>
     <w:tblPr>
-      <w:tblInd w:w="0" w:type="dxa"/>
       <w:tblCellMar>
         <w:top w:w="0" w:type="dxa"/>
         <w:left w:w="108" w:type="dxa"/>
@@ -7248,177 +7633,33 @@
       </w:tblCellMar>
     </w:tblPr>
   </w:style>
-  <w:style w:type="numbering" w:default="1" w:styleId="NoList">
-    <w:name w:val="No List"/>
-    <w:uiPriority w:val="99"/>
-    <w:semiHidden/>
-    <w:unhideWhenUsed/>
-  </w:style>
-  <w:style w:type="character" w:customStyle="1" w:styleId="Heading1Char">
-    <w:name w:val="Heading 1 Char"/>
-    <w:basedOn w:val="DefaultParagraphFont"/>
-    <w:link w:val="Heading1"/>
-    <w:uiPriority w:val="9"/>
-    <w:rsid w:val="0057301F"/>
-    <w:rPr>
-      <w:rFonts w:asciiTheme="majorHAnsi" w:eastAsiaTheme="majorEastAsia" w:hAnsiTheme="majorHAnsi" w:cstheme="majorBidi"/>
-      <w:color w:val="365F91" w:themeColor="accent1" w:themeShade="BF"/>
-      <w:sz w:val="40"/>
-      <w:szCs w:val="40"/>
-    </w:rPr>
-  </w:style>
-  <w:style w:type="character" w:customStyle="1" w:styleId="Heading2Char">
-    <w:name w:val="Heading 2 Char"/>
-    <w:basedOn w:val="DefaultParagraphFont"/>
-    <w:link w:val="Heading2"/>
-    <w:uiPriority w:val="9"/>
-    <w:semiHidden/>
-    <w:rsid w:val="0057301F"/>
-    <w:rPr>
-      <w:rFonts w:asciiTheme="majorHAnsi" w:eastAsiaTheme="majorEastAsia" w:hAnsiTheme="majorHAnsi" w:cstheme="majorBidi"/>
-      <w:color w:val="365F91" w:themeColor="accent1" w:themeShade="BF"/>
-      <w:sz w:val="32"/>
-      <w:szCs w:val="32"/>
-    </w:rPr>
-  </w:style>
-  <w:style w:type="character" w:customStyle="1" w:styleId="Heading3Char">
-    <w:name w:val="Heading 3 Char"/>
-    <w:basedOn w:val="DefaultParagraphFont"/>
-    <w:link w:val="Heading3"/>
-    <w:uiPriority w:val="9"/>
-    <w:semiHidden/>
-    <w:rsid w:val="0057301F"/>
-    <w:rPr>
-      <w:rFonts w:eastAsiaTheme="majorEastAsia" w:cstheme="majorBidi"/>
-      <w:color w:val="365F91" w:themeColor="accent1" w:themeShade="BF"/>
-      <w:sz w:val="28"/>
-      <w:szCs w:val="28"/>
-    </w:rPr>
-  </w:style>
-  <w:style w:type="character" w:customStyle="1" w:styleId="Heading4Char">
-    <w:name w:val="Heading 4 Char"/>
-    <w:basedOn w:val="DefaultParagraphFont"/>
-    <w:link w:val="Heading4"/>
-    <w:uiPriority w:val="9"/>
-    <w:semiHidden/>
-    <w:rsid w:val="0057301F"/>
-    <w:rPr>
-      <w:rFonts w:eastAsiaTheme="majorEastAsia" w:cstheme="majorBidi"/>
-      <w:i/>
-      <w:iCs/>
-      <w:color w:val="365F91" w:themeColor="accent1" w:themeShade="BF"/>
-    </w:rPr>
-  </w:style>
-  <w:style w:type="character" w:customStyle="1" w:styleId="Heading5Char">
-    <w:name w:val="Heading 5 Char"/>
-    <w:basedOn w:val="DefaultParagraphFont"/>
-    <w:link w:val="Heading5"/>
-    <w:uiPriority w:val="9"/>
-    <w:semiHidden/>
-    <w:rsid w:val="0057301F"/>
-    <w:rPr>
-      <w:rFonts w:eastAsiaTheme="majorEastAsia" w:cstheme="majorBidi"/>
-      <w:color w:val="365F91" w:themeColor="accent1" w:themeShade="BF"/>
-    </w:rPr>
-  </w:style>
-  <w:style w:type="character" w:customStyle="1" w:styleId="Heading6Char">
-    <w:name w:val="Heading 6 Char"/>
-    <w:basedOn w:val="DefaultParagraphFont"/>
-    <w:link w:val="Heading6"/>
-    <w:uiPriority w:val="9"/>
-    <w:semiHidden/>
-    <w:rsid w:val="0057301F"/>
-    <w:rPr>
-      <w:rFonts w:eastAsiaTheme="majorEastAsia" w:cstheme="majorBidi"/>
-      <w:i/>
-      <w:iCs/>
-      <w:color w:val="595959" w:themeColor="text1" w:themeTint="A6"/>
-    </w:rPr>
-  </w:style>
-  <w:style w:type="character" w:customStyle="1" w:styleId="Heading7Char">
-    <w:name w:val="Heading 7 Char"/>
-    <w:basedOn w:val="DefaultParagraphFont"/>
-    <w:link w:val="Heading7"/>
-    <w:uiPriority w:val="9"/>
-    <w:semiHidden/>
-    <w:rsid w:val="0057301F"/>
-    <w:rPr>
-      <w:rFonts w:eastAsiaTheme="majorEastAsia" w:cstheme="majorBidi"/>
-      <w:color w:val="595959" w:themeColor="text1" w:themeTint="A6"/>
-    </w:rPr>
-  </w:style>
-  <w:style w:type="character" w:customStyle="1" w:styleId="Heading8Char">
-    <w:name w:val="Heading 8 Char"/>
-    <w:basedOn w:val="DefaultParagraphFont"/>
-    <w:link w:val="Heading8"/>
-    <w:uiPriority w:val="9"/>
-    <w:semiHidden/>
-    <w:rsid w:val="0057301F"/>
-    <w:rPr>
-      <w:rFonts w:eastAsiaTheme="majorEastAsia" w:cstheme="majorBidi"/>
-      <w:i/>
-      <w:iCs/>
-      <w:color w:val="272727" w:themeColor="text1" w:themeTint="D8"/>
-    </w:rPr>
-  </w:style>
-  <w:style w:type="character" w:customStyle="1" w:styleId="Heading9Char">
-    <w:name w:val="Heading 9 Char"/>
-    <w:basedOn w:val="DefaultParagraphFont"/>
-    <w:link w:val="Heading9"/>
-    <w:uiPriority w:val="9"/>
-    <w:semiHidden/>
-    <w:rsid w:val="0057301F"/>
-    <w:rPr>
-      <w:rFonts w:eastAsiaTheme="majorEastAsia" w:cstheme="majorBidi"/>
-      <w:color w:val="272727" w:themeColor="text1" w:themeTint="D8"/>
-    </w:rPr>
-  </w:style>
-  <w:style w:type="paragraph" w:styleId="Title">
+  <w:style w:type="paragraph" w:styleId="13">
     <w:name w:val="Title"/>
-    <w:basedOn w:val="Normal"/>
-    <w:next w:val="Normal"/>
-    <w:link w:val="TitleChar"/>
+    <w:basedOn w:val="1"/>
+    <w:next w:val="1"/>
+    <w:link w:val="24"/>
+    <w:qFormat/>
     <w:uiPriority w:val="10"/>
-    <w:qFormat/>
-    <w:rsid w:val="0057301F"/>
     <w:pPr>
       <w:spacing w:after="80" w:line="240" w:lineRule="auto"/>
       <w:contextualSpacing/>
     </w:pPr>
     <w:rPr>
-      <w:rFonts w:asciiTheme="majorHAnsi" w:eastAsiaTheme="majorEastAsia" w:hAnsiTheme="majorHAnsi" w:cstheme="majorBidi"/>
+      <w:rFonts w:asciiTheme="majorHAnsi" w:hAnsiTheme="majorHAnsi" w:eastAsiaTheme="majorEastAsia" w:cstheme="majorBidi"/>
       <w:spacing w:val="-10"/>
       <w:kern w:val="28"/>
       <w:sz w:val="56"/>
       <w:szCs w:val="56"/>
     </w:rPr>
   </w:style>
-  <w:style w:type="character" w:customStyle="1" w:styleId="TitleChar">
-    <w:name w:val="Title Char"/>
-    <w:basedOn w:val="DefaultParagraphFont"/>
-    <w:link w:val="Title"/>
-    <w:uiPriority w:val="10"/>
-    <w:rsid w:val="0057301F"/>
-    <w:rPr>
-      <w:rFonts w:asciiTheme="majorHAnsi" w:eastAsiaTheme="majorEastAsia" w:hAnsiTheme="majorHAnsi" w:cstheme="majorBidi"/>
-      <w:spacing w:val="-10"/>
-      <w:kern w:val="28"/>
-      <w:sz w:val="56"/>
-      <w:szCs w:val="56"/>
-    </w:rPr>
-  </w:style>
-  <w:style w:type="paragraph" w:styleId="Subtitle">
+  <w:style w:type="paragraph" w:styleId="14">
     <w:name w:val="Subtitle"/>
-    <w:basedOn w:val="Normal"/>
-    <w:next w:val="Normal"/>
-    <w:link w:val="SubtitleChar"/>
+    <w:basedOn w:val="1"/>
+    <w:next w:val="1"/>
+    <w:link w:val="25"/>
+    <w:qFormat/>
     <w:uiPriority w:val="11"/>
-    <w:qFormat/>
-    <w:rsid w:val="0057301F"/>
     <w:pPr>
-      <w:numPr>
-        <w:ilvl w:val="1"/>
-      </w:numPr>
       <w:spacing w:after="160"/>
     </w:pPr>
     <w:rPr>
@@ -7427,30 +7668,210 @@
       <w:spacing w:val="15"/>
       <w:sz w:val="28"/>
       <w:szCs w:val="28"/>
+      <w14:textFill>
+        <w14:solidFill>
+          <w14:schemeClr w14:val="tx1">
+            <w14:lumMod w14:val="65000"/>
+            <w14:lumOff w14:val="35000"/>
+          </w14:schemeClr>
+        </w14:solidFill>
+      </w14:textFill>
     </w:rPr>
   </w:style>
-  <w:style w:type="character" w:customStyle="1" w:styleId="SubtitleChar">
+  <w:style w:type="character" w:customStyle="1" w:styleId="15">
+    <w:name w:val="Heading 1 Char"/>
+    <w:basedOn w:val="11"/>
+    <w:link w:val="2"/>
+    <w:qFormat/>
+    <w:uiPriority w:val="9"/>
+    <w:rPr>
+      <w:rFonts w:asciiTheme="majorHAnsi" w:hAnsiTheme="majorHAnsi" w:eastAsiaTheme="majorEastAsia" w:cstheme="majorBidi"/>
+      <w:color w:val="376092" w:themeColor="accent1" w:themeShade="BF"/>
+      <w:sz w:val="40"/>
+      <w:szCs w:val="40"/>
+    </w:rPr>
+  </w:style>
+  <w:style w:type="character" w:customStyle="1" w:styleId="16">
+    <w:name w:val="Heading 2 Char"/>
+    <w:basedOn w:val="11"/>
+    <w:link w:val="3"/>
+    <w:semiHidden/>
+    <w:qFormat/>
+    <w:uiPriority w:val="9"/>
+    <w:rPr>
+      <w:rFonts w:asciiTheme="majorHAnsi" w:hAnsiTheme="majorHAnsi" w:eastAsiaTheme="majorEastAsia" w:cstheme="majorBidi"/>
+      <w:color w:val="376092" w:themeColor="accent1" w:themeShade="BF"/>
+      <w:sz w:val="32"/>
+      <w:szCs w:val="32"/>
+    </w:rPr>
+  </w:style>
+  <w:style w:type="character" w:customStyle="1" w:styleId="17">
+    <w:name w:val="Heading 3 Char"/>
+    <w:basedOn w:val="11"/>
+    <w:link w:val="4"/>
+    <w:semiHidden/>
+    <w:qFormat/>
+    <w:uiPriority w:val="9"/>
+    <w:rPr>
+      <w:rFonts w:eastAsiaTheme="majorEastAsia" w:cstheme="majorBidi"/>
+      <w:color w:val="376092" w:themeColor="accent1" w:themeShade="BF"/>
+      <w:sz w:val="28"/>
+      <w:szCs w:val="28"/>
+    </w:rPr>
+  </w:style>
+  <w:style w:type="character" w:customStyle="1" w:styleId="18">
+    <w:name w:val="Heading 4 Char"/>
+    <w:basedOn w:val="11"/>
+    <w:link w:val="5"/>
+    <w:semiHidden/>
+    <w:qFormat/>
+    <w:uiPriority w:val="9"/>
+    <w:rPr>
+      <w:rFonts w:eastAsiaTheme="majorEastAsia" w:cstheme="majorBidi"/>
+      <w:i/>
+      <w:iCs/>
+      <w:color w:val="376092" w:themeColor="accent1" w:themeShade="BF"/>
+    </w:rPr>
+  </w:style>
+  <w:style w:type="character" w:customStyle="1" w:styleId="19">
+    <w:name w:val="Heading 5 Char"/>
+    <w:basedOn w:val="11"/>
+    <w:link w:val="6"/>
+    <w:semiHidden/>
+    <w:qFormat/>
+    <w:uiPriority w:val="9"/>
+    <w:rPr>
+      <w:rFonts w:eastAsiaTheme="majorEastAsia" w:cstheme="majorBidi"/>
+      <w:color w:val="376092" w:themeColor="accent1" w:themeShade="BF"/>
+    </w:rPr>
+  </w:style>
+  <w:style w:type="character" w:customStyle="1" w:styleId="20">
+    <w:name w:val="Heading 6 Char"/>
+    <w:basedOn w:val="11"/>
+    <w:link w:val="7"/>
+    <w:semiHidden/>
+    <w:qFormat/>
+    <w:uiPriority w:val="9"/>
+    <w:rPr>
+      <w:rFonts w:eastAsiaTheme="majorEastAsia" w:cstheme="majorBidi"/>
+      <w:i/>
+      <w:iCs/>
+      <w:color w:val="595959" w:themeColor="text1" w:themeTint="A6"/>
+      <w14:textFill>
+        <w14:solidFill>
+          <w14:schemeClr w14:val="tx1">
+            <w14:lumMod w14:val="65000"/>
+            <w14:lumOff w14:val="35000"/>
+          </w14:schemeClr>
+        </w14:solidFill>
+      </w14:textFill>
+    </w:rPr>
+  </w:style>
+  <w:style w:type="character" w:customStyle="1" w:styleId="21">
+    <w:name w:val="Heading 7 Char"/>
+    <w:basedOn w:val="11"/>
+    <w:link w:val="8"/>
+    <w:semiHidden/>
+    <w:qFormat/>
+    <w:uiPriority w:val="9"/>
+    <w:rPr>
+      <w:rFonts w:eastAsiaTheme="majorEastAsia" w:cstheme="majorBidi"/>
+      <w:color w:val="595959" w:themeColor="text1" w:themeTint="A6"/>
+      <w14:textFill>
+        <w14:solidFill>
+          <w14:schemeClr w14:val="tx1">
+            <w14:lumMod w14:val="65000"/>
+            <w14:lumOff w14:val="35000"/>
+          </w14:schemeClr>
+        </w14:solidFill>
+      </w14:textFill>
+    </w:rPr>
+  </w:style>
+  <w:style w:type="character" w:customStyle="1" w:styleId="22">
+    <w:name w:val="Heading 8 Char"/>
+    <w:basedOn w:val="11"/>
+    <w:link w:val="9"/>
+    <w:semiHidden/>
+    <w:qFormat/>
+    <w:uiPriority w:val="9"/>
+    <w:rPr>
+      <w:rFonts w:eastAsiaTheme="majorEastAsia" w:cstheme="majorBidi"/>
+      <w:i/>
+      <w:iCs/>
+      <w:color w:val="262626" w:themeColor="text1" w:themeTint="D9"/>
+      <w14:textFill>
+        <w14:solidFill>
+          <w14:schemeClr w14:val="tx1">
+            <w14:lumMod w14:val="85000"/>
+            <w14:lumOff w14:val="15000"/>
+          </w14:schemeClr>
+        </w14:solidFill>
+      </w14:textFill>
+    </w:rPr>
+  </w:style>
+  <w:style w:type="character" w:customStyle="1" w:styleId="23">
+    <w:name w:val="Heading 9 Char"/>
+    <w:basedOn w:val="11"/>
+    <w:link w:val="10"/>
+    <w:semiHidden/>
+    <w:qFormat/>
+    <w:uiPriority w:val="9"/>
+    <w:rPr>
+      <w:rFonts w:eastAsiaTheme="majorEastAsia" w:cstheme="majorBidi"/>
+      <w:color w:val="262626" w:themeColor="text1" w:themeTint="D9"/>
+      <w14:textFill>
+        <w14:solidFill>
+          <w14:schemeClr w14:val="tx1">
+            <w14:lumMod w14:val="85000"/>
+            <w14:lumOff w14:val="15000"/>
+          </w14:schemeClr>
+        </w14:solidFill>
+      </w14:textFill>
+    </w:rPr>
+  </w:style>
+  <w:style w:type="character" w:customStyle="1" w:styleId="24">
+    <w:name w:val="Title Char"/>
+    <w:basedOn w:val="11"/>
+    <w:link w:val="13"/>
+    <w:qFormat/>
+    <w:uiPriority w:val="10"/>
+    <w:rPr>
+      <w:rFonts w:asciiTheme="majorHAnsi" w:hAnsiTheme="majorHAnsi" w:eastAsiaTheme="majorEastAsia" w:cstheme="majorBidi"/>
+      <w:spacing w:val="-10"/>
+      <w:kern w:val="28"/>
+      <w:sz w:val="56"/>
+      <w:szCs w:val="56"/>
+    </w:rPr>
+  </w:style>
+  <w:style w:type="character" w:customStyle="1" w:styleId="25">
     <w:name w:val="Subtitle Char"/>
-    <w:basedOn w:val="DefaultParagraphFont"/>
-    <w:link w:val="Subtitle"/>
+    <w:basedOn w:val="11"/>
+    <w:link w:val="14"/>
+    <w:qFormat/>
     <w:uiPriority w:val="11"/>
-    <w:rsid w:val="0057301F"/>
     <w:rPr>
       <w:rFonts w:eastAsiaTheme="majorEastAsia" w:cstheme="majorBidi"/>
       <w:color w:val="595959" w:themeColor="text1" w:themeTint="A6"/>
       <w:spacing w:val="15"/>
       <w:sz w:val="28"/>
       <w:szCs w:val="28"/>
+      <w14:textFill>
+        <w14:solidFill>
+          <w14:schemeClr w14:val="tx1">
+            <w14:lumMod w14:val="65000"/>
+            <w14:lumOff w14:val="35000"/>
+          </w14:schemeClr>
+        </w14:solidFill>
+      </w14:textFill>
     </w:rPr>
   </w:style>
-  <w:style w:type="paragraph" w:styleId="Quote">
+  <w:style w:type="paragraph" w:styleId="26">
     <w:name w:val="Quote"/>
-    <w:basedOn w:val="Normal"/>
-    <w:next w:val="Normal"/>
-    <w:link w:val="QuoteChar"/>
+    <w:basedOn w:val="1"/>
+    <w:next w:val="1"/>
+    <w:link w:val="27"/>
+    <w:qFormat/>
     <w:uiPriority w:val="29"/>
-    <w:qFormat/>
-    <w:rsid w:val="0057301F"/>
     <w:pPr>
       <w:spacing w:before="160" w:after="160"/>
       <w:jc w:val="center"/>
@@ -7459,55 +7880,68 @@
       <w:i/>
       <w:iCs/>
       <w:color w:val="404040" w:themeColor="text1" w:themeTint="BF"/>
+      <w14:textFill>
+        <w14:solidFill>
+          <w14:schemeClr w14:val="tx1">
+            <w14:lumMod w14:val="75000"/>
+            <w14:lumOff w14:val="25000"/>
+          </w14:schemeClr>
+        </w14:solidFill>
+      </w14:textFill>
     </w:rPr>
   </w:style>
-  <w:style w:type="character" w:customStyle="1" w:styleId="QuoteChar">
+  <w:style w:type="character" w:customStyle="1" w:styleId="27">
     <w:name w:val="Quote Char"/>
-    <w:basedOn w:val="DefaultParagraphFont"/>
-    <w:link w:val="Quote"/>
+    <w:basedOn w:val="11"/>
+    <w:link w:val="26"/>
+    <w:qFormat/>
     <w:uiPriority w:val="29"/>
-    <w:rsid w:val="0057301F"/>
     <w:rPr>
       <w:i/>
       <w:iCs/>
       <w:color w:val="404040" w:themeColor="text1" w:themeTint="BF"/>
+      <w14:textFill>
+        <w14:solidFill>
+          <w14:schemeClr w14:val="tx1">
+            <w14:lumMod w14:val="75000"/>
+            <w14:lumOff w14:val="25000"/>
+          </w14:schemeClr>
+        </w14:solidFill>
+      </w14:textFill>
     </w:rPr>
   </w:style>
-  <w:style w:type="paragraph" w:styleId="ListParagraph">
+  <w:style w:type="paragraph" w:styleId="28">
     <w:name w:val="List Paragraph"/>
-    <w:basedOn w:val="Normal"/>
+    <w:basedOn w:val="1"/>
+    <w:qFormat/>
     <w:uiPriority w:val="34"/>
-    <w:qFormat/>
-    <w:rsid w:val="0057301F"/>
     <w:pPr>
       <w:ind w:left="720"/>
       <w:contextualSpacing/>
     </w:pPr>
   </w:style>
-  <w:style w:type="character" w:styleId="IntenseEmphasis">
+  <w:style w:type="character" w:customStyle="1" w:styleId="29">
     <w:name w:val="Intense Emphasis"/>
-    <w:basedOn w:val="DefaultParagraphFont"/>
+    <w:basedOn w:val="11"/>
+    <w:qFormat/>
     <w:uiPriority w:val="21"/>
-    <w:qFormat/>
-    <w:rsid w:val="0057301F"/>
     <w:rPr>
       <w:i/>
       <w:iCs/>
-      <w:color w:val="365F91" w:themeColor="accent1" w:themeShade="BF"/>
+      <w:color w:val="376092" w:themeColor="accent1" w:themeShade="BF"/>
     </w:rPr>
   </w:style>
-  <w:style w:type="paragraph" w:styleId="IntenseQuote">
+  <w:style w:type="paragraph" w:styleId="30">
     <w:name w:val="Intense Quote"/>
-    <w:basedOn w:val="Normal"/>
-    <w:next w:val="Normal"/>
-    <w:link w:val="IntenseQuoteChar"/>
+    <w:basedOn w:val="1"/>
+    <w:next w:val="1"/>
+    <w:link w:val="31"/>
+    <w:qFormat/>
     <w:uiPriority w:val="30"/>
-    <w:qFormat/>
-    <w:rsid w:val="0057301F"/>
     <w:pPr>
       <w:pBdr>
-        <w:top w:val="single" w:sz="4" w:space="10" w:color="365F91" w:themeColor="accent1" w:themeShade="BF"/>
-        <w:bottom w:val="single" w:sz="4" w:space="10" w:color="365F91" w:themeColor="accent1" w:themeShade="BF"/>
+        <w:top w:val="single" w:color="366091" w:themeColor="accent1" w:themeShade="BF" w:sz="4" w:space="10"/>
+        <w:bottom w:val="single" w:color="366091" w:themeColor="accent1" w:themeShade="BF" w:sz="4" w:space="10"/>
       </w:pBdr>
       <w:spacing w:before="360" w:after="360"/>
       <w:ind w:left="864" w:right="864"/>
@@ -7516,32 +7950,31 @@
     <w:rPr>
       <w:i/>
       <w:iCs/>
-      <w:color w:val="365F91" w:themeColor="accent1" w:themeShade="BF"/>
+      <w:color w:val="376092" w:themeColor="accent1" w:themeShade="BF"/>
     </w:rPr>
   </w:style>
-  <w:style w:type="character" w:customStyle="1" w:styleId="IntenseQuoteChar">
+  <w:style w:type="character" w:customStyle="1" w:styleId="31">
     <w:name w:val="Intense Quote Char"/>
-    <w:basedOn w:val="DefaultParagraphFont"/>
-    <w:link w:val="IntenseQuote"/>
+    <w:basedOn w:val="11"/>
+    <w:link w:val="30"/>
+    <w:qFormat/>
     <w:uiPriority w:val="30"/>
-    <w:rsid w:val="0057301F"/>
     <w:rPr>
       <w:i/>
       <w:iCs/>
-      <w:color w:val="365F91" w:themeColor="accent1" w:themeShade="BF"/>
+      <w:color w:val="376092" w:themeColor="accent1" w:themeShade="BF"/>
     </w:rPr>
   </w:style>
-  <w:style w:type="character" w:styleId="IntenseReference">
+  <w:style w:type="character" w:customStyle="1" w:styleId="32">
     <w:name w:val="Intense Reference"/>
-    <w:basedOn w:val="DefaultParagraphFont"/>
+    <w:basedOn w:val="11"/>
+    <w:qFormat/>
     <w:uiPriority w:val="32"/>
-    <w:qFormat/>
-    <w:rsid w:val="0057301F"/>
     <w:rPr>
       <w:b/>
       <w:bCs/>
       <w:smallCaps/>
-      <w:color w:val="365F91" w:themeColor="accent1" w:themeShade="BF"/>
+      <w:color w:val="376092" w:themeColor="accent1" w:themeShade="BF"/>
       <w:spacing w:val="5"/>
     </w:rPr>
   </w:style>
@@ -7829,6 +8262,5 @@
     </a:fmtScheme>
   </a:themeElements>
   <a:objectDefaults/>
-  <a:extraClrSchemeLst/>
 </a:theme>
 </file>